--- a/progress-report/BÁO CÁO TIẾN ĐỘ CÔNG VIỆC.docx
+++ b/progress-report/BÁO CÁO TIẾN ĐỘ CÔNG VIỆC.docx
@@ -6,14 +6,14 @@
       <w:pPr>
         <w:jc w:val="center"/>
         <w:rPr>
-          <w:rFonts w:ascii="Times New Roman" w:hAnsi="Times New Roman"/>
+          <w:rFonts w:ascii="Times New Roman" w:hAnsi="Times New Roman" w:cs="Times New Roman"/>
           <w:b/>
           <w:bCs/>
         </w:rPr>
       </w:pPr>
       <w:r>
         <w:rPr>
-          <w:rFonts w:ascii="Times New Roman" w:hAnsi="Times New Roman"/>
+          <w:rFonts w:ascii="Times New Roman" w:hAnsi="Times New Roman" w:cs="Times New Roman"/>
           <w:b/>
           <w:bCs/>
         </w:rPr>
@@ -27,112 +27,113 @@
           <w:ilvl w:val="0"/>
           <w:numId w:val="2"/>
         </w:numPr>
-        <w:rPr>
-          <w:rFonts w:ascii="Times New Roman" w:hAnsi="Times New Roman"/>
-        </w:rPr>
-      </w:pPr>
-      <w:proofErr w:type="spellStart"/>
-      <w:r>
-        <w:rPr>
-          <w:rFonts w:ascii="Times New Roman" w:hAnsi="Times New Roman"/>
+        <w:jc w:val="both"/>
+        <w:rPr>
+          <w:rFonts w:ascii="Times New Roman" w:hAnsi="Times New Roman" w:cs="Times New Roman"/>
+        </w:rPr>
+      </w:pPr>
+      <w:proofErr w:type="spellStart"/>
+      <w:r>
+        <w:rPr>
+          <w:rFonts w:ascii="Times New Roman" w:hAnsi="Times New Roman" w:cs="Times New Roman"/>
         </w:rPr>
         <w:t>Tìm</w:t>
       </w:r>
       <w:proofErr w:type="spellEnd"/>
       <w:r>
         <w:rPr>
-          <w:rFonts w:ascii="Times New Roman" w:hAnsi="Times New Roman"/>
-        </w:rPr>
-        <w:t xml:space="preserve"> </w:t>
-      </w:r>
-      <w:proofErr w:type="spellStart"/>
-      <w:r>
-        <w:rPr>
-          <w:rFonts w:ascii="Times New Roman" w:hAnsi="Times New Roman"/>
+          <w:rFonts w:ascii="Times New Roman" w:hAnsi="Times New Roman" w:cs="Times New Roman"/>
+        </w:rPr>
+        <w:t xml:space="preserve"> </w:t>
+      </w:r>
+      <w:proofErr w:type="spellStart"/>
+      <w:r>
+        <w:rPr>
+          <w:rFonts w:ascii="Times New Roman" w:hAnsi="Times New Roman" w:cs="Times New Roman"/>
         </w:rPr>
         <w:t>hiểu</w:t>
       </w:r>
       <w:proofErr w:type="spellEnd"/>
       <w:r>
         <w:rPr>
-          <w:rFonts w:ascii="Times New Roman" w:hAnsi="Times New Roman"/>
-        </w:rPr>
-        <w:t xml:space="preserve"> </w:t>
-      </w:r>
-      <w:proofErr w:type="spellStart"/>
-      <w:r>
-        <w:rPr>
-          <w:rFonts w:ascii="Times New Roman" w:hAnsi="Times New Roman"/>
+          <w:rFonts w:ascii="Times New Roman" w:hAnsi="Times New Roman" w:cs="Times New Roman"/>
+        </w:rPr>
+        <w:t xml:space="preserve"> </w:t>
+      </w:r>
+      <w:proofErr w:type="spellStart"/>
+      <w:r>
+        <w:rPr>
+          <w:rFonts w:ascii="Times New Roman" w:hAnsi="Times New Roman" w:cs="Times New Roman"/>
         </w:rPr>
         <w:t>tài</w:t>
       </w:r>
       <w:proofErr w:type="spellEnd"/>
       <w:r>
         <w:rPr>
-          <w:rFonts w:ascii="Times New Roman" w:hAnsi="Times New Roman"/>
-        </w:rPr>
-        <w:t xml:space="preserve"> </w:t>
-      </w:r>
-      <w:proofErr w:type="spellStart"/>
-      <w:r>
-        <w:rPr>
-          <w:rFonts w:ascii="Times New Roman" w:hAnsi="Times New Roman"/>
+          <w:rFonts w:ascii="Times New Roman" w:hAnsi="Times New Roman" w:cs="Times New Roman"/>
+        </w:rPr>
+        <w:t xml:space="preserve"> </w:t>
+      </w:r>
+      <w:proofErr w:type="spellStart"/>
+      <w:r>
+        <w:rPr>
+          <w:rFonts w:ascii="Times New Roman" w:hAnsi="Times New Roman" w:cs="Times New Roman"/>
         </w:rPr>
         <w:t>liệu</w:t>
       </w:r>
       <w:proofErr w:type="spellEnd"/>
       <w:r>
         <w:rPr>
-          <w:rFonts w:ascii="Times New Roman" w:hAnsi="Times New Roman"/>
-        </w:rPr>
-        <w:t xml:space="preserve"> </w:t>
-      </w:r>
-      <w:proofErr w:type="spellStart"/>
-      <w:r>
-        <w:rPr>
-          <w:rFonts w:ascii="Times New Roman" w:hAnsi="Times New Roman"/>
+          <w:rFonts w:ascii="Times New Roman" w:hAnsi="Times New Roman" w:cs="Times New Roman"/>
+        </w:rPr>
+        <w:t xml:space="preserve"> </w:t>
+      </w:r>
+      <w:proofErr w:type="spellStart"/>
+      <w:r>
+        <w:rPr>
+          <w:rFonts w:ascii="Times New Roman" w:hAnsi="Times New Roman" w:cs="Times New Roman"/>
         </w:rPr>
         <w:t>và</w:t>
       </w:r>
       <w:proofErr w:type="spellEnd"/>
       <w:r>
         <w:rPr>
-          <w:rFonts w:ascii="Times New Roman" w:hAnsi="Times New Roman"/>
-        </w:rPr>
-        <w:t xml:space="preserve"> </w:t>
-      </w:r>
-      <w:proofErr w:type="spellStart"/>
-      <w:r>
-        <w:rPr>
-          <w:rFonts w:ascii="Times New Roman" w:hAnsi="Times New Roman"/>
+          <w:rFonts w:ascii="Times New Roman" w:hAnsi="Times New Roman" w:cs="Times New Roman"/>
+        </w:rPr>
+        <w:t xml:space="preserve"> </w:t>
+      </w:r>
+      <w:proofErr w:type="spellStart"/>
+      <w:r>
+        <w:rPr>
+          <w:rFonts w:ascii="Times New Roman" w:hAnsi="Times New Roman" w:cs="Times New Roman"/>
         </w:rPr>
         <w:t>lập</w:t>
       </w:r>
       <w:proofErr w:type="spellEnd"/>
       <w:r>
         <w:rPr>
-          <w:rFonts w:ascii="Times New Roman" w:hAnsi="Times New Roman"/>
-        </w:rPr>
-        <w:t xml:space="preserve"> </w:t>
-      </w:r>
-      <w:proofErr w:type="spellStart"/>
-      <w:r>
-        <w:rPr>
-          <w:rFonts w:ascii="Times New Roman" w:hAnsi="Times New Roman"/>
+          <w:rFonts w:ascii="Times New Roman" w:hAnsi="Times New Roman" w:cs="Times New Roman"/>
+        </w:rPr>
+        <w:t xml:space="preserve"> </w:t>
+      </w:r>
+      <w:proofErr w:type="spellStart"/>
+      <w:r>
+        <w:rPr>
+          <w:rFonts w:ascii="Times New Roman" w:hAnsi="Times New Roman" w:cs="Times New Roman"/>
         </w:rPr>
         <w:t>kế</w:t>
       </w:r>
       <w:proofErr w:type="spellEnd"/>
       <w:r>
         <w:rPr>
-          <w:rFonts w:ascii="Times New Roman" w:hAnsi="Times New Roman"/>
-        </w:rPr>
-        <w:t xml:space="preserve"> </w:t>
-      </w:r>
-      <w:proofErr w:type="spellStart"/>
-      <w:r>
-        <w:rPr>
-          <w:rFonts w:ascii="Times New Roman" w:hAnsi="Times New Roman"/>
+          <w:rFonts w:ascii="Times New Roman" w:hAnsi="Times New Roman" w:cs="Times New Roman"/>
+        </w:rPr>
+        <w:t xml:space="preserve"> </w:t>
+      </w:r>
+      <w:proofErr w:type="spellStart"/>
+      <w:r>
+        <w:rPr>
+          <w:rFonts w:ascii="Times New Roman" w:hAnsi="Times New Roman" w:cs="Times New Roman"/>
         </w:rPr>
         <w:t>hoạch</w:t>
       </w:r>
@@ -145,371 +146,372 @@
           <w:ilvl w:val="0"/>
           <w:numId w:val="5"/>
         </w:numPr>
-        <w:rPr>
-          <w:rFonts w:ascii="Times New Roman" w:hAnsi="Times New Roman"/>
-        </w:rPr>
-      </w:pPr>
-      <w:proofErr w:type="spellStart"/>
-      <w:r>
-        <w:rPr>
-          <w:rFonts w:ascii="Times New Roman" w:hAnsi="Times New Roman"/>
+        <w:jc w:val="both"/>
+        <w:rPr>
+          <w:rFonts w:ascii="Times New Roman" w:hAnsi="Times New Roman" w:cs="Times New Roman"/>
+        </w:rPr>
+      </w:pPr>
+      <w:proofErr w:type="spellStart"/>
+      <w:r>
+        <w:rPr>
+          <w:rFonts w:ascii="Times New Roman" w:hAnsi="Times New Roman" w:cs="Times New Roman"/>
         </w:rPr>
         <w:t>Tìm</w:t>
       </w:r>
       <w:proofErr w:type="spellEnd"/>
       <w:r>
         <w:rPr>
-          <w:rFonts w:ascii="Times New Roman" w:hAnsi="Times New Roman"/>
-        </w:rPr>
-        <w:t xml:space="preserve"> </w:t>
-      </w:r>
-      <w:proofErr w:type="spellStart"/>
-      <w:r>
-        <w:rPr>
-          <w:rFonts w:ascii="Times New Roman" w:hAnsi="Times New Roman"/>
+          <w:rFonts w:ascii="Times New Roman" w:hAnsi="Times New Roman" w:cs="Times New Roman"/>
+        </w:rPr>
+        <w:t xml:space="preserve"> </w:t>
+      </w:r>
+      <w:proofErr w:type="spellStart"/>
+      <w:r>
+        <w:rPr>
+          <w:rFonts w:ascii="Times New Roman" w:hAnsi="Times New Roman" w:cs="Times New Roman"/>
         </w:rPr>
         <w:t>hiểu</w:t>
       </w:r>
       <w:proofErr w:type="spellEnd"/>
       <w:r>
         <w:rPr>
-          <w:rFonts w:ascii="Times New Roman" w:hAnsi="Times New Roman"/>
-        </w:rPr>
-        <w:t xml:space="preserve"> </w:t>
-      </w:r>
-      <w:proofErr w:type="spellStart"/>
-      <w:r>
-        <w:rPr>
-          <w:rFonts w:ascii="Times New Roman" w:hAnsi="Times New Roman"/>
+          <w:rFonts w:ascii="Times New Roman" w:hAnsi="Times New Roman" w:cs="Times New Roman"/>
+        </w:rPr>
+        <w:t xml:space="preserve"> </w:t>
+      </w:r>
+      <w:proofErr w:type="spellStart"/>
+      <w:r>
+        <w:rPr>
+          <w:rFonts w:ascii="Times New Roman" w:hAnsi="Times New Roman" w:cs="Times New Roman"/>
         </w:rPr>
         <w:t>các</w:t>
       </w:r>
       <w:proofErr w:type="spellEnd"/>
       <w:r>
         <w:rPr>
-          <w:rFonts w:ascii="Times New Roman" w:hAnsi="Times New Roman"/>
-        </w:rPr>
-        <w:t xml:space="preserve"> </w:t>
-      </w:r>
-      <w:proofErr w:type="spellStart"/>
-      <w:r>
-        <w:rPr>
-          <w:rFonts w:ascii="Times New Roman" w:hAnsi="Times New Roman"/>
+          <w:rFonts w:ascii="Times New Roman" w:hAnsi="Times New Roman" w:cs="Times New Roman"/>
+        </w:rPr>
+        <w:t xml:space="preserve"> </w:t>
+      </w:r>
+      <w:proofErr w:type="spellStart"/>
+      <w:r>
+        <w:rPr>
+          <w:rFonts w:ascii="Times New Roman" w:hAnsi="Times New Roman" w:cs="Times New Roman"/>
         </w:rPr>
         <w:t>dự</w:t>
       </w:r>
       <w:proofErr w:type="spellEnd"/>
       <w:r>
         <w:rPr>
-          <w:rFonts w:ascii="Times New Roman" w:hAnsi="Times New Roman"/>
-        </w:rPr>
-        <w:t xml:space="preserve"> </w:t>
-      </w:r>
-      <w:proofErr w:type="spellStart"/>
-      <w:r>
-        <w:rPr>
-          <w:rFonts w:ascii="Times New Roman" w:hAnsi="Times New Roman"/>
+          <w:rFonts w:ascii="Times New Roman" w:hAnsi="Times New Roman" w:cs="Times New Roman"/>
+        </w:rPr>
+        <w:t xml:space="preserve"> </w:t>
+      </w:r>
+      <w:proofErr w:type="spellStart"/>
+      <w:r>
+        <w:rPr>
+          <w:rFonts w:ascii="Times New Roman" w:hAnsi="Times New Roman" w:cs="Times New Roman"/>
         </w:rPr>
         <w:t>án</w:t>
       </w:r>
       <w:proofErr w:type="spellEnd"/>
       <w:r>
         <w:rPr>
-          <w:rFonts w:ascii="Times New Roman" w:hAnsi="Times New Roman"/>
-        </w:rPr>
-        <w:t xml:space="preserve"> </w:t>
-      </w:r>
-      <w:proofErr w:type="spellStart"/>
-      <w:r>
-        <w:rPr>
-          <w:rFonts w:ascii="Times New Roman" w:hAnsi="Times New Roman"/>
+          <w:rFonts w:ascii="Times New Roman" w:hAnsi="Times New Roman" w:cs="Times New Roman"/>
+        </w:rPr>
+        <w:t xml:space="preserve"> </w:t>
+      </w:r>
+      <w:proofErr w:type="spellStart"/>
+      <w:r>
+        <w:rPr>
+          <w:rFonts w:ascii="Times New Roman" w:hAnsi="Times New Roman" w:cs="Times New Roman"/>
         </w:rPr>
         <w:t>đang</w:t>
       </w:r>
       <w:proofErr w:type="spellEnd"/>
       <w:r>
         <w:rPr>
-          <w:rFonts w:ascii="Times New Roman" w:hAnsi="Times New Roman"/>
-        </w:rPr>
-        <w:t xml:space="preserve"> </w:t>
-      </w:r>
-      <w:proofErr w:type="spellStart"/>
-      <w:r>
-        <w:rPr>
-          <w:rFonts w:ascii="Times New Roman" w:hAnsi="Times New Roman"/>
+          <w:rFonts w:ascii="Times New Roman" w:hAnsi="Times New Roman" w:cs="Times New Roman"/>
+        </w:rPr>
+        <w:t xml:space="preserve"> </w:t>
+      </w:r>
+      <w:proofErr w:type="spellStart"/>
+      <w:r>
+        <w:rPr>
+          <w:rFonts w:ascii="Times New Roman" w:hAnsi="Times New Roman" w:cs="Times New Roman"/>
         </w:rPr>
         <w:t>có</w:t>
       </w:r>
       <w:proofErr w:type="spellEnd"/>
       <w:r>
         <w:rPr>
-          <w:rFonts w:ascii="Times New Roman" w:hAnsi="Times New Roman"/>
+          <w:rFonts w:ascii="Times New Roman" w:hAnsi="Times New Roman" w:cs="Times New Roman"/>
         </w:rPr>
         <w:t xml:space="preserve">: </w:t>
       </w:r>
       <w:proofErr w:type="spellStart"/>
       <w:r>
         <w:rPr>
-          <w:rFonts w:ascii="Times New Roman" w:hAnsi="Times New Roman"/>
+          <w:rFonts w:ascii="Times New Roman" w:hAnsi="Times New Roman" w:cs="Times New Roman"/>
         </w:rPr>
         <w:t>Đọc</w:t>
       </w:r>
       <w:proofErr w:type="spellEnd"/>
       <w:r>
         <w:rPr>
-          <w:rFonts w:ascii="Times New Roman" w:hAnsi="Times New Roman"/>
-        </w:rPr>
-        <w:t xml:space="preserve"> </w:t>
-      </w:r>
-      <w:proofErr w:type="spellStart"/>
-      <w:r>
-        <w:rPr>
-          <w:rFonts w:ascii="Times New Roman" w:hAnsi="Times New Roman"/>
+          <w:rFonts w:ascii="Times New Roman" w:hAnsi="Times New Roman" w:cs="Times New Roman"/>
+        </w:rPr>
+        <w:t xml:space="preserve"> </w:t>
+      </w:r>
+      <w:proofErr w:type="spellStart"/>
+      <w:r>
+        <w:rPr>
+          <w:rFonts w:ascii="Times New Roman" w:hAnsi="Times New Roman" w:cs="Times New Roman"/>
         </w:rPr>
         <w:t>tài</w:t>
       </w:r>
       <w:proofErr w:type="spellEnd"/>
       <w:r>
         <w:rPr>
-          <w:rFonts w:ascii="Times New Roman" w:hAnsi="Times New Roman"/>
-        </w:rPr>
-        <w:t xml:space="preserve"> </w:t>
-      </w:r>
-      <w:proofErr w:type="spellStart"/>
-      <w:r>
-        <w:rPr>
-          <w:rFonts w:ascii="Times New Roman" w:hAnsi="Times New Roman"/>
+          <w:rFonts w:ascii="Times New Roman" w:hAnsi="Times New Roman" w:cs="Times New Roman"/>
+        </w:rPr>
+        <w:t xml:space="preserve"> </w:t>
+      </w:r>
+      <w:proofErr w:type="spellStart"/>
+      <w:r>
+        <w:rPr>
+          <w:rFonts w:ascii="Times New Roman" w:hAnsi="Times New Roman" w:cs="Times New Roman"/>
         </w:rPr>
         <w:t>liệu</w:t>
       </w:r>
       <w:proofErr w:type="spellEnd"/>
       <w:r>
         <w:rPr>
-          <w:rFonts w:ascii="Times New Roman" w:hAnsi="Times New Roman"/>
-        </w:rPr>
-        <w:t xml:space="preserve"> </w:t>
-      </w:r>
-      <w:proofErr w:type="spellStart"/>
-      <w:r>
-        <w:rPr>
-          <w:rFonts w:ascii="Times New Roman" w:hAnsi="Times New Roman"/>
+          <w:rFonts w:ascii="Times New Roman" w:hAnsi="Times New Roman" w:cs="Times New Roman"/>
+        </w:rPr>
+        <w:t xml:space="preserve"> </w:t>
+      </w:r>
+      <w:proofErr w:type="spellStart"/>
+      <w:r>
+        <w:rPr>
+          <w:rFonts w:ascii="Times New Roman" w:hAnsi="Times New Roman" w:cs="Times New Roman"/>
         </w:rPr>
         <w:t>của</w:t>
       </w:r>
       <w:proofErr w:type="spellEnd"/>
       <w:r>
         <w:rPr>
-          <w:rFonts w:ascii="Times New Roman" w:hAnsi="Times New Roman"/>
-        </w:rPr>
-        <w:t xml:space="preserve"> </w:t>
-      </w:r>
-      <w:proofErr w:type="spellStart"/>
-      <w:r>
-        <w:rPr>
-          <w:rFonts w:ascii="Times New Roman" w:hAnsi="Times New Roman"/>
+          <w:rFonts w:ascii="Times New Roman" w:hAnsi="Times New Roman" w:cs="Times New Roman"/>
+        </w:rPr>
+        <w:t xml:space="preserve"> </w:t>
+      </w:r>
+      <w:proofErr w:type="spellStart"/>
+      <w:r>
+        <w:rPr>
+          <w:rFonts w:ascii="Times New Roman" w:hAnsi="Times New Roman" w:cs="Times New Roman"/>
         </w:rPr>
         <w:t>các</w:t>
       </w:r>
       <w:proofErr w:type="spellEnd"/>
       <w:r>
         <w:rPr>
-          <w:rFonts w:ascii="Times New Roman" w:hAnsi="Times New Roman"/>
-        </w:rPr>
-        <w:t xml:space="preserve"> </w:t>
-      </w:r>
-      <w:proofErr w:type="spellStart"/>
-      <w:r>
-        <w:rPr>
-          <w:rFonts w:ascii="Times New Roman" w:hAnsi="Times New Roman"/>
+          <w:rFonts w:ascii="Times New Roman" w:hAnsi="Times New Roman" w:cs="Times New Roman"/>
+        </w:rPr>
+        <w:t xml:space="preserve"> </w:t>
+      </w:r>
+      <w:proofErr w:type="spellStart"/>
+      <w:r>
+        <w:rPr>
+          <w:rFonts w:ascii="Times New Roman" w:hAnsi="Times New Roman" w:cs="Times New Roman"/>
         </w:rPr>
         <w:t>dự</w:t>
       </w:r>
       <w:proofErr w:type="spellEnd"/>
       <w:r>
         <w:rPr>
-          <w:rFonts w:ascii="Times New Roman" w:hAnsi="Times New Roman"/>
-        </w:rPr>
-        <w:t xml:space="preserve"> </w:t>
-      </w:r>
-      <w:proofErr w:type="spellStart"/>
-      <w:r>
-        <w:rPr>
-          <w:rFonts w:ascii="Times New Roman" w:hAnsi="Times New Roman"/>
+          <w:rFonts w:ascii="Times New Roman" w:hAnsi="Times New Roman" w:cs="Times New Roman"/>
+        </w:rPr>
+        <w:t xml:space="preserve"> </w:t>
+      </w:r>
+      <w:proofErr w:type="spellStart"/>
+      <w:r>
+        <w:rPr>
+          <w:rFonts w:ascii="Times New Roman" w:hAnsi="Times New Roman" w:cs="Times New Roman"/>
         </w:rPr>
         <w:t>án</w:t>
       </w:r>
       <w:proofErr w:type="spellEnd"/>
       <w:r>
         <w:rPr>
-          <w:rFonts w:ascii="Times New Roman" w:hAnsi="Times New Roman"/>
-        </w:rPr>
-        <w:t xml:space="preserve"> </w:t>
-      </w:r>
-      <w:proofErr w:type="spellStart"/>
-      <w:r>
-        <w:rPr>
-          <w:rFonts w:ascii="Times New Roman" w:hAnsi="Times New Roman"/>
+          <w:rFonts w:ascii="Times New Roman" w:hAnsi="Times New Roman" w:cs="Times New Roman"/>
+        </w:rPr>
+        <w:t xml:space="preserve"> </w:t>
+      </w:r>
+      <w:proofErr w:type="spellStart"/>
+      <w:r>
+        <w:rPr>
+          <w:rFonts w:ascii="Times New Roman" w:hAnsi="Times New Roman" w:cs="Times New Roman"/>
         </w:rPr>
         <w:t>cũ</w:t>
       </w:r>
       <w:proofErr w:type="spellEnd"/>
       <w:r>
         <w:rPr>
-          <w:rFonts w:ascii="Times New Roman" w:hAnsi="Times New Roman"/>
+          <w:rFonts w:ascii="Times New Roman" w:hAnsi="Times New Roman" w:cs="Times New Roman"/>
         </w:rPr>
         <w:t xml:space="preserve">, </w:t>
       </w:r>
       <w:proofErr w:type="spellStart"/>
       <w:r>
         <w:rPr>
-          <w:rFonts w:ascii="Times New Roman" w:hAnsi="Times New Roman"/>
+          <w:rFonts w:ascii="Times New Roman" w:hAnsi="Times New Roman" w:cs="Times New Roman"/>
         </w:rPr>
         <w:t>xác</w:t>
       </w:r>
       <w:proofErr w:type="spellEnd"/>
       <w:r>
         <w:rPr>
-          <w:rFonts w:ascii="Times New Roman" w:hAnsi="Times New Roman"/>
-        </w:rPr>
-        <w:t xml:space="preserve"> </w:t>
-      </w:r>
-      <w:proofErr w:type="spellStart"/>
-      <w:r>
-        <w:rPr>
-          <w:rFonts w:ascii="Times New Roman" w:hAnsi="Times New Roman"/>
+          <w:rFonts w:ascii="Times New Roman" w:hAnsi="Times New Roman" w:cs="Times New Roman"/>
+        </w:rPr>
+        <w:t xml:space="preserve"> </w:t>
+      </w:r>
+      <w:proofErr w:type="spellStart"/>
+      <w:r>
+        <w:rPr>
+          <w:rFonts w:ascii="Times New Roman" w:hAnsi="Times New Roman" w:cs="Times New Roman"/>
         </w:rPr>
         <w:t>định</w:t>
       </w:r>
       <w:proofErr w:type="spellEnd"/>
       <w:r>
         <w:rPr>
-          <w:rFonts w:ascii="Times New Roman" w:hAnsi="Times New Roman"/>
-        </w:rPr>
-        <w:t xml:space="preserve"> </w:t>
-      </w:r>
-      <w:proofErr w:type="spellStart"/>
-      <w:r>
-        <w:rPr>
-          <w:rFonts w:ascii="Times New Roman" w:hAnsi="Times New Roman"/>
+          <w:rFonts w:ascii="Times New Roman" w:hAnsi="Times New Roman" w:cs="Times New Roman"/>
+        </w:rPr>
+        <w:t xml:space="preserve"> </w:t>
+      </w:r>
+      <w:proofErr w:type="spellStart"/>
+      <w:r>
+        <w:rPr>
+          <w:rFonts w:ascii="Times New Roman" w:hAnsi="Times New Roman" w:cs="Times New Roman"/>
         </w:rPr>
         <w:t>yêu</w:t>
       </w:r>
       <w:proofErr w:type="spellEnd"/>
       <w:r>
         <w:rPr>
-          <w:rFonts w:ascii="Times New Roman" w:hAnsi="Times New Roman"/>
-        </w:rPr>
-        <w:t xml:space="preserve"> </w:t>
-      </w:r>
-      <w:proofErr w:type="spellStart"/>
-      <w:r>
-        <w:rPr>
-          <w:rFonts w:ascii="Times New Roman" w:hAnsi="Times New Roman"/>
+          <w:rFonts w:ascii="Times New Roman" w:hAnsi="Times New Roman" w:cs="Times New Roman"/>
+        </w:rPr>
+        <w:t xml:space="preserve"> </w:t>
+      </w:r>
+      <w:proofErr w:type="spellStart"/>
+      <w:r>
+        <w:rPr>
+          <w:rFonts w:ascii="Times New Roman" w:hAnsi="Times New Roman" w:cs="Times New Roman"/>
         </w:rPr>
         <w:t>cầu</w:t>
       </w:r>
       <w:proofErr w:type="spellEnd"/>
       <w:r>
         <w:rPr>
-          <w:rFonts w:ascii="Times New Roman" w:hAnsi="Times New Roman"/>
-        </w:rPr>
-        <w:t xml:space="preserve"> </w:t>
-      </w:r>
-      <w:proofErr w:type="spellStart"/>
-      <w:r>
-        <w:rPr>
-          <w:rFonts w:ascii="Times New Roman" w:hAnsi="Times New Roman"/>
+          <w:rFonts w:ascii="Times New Roman" w:hAnsi="Times New Roman" w:cs="Times New Roman"/>
+        </w:rPr>
+        <w:t xml:space="preserve"> </w:t>
+      </w:r>
+      <w:proofErr w:type="spellStart"/>
+      <w:r>
+        <w:rPr>
+          <w:rFonts w:ascii="Times New Roman" w:hAnsi="Times New Roman" w:cs="Times New Roman"/>
         </w:rPr>
         <w:t>chính</w:t>
       </w:r>
       <w:proofErr w:type="spellEnd"/>
       <w:r>
         <w:rPr>
-          <w:rFonts w:ascii="Times New Roman" w:hAnsi="Times New Roman"/>
+          <w:rFonts w:ascii="Times New Roman" w:hAnsi="Times New Roman" w:cs="Times New Roman"/>
         </w:rPr>
         <w:t xml:space="preserve">: Login, </w:t>
       </w:r>
       <w:proofErr w:type="spellStart"/>
       <w:r>
         <w:rPr>
-          <w:rFonts w:ascii="Times New Roman" w:hAnsi="Times New Roman"/>
+          <w:rFonts w:ascii="Times New Roman" w:hAnsi="Times New Roman" w:cs="Times New Roman"/>
         </w:rPr>
         <w:t>Phân</w:t>
       </w:r>
       <w:proofErr w:type="spellEnd"/>
       <w:r>
         <w:rPr>
-          <w:rFonts w:ascii="Times New Roman" w:hAnsi="Times New Roman"/>
-        </w:rPr>
-        <w:t xml:space="preserve"> </w:t>
-      </w:r>
-      <w:proofErr w:type="spellStart"/>
-      <w:r>
-        <w:rPr>
-          <w:rFonts w:ascii="Times New Roman" w:hAnsi="Times New Roman"/>
+          <w:rFonts w:ascii="Times New Roman" w:hAnsi="Times New Roman" w:cs="Times New Roman"/>
+        </w:rPr>
+        <w:t xml:space="preserve"> </w:t>
+      </w:r>
+      <w:proofErr w:type="spellStart"/>
+      <w:r>
+        <w:rPr>
+          <w:rFonts w:ascii="Times New Roman" w:hAnsi="Times New Roman" w:cs="Times New Roman"/>
         </w:rPr>
         <w:t>quyền</w:t>
       </w:r>
       <w:proofErr w:type="spellEnd"/>
       <w:r>
         <w:rPr>
-          <w:rFonts w:ascii="Times New Roman" w:hAnsi="Times New Roman"/>
-        </w:rPr>
-        <w:t xml:space="preserve"> </w:t>
-      </w:r>
-      <w:proofErr w:type="spellStart"/>
-      <w:r>
-        <w:rPr>
-          <w:rFonts w:ascii="Times New Roman" w:hAnsi="Times New Roman"/>
+          <w:rFonts w:ascii="Times New Roman" w:hAnsi="Times New Roman" w:cs="Times New Roman"/>
+        </w:rPr>
+        <w:t xml:space="preserve"> </w:t>
+      </w:r>
+      <w:proofErr w:type="spellStart"/>
+      <w:r>
+        <w:rPr>
+          <w:rFonts w:ascii="Times New Roman" w:hAnsi="Times New Roman" w:cs="Times New Roman"/>
         </w:rPr>
         <w:t>phần</w:t>
       </w:r>
       <w:proofErr w:type="spellEnd"/>
       <w:r>
         <w:rPr>
-          <w:rFonts w:ascii="Times New Roman" w:hAnsi="Times New Roman"/>
-        </w:rPr>
-        <w:t xml:space="preserve"> </w:t>
-      </w:r>
-      <w:proofErr w:type="spellStart"/>
-      <w:r>
-        <w:rPr>
-          <w:rFonts w:ascii="Times New Roman" w:hAnsi="Times New Roman"/>
+          <w:rFonts w:ascii="Times New Roman" w:hAnsi="Times New Roman" w:cs="Times New Roman"/>
+        </w:rPr>
+        <w:t xml:space="preserve"> </w:t>
+      </w:r>
+      <w:proofErr w:type="spellStart"/>
+      <w:r>
+        <w:rPr>
+          <w:rFonts w:ascii="Times New Roman" w:hAnsi="Times New Roman" w:cs="Times New Roman"/>
         </w:rPr>
         <w:t>mềm</w:t>
       </w:r>
       <w:proofErr w:type="spellEnd"/>
       <w:r>
         <w:rPr>
-          <w:rFonts w:ascii="Times New Roman" w:hAnsi="Times New Roman"/>
+          <w:rFonts w:ascii="Times New Roman" w:hAnsi="Times New Roman" w:cs="Times New Roman"/>
         </w:rPr>
         <w:t xml:space="preserve">, </w:t>
       </w:r>
       <w:proofErr w:type="spellStart"/>
       <w:r>
         <w:rPr>
-          <w:rFonts w:ascii="Times New Roman" w:hAnsi="Times New Roman"/>
+          <w:rFonts w:ascii="Times New Roman" w:hAnsi="Times New Roman" w:cs="Times New Roman"/>
         </w:rPr>
         <w:t>phần</w:t>
       </w:r>
       <w:proofErr w:type="spellEnd"/>
       <w:r>
         <w:rPr>
-          <w:rFonts w:ascii="Times New Roman" w:hAnsi="Times New Roman"/>
-        </w:rPr>
-        <w:t xml:space="preserve"> </w:t>
-      </w:r>
-      <w:proofErr w:type="spellStart"/>
-      <w:r>
-        <w:rPr>
-          <w:rFonts w:ascii="Times New Roman" w:hAnsi="Times New Roman"/>
+          <w:rFonts w:ascii="Times New Roman" w:hAnsi="Times New Roman" w:cs="Times New Roman"/>
+        </w:rPr>
+        <w:t xml:space="preserve"> </w:t>
+      </w:r>
+      <w:proofErr w:type="spellStart"/>
+      <w:r>
+        <w:rPr>
+          <w:rFonts w:ascii="Times New Roman" w:hAnsi="Times New Roman" w:cs="Times New Roman"/>
         </w:rPr>
         <w:t>mềm</w:t>
       </w:r>
       <w:proofErr w:type="spellEnd"/>
       <w:r>
         <w:rPr>
-          <w:rFonts w:ascii="Times New Roman" w:hAnsi="Times New Roman"/>
+          <w:rFonts w:ascii="Times New Roman" w:hAnsi="Times New Roman" w:cs="Times New Roman"/>
         </w:rPr>
         <w:t xml:space="preserve"> POS.</w:t>
       </w:r>
@@ -521,231 +523,232 @@
           <w:ilvl w:val="0"/>
           <w:numId w:val="5"/>
         </w:numPr>
-        <w:rPr>
-          <w:rFonts w:ascii="Times New Roman" w:hAnsi="Times New Roman"/>
-        </w:rPr>
-      </w:pPr>
-      <w:proofErr w:type="spellStart"/>
-      <w:r>
-        <w:rPr>
-          <w:rFonts w:ascii="Times New Roman" w:hAnsi="Times New Roman"/>
+        <w:jc w:val="both"/>
+        <w:rPr>
+          <w:rFonts w:ascii="Times New Roman" w:hAnsi="Times New Roman" w:cs="Times New Roman"/>
+        </w:rPr>
+      </w:pPr>
+      <w:proofErr w:type="spellStart"/>
+      <w:r>
+        <w:rPr>
+          <w:rFonts w:ascii="Times New Roman" w:hAnsi="Times New Roman" w:cs="Times New Roman"/>
         </w:rPr>
         <w:t>Tìm</w:t>
       </w:r>
       <w:proofErr w:type="spellEnd"/>
       <w:r>
         <w:rPr>
-          <w:rFonts w:ascii="Times New Roman" w:hAnsi="Times New Roman"/>
-        </w:rPr>
-        <w:t xml:space="preserve"> </w:t>
-      </w:r>
-      <w:proofErr w:type="spellStart"/>
-      <w:r>
-        <w:rPr>
-          <w:rFonts w:ascii="Times New Roman" w:hAnsi="Times New Roman"/>
+          <w:rFonts w:ascii="Times New Roman" w:hAnsi="Times New Roman" w:cs="Times New Roman"/>
+        </w:rPr>
+        <w:t xml:space="preserve"> </w:t>
+      </w:r>
+      <w:proofErr w:type="spellStart"/>
+      <w:r>
+        <w:rPr>
+          <w:rFonts w:ascii="Times New Roman" w:hAnsi="Times New Roman" w:cs="Times New Roman"/>
         </w:rPr>
         <w:t>hiểu</w:t>
       </w:r>
       <w:proofErr w:type="spellEnd"/>
       <w:r>
         <w:rPr>
-          <w:rFonts w:ascii="Times New Roman" w:hAnsi="Times New Roman"/>
-        </w:rPr>
-        <w:t xml:space="preserve"> </w:t>
-      </w:r>
-      <w:proofErr w:type="spellStart"/>
-      <w:r>
-        <w:rPr>
-          <w:rFonts w:ascii="Times New Roman" w:hAnsi="Times New Roman"/>
+          <w:rFonts w:ascii="Times New Roman" w:hAnsi="Times New Roman" w:cs="Times New Roman"/>
+        </w:rPr>
+        <w:t xml:space="preserve"> </w:t>
+      </w:r>
+      <w:proofErr w:type="spellStart"/>
+      <w:r>
+        <w:rPr>
+          <w:rFonts w:ascii="Times New Roman" w:hAnsi="Times New Roman" w:cs="Times New Roman"/>
         </w:rPr>
         <w:t>các</w:t>
       </w:r>
       <w:proofErr w:type="spellEnd"/>
       <w:r>
         <w:rPr>
-          <w:rFonts w:ascii="Times New Roman" w:hAnsi="Times New Roman"/>
-        </w:rPr>
-        <w:t xml:space="preserve"> </w:t>
-      </w:r>
-      <w:proofErr w:type="spellStart"/>
-      <w:r>
-        <w:rPr>
-          <w:rFonts w:ascii="Times New Roman" w:hAnsi="Times New Roman"/>
+          <w:rFonts w:ascii="Times New Roman" w:hAnsi="Times New Roman" w:cs="Times New Roman"/>
+        </w:rPr>
+        <w:t xml:space="preserve"> </w:t>
+      </w:r>
+      <w:proofErr w:type="spellStart"/>
+      <w:r>
+        <w:rPr>
+          <w:rFonts w:ascii="Times New Roman" w:hAnsi="Times New Roman" w:cs="Times New Roman"/>
         </w:rPr>
         <w:t>công</w:t>
       </w:r>
       <w:proofErr w:type="spellEnd"/>
       <w:r>
         <w:rPr>
-          <w:rFonts w:ascii="Times New Roman" w:hAnsi="Times New Roman"/>
-        </w:rPr>
-        <w:t xml:space="preserve"> </w:t>
-      </w:r>
-      <w:proofErr w:type="spellStart"/>
-      <w:r>
-        <w:rPr>
-          <w:rFonts w:ascii="Times New Roman" w:hAnsi="Times New Roman"/>
+          <w:rFonts w:ascii="Times New Roman" w:hAnsi="Times New Roman" w:cs="Times New Roman"/>
+        </w:rPr>
+        <w:t xml:space="preserve"> </w:t>
+      </w:r>
+      <w:proofErr w:type="spellStart"/>
+      <w:r>
+        <w:rPr>
+          <w:rFonts w:ascii="Times New Roman" w:hAnsi="Times New Roman" w:cs="Times New Roman"/>
         </w:rPr>
         <w:t>nghệ</w:t>
       </w:r>
       <w:proofErr w:type="spellEnd"/>
       <w:r>
         <w:rPr>
-          <w:rFonts w:ascii="Times New Roman" w:hAnsi="Times New Roman"/>
-        </w:rPr>
-        <w:t xml:space="preserve"> </w:t>
-      </w:r>
-      <w:proofErr w:type="spellStart"/>
-      <w:r>
-        <w:rPr>
-          <w:rFonts w:ascii="Times New Roman" w:hAnsi="Times New Roman"/>
+          <w:rFonts w:ascii="Times New Roman" w:hAnsi="Times New Roman" w:cs="Times New Roman"/>
+        </w:rPr>
+        <w:t xml:space="preserve"> </w:t>
+      </w:r>
+      <w:proofErr w:type="spellStart"/>
+      <w:r>
+        <w:rPr>
+          <w:rFonts w:ascii="Times New Roman" w:hAnsi="Times New Roman" w:cs="Times New Roman"/>
         </w:rPr>
         <w:t>và</w:t>
       </w:r>
       <w:proofErr w:type="spellEnd"/>
       <w:r>
         <w:rPr>
-          <w:rFonts w:ascii="Times New Roman" w:hAnsi="Times New Roman"/>
-        </w:rPr>
-        <w:t xml:space="preserve"> </w:t>
-      </w:r>
-      <w:proofErr w:type="spellStart"/>
-      <w:r>
-        <w:rPr>
-          <w:rFonts w:ascii="Times New Roman" w:hAnsi="Times New Roman"/>
+          <w:rFonts w:ascii="Times New Roman" w:hAnsi="Times New Roman" w:cs="Times New Roman"/>
+        </w:rPr>
+        <w:t xml:space="preserve"> </w:t>
+      </w:r>
+      <w:proofErr w:type="spellStart"/>
+      <w:r>
+        <w:rPr>
+          <w:rFonts w:ascii="Times New Roman" w:hAnsi="Times New Roman" w:cs="Times New Roman"/>
         </w:rPr>
         <w:t>các</w:t>
       </w:r>
       <w:proofErr w:type="spellEnd"/>
       <w:r>
         <w:rPr>
-          <w:rFonts w:ascii="Times New Roman" w:hAnsi="Times New Roman"/>
+          <w:rFonts w:ascii="Times New Roman" w:hAnsi="Times New Roman" w:cs="Times New Roman"/>
         </w:rPr>
         <w:t xml:space="preserve"> design </w:t>
       </w:r>
       <w:proofErr w:type="spellStart"/>
       <w:r>
         <w:rPr>
-          <w:rFonts w:ascii="Times New Roman" w:hAnsi="Times New Roman"/>
+          <w:rFonts w:ascii="Times New Roman" w:hAnsi="Times New Roman" w:cs="Times New Roman"/>
         </w:rPr>
         <w:t>pattent</w:t>
       </w:r>
       <w:proofErr w:type="spellEnd"/>
       <w:r>
         <w:rPr>
-          <w:rFonts w:ascii="Times New Roman" w:hAnsi="Times New Roman"/>
+          <w:rFonts w:ascii="Times New Roman" w:hAnsi="Times New Roman" w:cs="Times New Roman"/>
         </w:rPr>
         <w:t xml:space="preserve">: Asp.net core, .net 9, EF Core, </w:t>
       </w:r>
       <w:proofErr w:type="spellStart"/>
       <w:r>
         <w:rPr>
-          <w:rFonts w:ascii="Times New Roman" w:hAnsi="Times New Roman"/>
+          <w:rFonts w:ascii="Times New Roman" w:hAnsi="Times New Roman" w:cs="Times New Roman"/>
         </w:rPr>
         <w:t>Vuejs</w:t>
       </w:r>
       <w:proofErr w:type="spellEnd"/>
       <w:r>
         <w:rPr>
-          <w:rFonts w:ascii="Times New Roman" w:hAnsi="Times New Roman"/>
+          <w:rFonts w:ascii="Times New Roman" w:hAnsi="Times New Roman" w:cs="Times New Roman"/>
         </w:rPr>
         <w:t xml:space="preserve">; Các design </w:t>
       </w:r>
       <w:proofErr w:type="spellStart"/>
       <w:r>
         <w:rPr>
-          <w:rFonts w:ascii="Times New Roman" w:hAnsi="Times New Roman"/>
+          <w:rFonts w:ascii="Times New Roman" w:hAnsi="Times New Roman" w:cs="Times New Roman"/>
         </w:rPr>
         <w:t>pattent</w:t>
       </w:r>
       <w:proofErr w:type="spellEnd"/>
       <w:r>
         <w:rPr>
-          <w:rFonts w:ascii="Times New Roman" w:hAnsi="Times New Roman"/>
-        </w:rPr>
-        <w:t xml:space="preserve"> </w:t>
-      </w:r>
-      <w:proofErr w:type="spellStart"/>
-      <w:r>
-        <w:rPr>
-          <w:rFonts w:ascii="Times New Roman" w:hAnsi="Times New Roman"/>
+          <w:rFonts w:ascii="Times New Roman" w:hAnsi="Times New Roman" w:cs="Times New Roman"/>
+        </w:rPr>
+        <w:t xml:space="preserve"> </w:t>
+      </w:r>
+      <w:proofErr w:type="spellStart"/>
+      <w:r>
+        <w:rPr>
+          <w:rFonts w:ascii="Times New Roman" w:hAnsi="Times New Roman" w:cs="Times New Roman"/>
         </w:rPr>
         <w:t>như</w:t>
       </w:r>
       <w:proofErr w:type="spellEnd"/>
       <w:r>
         <w:rPr>
-          <w:rFonts w:ascii="Times New Roman" w:hAnsi="Times New Roman"/>
-        </w:rPr>
-        <w:t xml:space="preserve"> </w:t>
-      </w:r>
-      <w:proofErr w:type="spellStart"/>
-      <w:r>
-        <w:rPr>
-          <w:rFonts w:ascii="Times New Roman" w:hAnsi="Times New Roman"/>
+          <w:rFonts w:ascii="Times New Roman" w:hAnsi="Times New Roman" w:cs="Times New Roman"/>
+        </w:rPr>
+        <w:t xml:space="preserve"> </w:t>
+      </w:r>
+      <w:proofErr w:type="spellStart"/>
+      <w:r>
+        <w:rPr>
+          <w:rFonts w:ascii="Times New Roman" w:hAnsi="Times New Roman" w:cs="Times New Roman"/>
         </w:rPr>
         <w:t>Responsitory</w:t>
       </w:r>
       <w:proofErr w:type="spellEnd"/>
       <w:r>
         <w:rPr>
-          <w:rFonts w:ascii="Times New Roman" w:hAnsi="Times New Roman"/>
-        </w:rPr>
-        <w:t xml:space="preserve"> </w:t>
-      </w:r>
-      <w:proofErr w:type="spellStart"/>
-      <w:r>
-        <w:rPr>
-          <w:rFonts w:ascii="Times New Roman" w:hAnsi="Times New Roman"/>
+          <w:rFonts w:ascii="Times New Roman" w:hAnsi="Times New Roman" w:cs="Times New Roman"/>
+        </w:rPr>
+        <w:t xml:space="preserve"> </w:t>
+      </w:r>
+      <w:proofErr w:type="spellStart"/>
+      <w:r>
+        <w:rPr>
+          <w:rFonts w:ascii="Times New Roman" w:hAnsi="Times New Roman" w:cs="Times New Roman"/>
         </w:rPr>
         <w:t>Pattent</w:t>
       </w:r>
       <w:proofErr w:type="spellEnd"/>
       <w:r>
         <w:rPr>
-          <w:rFonts w:ascii="Times New Roman" w:hAnsi="Times New Roman"/>
+          <w:rFonts w:ascii="Times New Roman" w:hAnsi="Times New Roman" w:cs="Times New Roman"/>
         </w:rPr>
         <w:t xml:space="preserve">, DI </w:t>
       </w:r>
       <w:proofErr w:type="spellStart"/>
       <w:r>
         <w:rPr>
-          <w:rFonts w:ascii="Times New Roman" w:hAnsi="Times New Roman"/>
+          <w:rFonts w:ascii="Times New Roman" w:hAnsi="Times New Roman" w:cs="Times New Roman"/>
         </w:rPr>
         <w:t>cho</w:t>
       </w:r>
       <w:proofErr w:type="spellEnd"/>
       <w:r>
         <w:rPr>
-          <w:rFonts w:ascii="Times New Roman" w:hAnsi="Times New Roman"/>
+          <w:rFonts w:ascii="Times New Roman" w:hAnsi="Times New Roman" w:cs="Times New Roman"/>
         </w:rPr>
         <w:t xml:space="preserve"> BE </w:t>
       </w:r>
       <w:proofErr w:type="spellStart"/>
       <w:r>
         <w:rPr>
-          <w:rFonts w:ascii="Times New Roman" w:hAnsi="Times New Roman"/>
+          <w:rFonts w:ascii="Times New Roman" w:hAnsi="Times New Roman" w:cs="Times New Roman"/>
         </w:rPr>
         <w:t>và</w:t>
       </w:r>
       <w:proofErr w:type="spellEnd"/>
       <w:r>
         <w:rPr>
-          <w:rFonts w:ascii="Times New Roman" w:hAnsi="Times New Roman"/>
+          <w:rFonts w:ascii="Times New Roman" w:hAnsi="Times New Roman" w:cs="Times New Roman"/>
         </w:rPr>
         <w:t xml:space="preserve"> component base </w:t>
       </w:r>
       <w:proofErr w:type="spellStart"/>
       <w:r>
         <w:rPr>
-          <w:rFonts w:ascii="Times New Roman" w:hAnsi="Times New Roman"/>
+          <w:rFonts w:ascii="Times New Roman" w:hAnsi="Times New Roman" w:cs="Times New Roman"/>
         </w:rPr>
         <w:t>cho</w:t>
       </w:r>
       <w:proofErr w:type="spellEnd"/>
       <w:r>
         <w:rPr>
-          <w:rFonts w:ascii="Times New Roman" w:hAnsi="Times New Roman"/>
+          <w:rFonts w:ascii="Times New Roman" w:hAnsi="Times New Roman" w:cs="Times New Roman"/>
         </w:rPr>
         <w:t xml:space="preserve"> FE.</w:t>
       </w:r>
@@ -757,364 +760,365 @@
           <w:ilvl w:val="0"/>
           <w:numId w:val="5"/>
         </w:numPr>
-        <w:rPr>
-          <w:rFonts w:ascii="Times New Roman" w:hAnsi="Times New Roman"/>
-        </w:rPr>
-      </w:pPr>
-      <w:proofErr w:type="spellStart"/>
-      <w:r>
-        <w:rPr>
-          <w:rFonts w:ascii="Times New Roman" w:hAnsi="Times New Roman"/>
+        <w:jc w:val="both"/>
+        <w:rPr>
+          <w:rFonts w:ascii="Times New Roman" w:hAnsi="Times New Roman" w:cs="Times New Roman"/>
+        </w:rPr>
+      </w:pPr>
+      <w:proofErr w:type="spellStart"/>
+      <w:r>
+        <w:rPr>
+          <w:rFonts w:ascii="Times New Roman" w:hAnsi="Times New Roman" w:cs="Times New Roman"/>
         </w:rPr>
         <w:t>Lên</w:t>
       </w:r>
       <w:proofErr w:type="spellEnd"/>
       <w:r>
         <w:rPr>
-          <w:rFonts w:ascii="Times New Roman" w:hAnsi="Times New Roman"/>
-        </w:rPr>
-        <w:t xml:space="preserve"> </w:t>
-      </w:r>
-      <w:proofErr w:type="spellStart"/>
-      <w:r>
-        <w:rPr>
-          <w:rFonts w:ascii="Times New Roman" w:hAnsi="Times New Roman"/>
+          <w:rFonts w:ascii="Times New Roman" w:hAnsi="Times New Roman" w:cs="Times New Roman"/>
+        </w:rPr>
+        <w:t xml:space="preserve"> </w:t>
+      </w:r>
+      <w:proofErr w:type="spellStart"/>
+      <w:r>
+        <w:rPr>
+          <w:rFonts w:ascii="Times New Roman" w:hAnsi="Times New Roman" w:cs="Times New Roman"/>
         </w:rPr>
         <w:t>kế</w:t>
       </w:r>
       <w:proofErr w:type="spellEnd"/>
       <w:r>
         <w:rPr>
-          <w:rFonts w:ascii="Times New Roman" w:hAnsi="Times New Roman"/>
-        </w:rPr>
-        <w:t xml:space="preserve"> </w:t>
-      </w:r>
-      <w:proofErr w:type="spellStart"/>
-      <w:r>
-        <w:rPr>
-          <w:rFonts w:ascii="Times New Roman" w:hAnsi="Times New Roman"/>
+          <w:rFonts w:ascii="Times New Roman" w:hAnsi="Times New Roman" w:cs="Times New Roman"/>
+        </w:rPr>
+        <w:t xml:space="preserve"> </w:t>
+      </w:r>
+      <w:proofErr w:type="spellStart"/>
+      <w:r>
+        <w:rPr>
+          <w:rFonts w:ascii="Times New Roman" w:hAnsi="Times New Roman" w:cs="Times New Roman"/>
         </w:rPr>
         <w:t>hoạch</w:t>
       </w:r>
       <w:proofErr w:type="spellEnd"/>
       <w:r>
         <w:rPr>
-          <w:rFonts w:ascii="Times New Roman" w:hAnsi="Times New Roman"/>
-        </w:rPr>
-        <w:t xml:space="preserve"> </w:t>
-      </w:r>
-      <w:proofErr w:type="spellStart"/>
-      <w:r>
-        <w:rPr>
-          <w:rFonts w:ascii="Times New Roman" w:hAnsi="Times New Roman"/>
+          <w:rFonts w:ascii="Times New Roman" w:hAnsi="Times New Roman" w:cs="Times New Roman"/>
+        </w:rPr>
+        <w:t xml:space="preserve"> </w:t>
+      </w:r>
+      <w:proofErr w:type="spellStart"/>
+      <w:r>
+        <w:rPr>
+          <w:rFonts w:ascii="Times New Roman" w:hAnsi="Times New Roman" w:cs="Times New Roman"/>
         </w:rPr>
         <w:t>công</w:t>
       </w:r>
       <w:proofErr w:type="spellEnd"/>
       <w:r>
         <w:rPr>
-          <w:rFonts w:ascii="Times New Roman" w:hAnsi="Times New Roman"/>
-        </w:rPr>
-        <w:t xml:space="preserve"> </w:t>
-      </w:r>
-      <w:proofErr w:type="spellStart"/>
-      <w:r>
-        <w:rPr>
-          <w:rFonts w:ascii="Times New Roman" w:hAnsi="Times New Roman"/>
+          <w:rFonts w:ascii="Times New Roman" w:hAnsi="Times New Roman" w:cs="Times New Roman"/>
+        </w:rPr>
+        <w:t xml:space="preserve"> </w:t>
+      </w:r>
+      <w:proofErr w:type="spellStart"/>
+      <w:r>
+        <w:rPr>
+          <w:rFonts w:ascii="Times New Roman" w:hAnsi="Times New Roman" w:cs="Times New Roman"/>
         </w:rPr>
         <w:t>việc</w:t>
       </w:r>
       <w:proofErr w:type="spellEnd"/>
       <w:r>
         <w:rPr>
-          <w:rFonts w:ascii="Times New Roman" w:hAnsi="Times New Roman"/>
-        </w:rPr>
-        <w:t xml:space="preserve"> </w:t>
-      </w:r>
-      <w:proofErr w:type="spellStart"/>
-      <w:r>
-        <w:rPr>
-          <w:rFonts w:ascii="Times New Roman" w:hAnsi="Times New Roman"/>
+          <w:rFonts w:ascii="Times New Roman" w:hAnsi="Times New Roman" w:cs="Times New Roman"/>
+        </w:rPr>
+        <w:t xml:space="preserve"> </w:t>
+      </w:r>
+      <w:proofErr w:type="spellStart"/>
+      <w:r>
+        <w:rPr>
+          <w:rFonts w:ascii="Times New Roman" w:hAnsi="Times New Roman" w:cs="Times New Roman"/>
         </w:rPr>
         <w:t>cần</w:t>
       </w:r>
       <w:proofErr w:type="spellEnd"/>
       <w:r>
         <w:rPr>
-          <w:rFonts w:ascii="Times New Roman" w:hAnsi="Times New Roman"/>
-        </w:rPr>
-        <w:t xml:space="preserve"> </w:t>
-      </w:r>
-      <w:proofErr w:type="spellStart"/>
-      <w:r>
-        <w:rPr>
-          <w:rFonts w:ascii="Times New Roman" w:hAnsi="Times New Roman"/>
+          <w:rFonts w:ascii="Times New Roman" w:hAnsi="Times New Roman" w:cs="Times New Roman"/>
+        </w:rPr>
+        <w:t xml:space="preserve"> </w:t>
+      </w:r>
+      <w:proofErr w:type="spellStart"/>
+      <w:r>
+        <w:rPr>
+          <w:rFonts w:ascii="Times New Roman" w:hAnsi="Times New Roman" w:cs="Times New Roman"/>
         </w:rPr>
         <w:t>làm</w:t>
       </w:r>
       <w:proofErr w:type="spellEnd"/>
       <w:r>
         <w:rPr>
-          <w:rFonts w:ascii="Times New Roman" w:hAnsi="Times New Roman"/>
+          <w:rFonts w:ascii="Times New Roman" w:hAnsi="Times New Roman" w:cs="Times New Roman"/>
         </w:rPr>
         <w:t xml:space="preserve">: </w:t>
       </w:r>
       <w:proofErr w:type="spellStart"/>
       <w:r>
         <w:rPr>
-          <w:rFonts w:ascii="Times New Roman" w:hAnsi="Times New Roman"/>
+          <w:rFonts w:ascii="Times New Roman" w:hAnsi="Times New Roman" w:cs="Times New Roman"/>
         </w:rPr>
         <w:t>Hình</w:t>
       </w:r>
       <w:proofErr w:type="spellEnd"/>
       <w:r>
         <w:rPr>
-          <w:rFonts w:ascii="Times New Roman" w:hAnsi="Times New Roman"/>
+          <w:rFonts w:ascii="Times New Roman" w:hAnsi="Times New Roman" w:cs="Times New Roman"/>
         </w:rPr>
         <w:t xml:space="preserve"> dung </w:t>
       </w:r>
       <w:proofErr w:type="spellStart"/>
       <w:r>
         <w:rPr>
-          <w:rFonts w:ascii="Times New Roman" w:hAnsi="Times New Roman"/>
+          <w:rFonts w:ascii="Times New Roman" w:hAnsi="Times New Roman" w:cs="Times New Roman"/>
         </w:rPr>
         <w:t>sơ</w:t>
       </w:r>
       <w:proofErr w:type="spellEnd"/>
       <w:r>
         <w:rPr>
-          <w:rFonts w:ascii="Times New Roman" w:hAnsi="Times New Roman"/>
-        </w:rPr>
-        <w:t xml:space="preserve"> </w:t>
-      </w:r>
-      <w:proofErr w:type="spellStart"/>
-      <w:r>
-        <w:rPr>
-          <w:rFonts w:ascii="Times New Roman" w:hAnsi="Times New Roman"/>
+          <w:rFonts w:ascii="Times New Roman" w:hAnsi="Times New Roman" w:cs="Times New Roman"/>
+        </w:rPr>
+        <w:t xml:space="preserve"> </w:t>
+      </w:r>
+      <w:proofErr w:type="spellStart"/>
+      <w:r>
+        <w:rPr>
+          <w:rFonts w:ascii="Times New Roman" w:hAnsi="Times New Roman" w:cs="Times New Roman"/>
         </w:rPr>
         <w:t>đồ</w:t>
       </w:r>
       <w:proofErr w:type="spellEnd"/>
       <w:r>
         <w:rPr>
-          <w:rFonts w:ascii="Times New Roman" w:hAnsi="Times New Roman"/>
-        </w:rPr>
-        <w:t xml:space="preserve"> </w:t>
-      </w:r>
-      <w:proofErr w:type="spellStart"/>
-      <w:r>
-        <w:rPr>
-          <w:rFonts w:ascii="Times New Roman" w:hAnsi="Times New Roman"/>
+          <w:rFonts w:ascii="Times New Roman" w:hAnsi="Times New Roman" w:cs="Times New Roman"/>
+        </w:rPr>
+        <w:t xml:space="preserve"> </w:t>
+      </w:r>
+      <w:proofErr w:type="spellStart"/>
+      <w:r>
+        <w:rPr>
+          <w:rFonts w:ascii="Times New Roman" w:hAnsi="Times New Roman" w:cs="Times New Roman"/>
         </w:rPr>
         <w:t>tổng</w:t>
       </w:r>
       <w:proofErr w:type="spellEnd"/>
       <w:r>
         <w:rPr>
-          <w:rFonts w:ascii="Times New Roman" w:hAnsi="Times New Roman"/>
-        </w:rPr>
-        <w:t xml:space="preserve"> </w:t>
-      </w:r>
-      <w:proofErr w:type="spellStart"/>
-      <w:r>
-        <w:rPr>
-          <w:rFonts w:ascii="Times New Roman" w:hAnsi="Times New Roman"/>
+          <w:rFonts w:ascii="Times New Roman" w:hAnsi="Times New Roman" w:cs="Times New Roman"/>
+        </w:rPr>
+        <w:t xml:space="preserve"> </w:t>
+      </w:r>
+      <w:proofErr w:type="spellStart"/>
+      <w:r>
+        <w:rPr>
+          <w:rFonts w:ascii="Times New Roman" w:hAnsi="Times New Roman" w:cs="Times New Roman"/>
         </w:rPr>
         <w:t>thể</w:t>
       </w:r>
       <w:proofErr w:type="spellEnd"/>
       <w:r>
         <w:rPr>
-          <w:rFonts w:ascii="Times New Roman" w:hAnsi="Times New Roman"/>
-        </w:rPr>
-        <w:t xml:space="preserve"> </w:t>
-      </w:r>
-      <w:proofErr w:type="spellStart"/>
-      <w:r>
-        <w:rPr>
-          <w:rFonts w:ascii="Times New Roman" w:hAnsi="Times New Roman"/>
+          <w:rFonts w:ascii="Times New Roman" w:hAnsi="Times New Roman" w:cs="Times New Roman"/>
+        </w:rPr>
+        <w:t xml:space="preserve"> </w:t>
+      </w:r>
+      <w:proofErr w:type="spellStart"/>
+      <w:r>
+        <w:rPr>
+          <w:rFonts w:ascii="Times New Roman" w:hAnsi="Times New Roman" w:cs="Times New Roman"/>
         </w:rPr>
         <w:t>của</w:t>
       </w:r>
       <w:proofErr w:type="spellEnd"/>
       <w:r>
         <w:rPr>
-          <w:rFonts w:ascii="Times New Roman" w:hAnsi="Times New Roman"/>
-        </w:rPr>
-        <w:t xml:space="preserve"> </w:t>
-      </w:r>
-      <w:proofErr w:type="spellStart"/>
-      <w:r>
-        <w:rPr>
-          <w:rFonts w:ascii="Times New Roman" w:hAnsi="Times New Roman"/>
+          <w:rFonts w:ascii="Times New Roman" w:hAnsi="Times New Roman" w:cs="Times New Roman"/>
+        </w:rPr>
+        <w:t xml:space="preserve"> </w:t>
+      </w:r>
+      <w:proofErr w:type="spellStart"/>
+      <w:r>
+        <w:rPr>
+          <w:rFonts w:ascii="Times New Roman" w:hAnsi="Times New Roman" w:cs="Times New Roman"/>
         </w:rPr>
         <w:t>phần</w:t>
       </w:r>
       <w:proofErr w:type="spellEnd"/>
       <w:r>
         <w:rPr>
-          <w:rFonts w:ascii="Times New Roman" w:hAnsi="Times New Roman"/>
-        </w:rPr>
-        <w:t xml:space="preserve"> </w:t>
-      </w:r>
-      <w:proofErr w:type="spellStart"/>
-      <w:r>
-        <w:rPr>
-          <w:rFonts w:ascii="Times New Roman" w:hAnsi="Times New Roman"/>
+          <w:rFonts w:ascii="Times New Roman" w:hAnsi="Times New Roman" w:cs="Times New Roman"/>
+        </w:rPr>
+        <w:t xml:space="preserve"> </w:t>
+      </w:r>
+      <w:proofErr w:type="spellStart"/>
+      <w:r>
+        <w:rPr>
+          <w:rFonts w:ascii="Times New Roman" w:hAnsi="Times New Roman" w:cs="Times New Roman"/>
         </w:rPr>
         <w:t>mềm</w:t>
       </w:r>
       <w:proofErr w:type="spellEnd"/>
       <w:r>
         <w:rPr>
-          <w:rFonts w:ascii="Times New Roman" w:hAnsi="Times New Roman"/>
+          <w:rFonts w:ascii="Times New Roman" w:hAnsi="Times New Roman" w:cs="Times New Roman"/>
         </w:rPr>
         <w:t xml:space="preserve">, </w:t>
       </w:r>
       <w:proofErr w:type="spellStart"/>
       <w:r>
         <w:rPr>
-          <w:rFonts w:ascii="Times New Roman" w:hAnsi="Times New Roman"/>
+          <w:rFonts w:ascii="Times New Roman" w:hAnsi="Times New Roman" w:cs="Times New Roman"/>
         </w:rPr>
         <w:t>đồ</w:t>
       </w:r>
       <w:proofErr w:type="spellEnd"/>
       <w:r>
         <w:rPr>
-          <w:rFonts w:ascii="Times New Roman" w:hAnsi="Times New Roman"/>
-        </w:rPr>
-        <w:t xml:space="preserve"> </w:t>
-      </w:r>
-      <w:proofErr w:type="spellStart"/>
-      <w:r>
-        <w:rPr>
-          <w:rFonts w:ascii="Times New Roman" w:hAnsi="Times New Roman"/>
+          <w:rFonts w:ascii="Times New Roman" w:hAnsi="Times New Roman" w:cs="Times New Roman"/>
+        </w:rPr>
+        <w:t xml:space="preserve"> </w:t>
+      </w:r>
+      <w:proofErr w:type="spellStart"/>
+      <w:r>
+        <w:rPr>
+          <w:rFonts w:ascii="Times New Roman" w:hAnsi="Times New Roman" w:cs="Times New Roman"/>
         </w:rPr>
         <w:t>án</w:t>
       </w:r>
       <w:proofErr w:type="spellEnd"/>
       <w:r>
         <w:rPr>
-          <w:rFonts w:ascii="Times New Roman" w:hAnsi="Times New Roman"/>
+          <w:rFonts w:ascii="Times New Roman" w:hAnsi="Times New Roman" w:cs="Times New Roman"/>
         </w:rPr>
         <w:t xml:space="preserve">, </w:t>
       </w:r>
       <w:proofErr w:type="spellStart"/>
       <w:r>
         <w:rPr>
-          <w:rFonts w:ascii="Times New Roman" w:hAnsi="Times New Roman"/>
+          <w:rFonts w:ascii="Times New Roman" w:hAnsi="Times New Roman" w:cs="Times New Roman"/>
         </w:rPr>
         <w:t>ước</w:t>
       </w:r>
       <w:proofErr w:type="spellEnd"/>
       <w:r>
         <w:rPr>
-          <w:rFonts w:ascii="Times New Roman" w:hAnsi="Times New Roman"/>
-        </w:rPr>
-        <w:t xml:space="preserve"> </w:t>
-      </w:r>
-      <w:proofErr w:type="spellStart"/>
-      <w:r>
-        <w:rPr>
-          <w:rFonts w:ascii="Times New Roman" w:hAnsi="Times New Roman"/>
+          <w:rFonts w:ascii="Times New Roman" w:hAnsi="Times New Roman" w:cs="Times New Roman"/>
+        </w:rPr>
+        <w:t xml:space="preserve"> </w:t>
+      </w:r>
+      <w:proofErr w:type="spellStart"/>
+      <w:r>
+        <w:rPr>
+          <w:rFonts w:ascii="Times New Roman" w:hAnsi="Times New Roman" w:cs="Times New Roman"/>
         </w:rPr>
         <w:t>lượng</w:t>
       </w:r>
       <w:proofErr w:type="spellEnd"/>
       <w:r>
         <w:rPr>
-          <w:rFonts w:ascii="Times New Roman" w:hAnsi="Times New Roman"/>
-        </w:rPr>
-        <w:t xml:space="preserve"> </w:t>
-      </w:r>
-      <w:proofErr w:type="spellStart"/>
-      <w:r>
-        <w:rPr>
-          <w:rFonts w:ascii="Times New Roman" w:hAnsi="Times New Roman"/>
+          <w:rFonts w:ascii="Times New Roman" w:hAnsi="Times New Roman" w:cs="Times New Roman"/>
+        </w:rPr>
+        <w:t xml:space="preserve"> </w:t>
+      </w:r>
+      <w:proofErr w:type="spellStart"/>
+      <w:r>
+        <w:rPr>
+          <w:rFonts w:ascii="Times New Roman" w:hAnsi="Times New Roman" w:cs="Times New Roman"/>
         </w:rPr>
         <w:t>thời</w:t>
       </w:r>
       <w:proofErr w:type="spellEnd"/>
       <w:r>
         <w:rPr>
-          <w:rFonts w:ascii="Times New Roman" w:hAnsi="Times New Roman"/>
-        </w:rPr>
-        <w:t xml:space="preserve"> </w:t>
-      </w:r>
-      <w:proofErr w:type="spellStart"/>
-      <w:r>
-        <w:rPr>
-          <w:rFonts w:ascii="Times New Roman" w:hAnsi="Times New Roman"/>
+          <w:rFonts w:ascii="Times New Roman" w:hAnsi="Times New Roman" w:cs="Times New Roman"/>
+        </w:rPr>
+        <w:t xml:space="preserve"> </w:t>
+      </w:r>
+      <w:proofErr w:type="spellStart"/>
+      <w:r>
+        <w:rPr>
+          <w:rFonts w:ascii="Times New Roman" w:hAnsi="Times New Roman" w:cs="Times New Roman"/>
         </w:rPr>
         <w:t>gian</w:t>
       </w:r>
       <w:proofErr w:type="spellEnd"/>
       <w:r>
         <w:rPr>
-          <w:rFonts w:ascii="Times New Roman" w:hAnsi="Times New Roman"/>
-        </w:rPr>
-        <w:t xml:space="preserve"> </w:t>
-      </w:r>
-      <w:proofErr w:type="spellStart"/>
-      <w:r>
-        <w:rPr>
-          <w:rFonts w:ascii="Times New Roman" w:hAnsi="Times New Roman"/>
+          <w:rFonts w:ascii="Times New Roman" w:hAnsi="Times New Roman" w:cs="Times New Roman"/>
+        </w:rPr>
+        <w:t xml:space="preserve"> </w:t>
+      </w:r>
+      <w:proofErr w:type="spellStart"/>
+      <w:r>
+        <w:rPr>
+          <w:rFonts w:ascii="Times New Roman" w:hAnsi="Times New Roman" w:cs="Times New Roman"/>
         </w:rPr>
         <w:t>thực</w:t>
       </w:r>
       <w:proofErr w:type="spellEnd"/>
       <w:r>
         <w:rPr>
-          <w:rFonts w:ascii="Times New Roman" w:hAnsi="Times New Roman"/>
-        </w:rPr>
-        <w:t xml:space="preserve"> </w:t>
-      </w:r>
-      <w:proofErr w:type="spellStart"/>
-      <w:r>
-        <w:rPr>
-          <w:rFonts w:ascii="Times New Roman" w:hAnsi="Times New Roman"/>
+          <w:rFonts w:ascii="Times New Roman" w:hAnsi="Times New Roman" w:cs="Times New Roman"/>
+        </w:rPr>
+        <w:t xml:space="preserve"> </w:t>
+      </w:r>
+      <w:proofErr w:type="spellStart"/>
+      <w:r>
+        <w:rPr>
+          <w:rFonts w:ascii="Times New Roman" w:hAnsi="Times New Roman" w:cs="Times New Roman"/>
         </w:rPr>
         <w:t>hiện</w:t>
       </w:r>
       <w:proofErr w:type="spellEnd"/>
       <w:r>
         <w:rPr>
-          <w:rFonts w:ascii="Times New Roman" w:hAnsi="Times New Roman"/>
-        </w:rPr>
-        <w:t xml:space="preserve"> </w:t>
-      </w:r>
-      <w:proofErr w:type="spellStart"/>
-      <w:r>
-        <w:rPr>
-          <w:rFonts w:ascii="Times New Roman" w:hAnsi="Times New Roman"/>
+          <w:rFonts w:ascii="Times New Roman" w:hAnsi="Times New Roman" w:cs="Times New Roman"/>
+        </w:rPr>
+        <w:t xml:space="preserve"> </w:t>
+      </w:r>
+      <w:proofErr w:type="spellStart"/>
+      <w:r>
+        <w:rPr>
+          <w:rFonts w:ascii="Times New Roman" w:hAnsi="Times New Roman" w:cs="Times New Roman"/>
         </w:rPr>
         <w:t>các</w:t>
       </w:r>
       <w:proofErr w:type="spellEnd"/>
       <w:r>
         <w:rPr>
-          <w:rFonts w:ascii="Times New Roman" w:hAnsi="Times New Roman"/>
-        </w:rPr>
-        <w:t xml:space="preserve"> </w:t>
-      </w:r>
-      <w:proofErr w:type="spellStart"/>
-      <w:r>
-        <w:rPr>
-          <w:rFonts w:ascii="Times New Roman" w:hAnsi="Times New Roman"/>
+          <w:rFonts w:ascii="Times New Roman" w:hAnsi="Times New Roman" w:cs="Times New Roman"/>
+        </w:rPr>
+        <w:t xml:space="preserve"> </w:t>
+      </w:r>
+      <w:proofErr w:type="spellStart"/>
+      <w:r>
+        <w:rPr>
+          <w:rFonts w:ascii="Times New Roman" w:hAnsi="Times New Roman" w:cs="Times New Roman"/>
         </w:rPr>
         <w:t>công</w:t>
       </w:r>
       <w:proofErr w:type="spellEnd"/>
       <w:r>
         <w:rPr>
-          <w:rFonts w:ascii="Times New Roman" w:hAnsi="Times New Roman"/>
-        </w:rPr>
-        <w:t xml:space="preserve"> </w:t>
-      </w:r>
-      <w:proofErr w:type="spellStart"/>
-      <w:r>
-        <w:rPr>
-          <w:rFonts w:ascii="Times New Roman" w:hAnsi="Times New Roman"/>
+          <w:rFonts w:ascii="Times New Roman" w:hAnsi="Times New Roman" w:cs="Times New Roman"/>
+        </w:rPr>
+        <w:t xml:space="preserve"> </w:t>
+      </w:r>
+      <w:proofErr w:type="spellStart"/>
+      <w:r>
+        <w:rPr>
+          <w:rFonts w:ascii="Times New Roman" w:hAnsi="Times New Roman" w:cs="Times New Roman"/>
         </w:rPr>
         <w:t>việc</w:t>
       </w:r>
@@ -1127,147 +1131,148 @@
           <w:ilvl w:val="0"/>
           <w:numId w:val="5"/>
         </w:numPr>
-        <w:rPr>
-          <w:rFonts w:ascii="Times New Roman" w:hAnsi="Times New Roman"/>
-        </w:rPr>
-      </w:pPr>
-      <w:proofErr w:type="spellStart"/>
-      <w:r>
-        <w:rPr>
-          <w:rFonts w:ascii="Times New Roman" w:hAnsi="Times New Roman"/>
+        <w:jc w:val="both"/>
+        <w:rPr>
+          <w:rFonts w:ascii="Times New Roman" w:hAnsi="Times New Roman" w:cs="Times New Roman"/>
+        </w:rPr>
+      </w:pPr>
+      <w:proofErr w:type="spellStart"/>
+      <w:r>
+        <w:rPr>
+          <w:rFonts w:ascii="Times New Roman" w:hAnsi="Times New Roman" w:cs="Times New Roman"/>
         </w:rPr>
         <w:t>Tổ</w:t>
       </w:r>
       <w:proofErr w:type="spellEnd"/>
       <w:r>
         <w:rPr>
-          <w:rFonts w:ascii="Times New Roman" w:hAnsi="Times New Roman"/>
-        </w:rPr>
-        <w:t xml:space="preserve"> </w:t>
-      </w:r>
-      <w:proofErr w:type="spellStart"/>
-      <w:r>
-        <w:rPr>
-          <w:rFonts w:ascii="Times New Roman" w:hAnsi="Times New Roman"/>
+          <w:rFonts w:ascii="Times New Roman" w:hAnsi="Times New Roman" w:cs="Times New Roman"/>
+        </w:rPr>
+        <w:t xml:space="preserve"> </w:t>
+      </w:r>
+      <w:proofErr w:type="spellStart"/>
+      <w:r>
+        <w:rPr>
+          <w:rFonts w:ascii="Times New Roman" w:hAnsi="Times New Roman" w:cs="Times New Roman"/>
         </w:rPr>
         <w:t>chức</w:t>
       </w:r>
       <w:proofErr w:type="spellEnd"/>
       <w:r>
         <w:rPr>
-          <w:rFonts w:ascii="Times New Roman" w:hAnsi="Times New Roman"/>
-        </w:rPr>
-        <w:t xml:space="preserve"> </w:t>
-      </w:r>
-      <w:proofErr w:type="spellStart"/>
-      <w:r>
-        <w:rPr>
-          <w:rFonts w:ascii="Times New Roman" w:hAnsi="Times New Roman"/>
+          <w:rFonts w:ascii="Times New Roman" w:hAnsi="Times New Roman" w:cs="Times New Roman"/>
+        </w:rPr>
+        <w:t xml:space="preserve"> </w:t>
+      </w:r>
+      <w:proofErr w:type="spellStart"/>
+      <w:r>
+        <w:rPr>
+          <w:rFonts w:ascii="Times New Roman" w:hAnsi="Times New Roman" w:cs="Times New Roman"/>
         </w:rPr>
         <w:t>phân</w:t>
       </w:r>
       <w:proofErr w:type="spellEnd"/>
       <w:r>
         <w:rPr>
-          <w:rFonts w:ascii="Times New Roman" w:hAnsi="Times New Roman"/>
-        </w:rPr>
-        <w:t xml:space="preserve"> </w:t>
-      </w:r>
-      <w:proofErr w:type="spellStart"/>
-      <w:r>
-        <w:rPr>
-          <w:rFonts w:ascii="Times New Roman" w:hAnsi="Times New Roman"/>
+          <w:rFonts w:ascii="Times New Roman" w:hAnsi="Times New Roman" w:cs="Times New Roman"/>
+        </w:rPr>
+        <w:t xml:space="preserve"> </w:t>
+      </w:r>
+      <w:proofErr w:type="spellStart"/>
+      <w:r>
+        <w:rPr>
+          <w:rFonts w:ascii="Times New Roman" w:hAnsi="Times New Roman" w:cs="Times New Roman"/>
         </w:rPr>
         <w:t>quyền</w:t>
       </w:r>
       <w:proofErr w:type="spellEnd"/>
       <w:r>
         <w:rPr>
-          <w:rFonts w:ascii="Times New Roman" w:hAnsi="Times New Roman"/>
-        </w:rPr>
-        <w:t xml:space="preserve"> </w:t>
-      </w:r>
-      <w:proofErr w:type="spellStart"/>
-      <w:r>
-        <w:rPr>
-          <w:rFonts w:ascii="Times New Roman" w:hAnsi="Times New Roman"/>
+          <w:rFonts w:ascii="Times New Roman" w:hAnsi="Times New Roman" w:cs="Times New Roman"/>
+        </w:rPr>
+        <w:t xml:space="preserve"> </w:t>
+      </w:r>
+      <w:proofErr w:type="spellStart"/>
+      <w:r>
+        <w:rPr>
+          <w:rFonts w:ascii="Times New Roman" w:hAnsi="Times New Roman" w:cs="Times New Roman"/>
         </w:rPr>
         <w:t>trong</w:t>
       </w:r>
       <w:proofErr w:type="spellEnd"/>
       <w:r>
         <w:rPr>
-          <w:rFonts w:ascii="Times New Roman" w:hAnsi="Times New Roman"/>
-        </w:rPr>
-        <w:t xml:space="preserve"> </w:t>
-      </w:r>
-      <w:proofErr w:type="spellStart"/>
-      <w:r>
-        <w:rPr>
-          <w:rFonts w:ascii="Times New Roman" w:hAnsi="Times New Roman"/>
+          <w:rFonts w:ascii="Times New Roman" w:hAnsi="Times New Roman" w:cs="Times New Roman"/>
+        </w:rPr>
+        <w:t xml:space="preserve"> </w:t>
+      </w:r>
+      <w:proofErr w:type="spellStart"/>
+      <w:r>
+        <w:rPr>
+          <w:rFonts w:ascii="Times New Roman" w:hAnsi="Times New Roman" w:cs="Times New Roman"/>
         </w:rPr>
         <w:t>phần</w:t>
       </w:r>
       <w:proofErr w:type="spellEnd"/>
       <w:r>
         <w:rPr>
-          <w:rFonts w:ascii="Times New Roman" w:hAnsi="Times New Roman"/>
-        </w:rPr>
-        <w:t xml:space="preserve"> </w:t>
-      </w:r>
-      <w:proofErr w:type="spellStart"/>
-      <w:r>
-        <w:rPr>
-          <w:rFonts w:ascii="Times New Roman" w:hAnsi="Times New Roman"/>
+          <w:rFonts w:ascii="Times New Roman" w:hAnsi="Times New Roman" w:cs="Times New Roman"/>
+        </w:rPr>
+        <w:t xml:space="preserve"> </w:t>
+      </w:r>
+      <w:proofErr w:type="spellStart"/>
+      <w:r>
+        <w:rPr>
+          <w:rFonts w:ascii="Times New Roman" w:hAnsi="Times New Roman" w:cs="Times New Roman"/>
         </w:rPr>
         <w:t>mềm</w:t>
       </w:r>
       <w:proofErr w:type="spellEnd"/>
       <w:r>
         <w:rPr>
-          <w:rFonts w:ascii="Times New Roman" w:hAnsi="Times New Roman"/>
+          <w:rFonts w:ascii="Times New Roman" w:hAnsi="Times New Roman" w:cs="Times New Roman"/>
         </w:rPr>
         <w:t xml:space="preserve">: </w:t>
       </w:r>
       <w:proofErr w:type="spellStart"/>
       <w:r>
         <w:rPr>
-          <w:rFonts w:ascii="Times New Roman" w:hAnsi="Times New Roman"/>
+          <w:rFonts w:ascii="Times New Roman" w:hAnsi="Times New Roman" w:cs="Times New Roman"/>
         </w:rPr>
         <w:t>Xác</w:t>
       </w:r>
       <w:proofErr w:type="spellEnd"/>
       <w:r>
         <w:rPr>
-          <w:rFonts w:ascii="Times New Roman" w:hAnsi="Times New Roman"/>
-        </w:rPr>
-        <w:t xml:space="preserve"> </w:t>
-      </w:r>
-      <w:proofErr w:type="spellStart"/>
-      <w:r>
-        <w:rPr>
-          <w:rFonts w:ascii="Times New Roman" w:hAnsi="Times New Roman"/>
+          <w:rFonts w:ascii="Times New Roman" w:hAnsi="Times New Roman" w:cs="Times New Roman"/>
+        </w:rPr>
+        <w:t xml:space="preserve"> </w:t>
+      </w:r>
+      <w:proofErr w:type="spellStart"/>
+      <w:r>
+        <w:rPr>
+          <w:rFonts w:ascii="Times New Roman" w:hAnsi="Times New Roman" w:cs="Times New Roman"/>
         </w:rPr>
         <w:t>định</w:t>
       </w:r>
       <w:proofErr w:type="spellEnd"/>
       <w:r>
         <w:rPr>
-          <w:rFonts w:ascii="Times New Roman" w:hAnsi="Times New Roman"/>
-        </w:rPr>
-        <w:t xml:space="preserve"> </w:t>
-      </w:r>
-      <w:proofErr w:type="spellStart"/>
-      <w:r>
-        <w:rPr>
-          <w:rFonts w:ascii="Times New Roman" w:hAnsi="Times New Roman"/>
+          <w:rFonts w:ascii="Times New Roman" w:hAnsi="Times New Roman" w:cs="Times New Roman"/>
+        </w:rPr>
+        <w:t xml:space="preserve"> </w:t>
+      </w:r>
+      <w:proofErr w:type="spellStart"/>
+      <w:r>
+        <w:rPr>
+          <w:rFonts w:ascii="Times New Roman" w:hAnsi="Times New Roman" w:cs="Times New Roman"/>
         </w:rPr>
         <w:t>các</w:t>
       </w:r>
       <w:proofErr w:type="spellEnd"/>
       <w:r>
         <w:rPr>
-          <w:rFonts w:ascii="Times New Roman" w:hAnsi="Times New Roman"/>
+          <w:rFonts w:ascii="Times New Roman" w:hAnsi="Times New Roman" w:cs="Times New Roman"/>
         </w:rPr>
         <w:t xml:space="preserve"> roles, permission;</w:t>
       </w:r>
@@ -1279,125 +1284,126 @@
           <w:ilvl w:val="1"/>
           <w:numId w:val="5"/>
         </w:numPr>
-        <w:rPr>
-          <w:rFonts w:ascii="Times New Roman" w:hAnsi="Times New Roman"/>
-        </w:rPr>
-      </w:pPr>
-      <w:r>
-        <w:rPr>
-          <w:rFonts w:ascii="Times New Roman" w:hAnsi="Times New Roman"/>
+        <w:jc w:val="both"/>
+        <w:rPr>
+          <w:rFonts w:ascii="Times New Roman" w:hAnsi="Times New Roman" w:cs="Times New Roman"/>
+        </w:rPr>
+      </w:pPr>
+      <w:r>
+        <w:rPr>
+          <w:rFonts w:ascii="Times New Roman" w:hAnsi="Times New Roman" w:cs="Times New Roman"/>
         </w:rPr>
         <w:t xml:space="preserve">Roles: </w:t>
       </w:r>
       <w:proofErr w:type="spellStart"/>
       <w:r>
         <w:rPr>
-          <w:rFonts w:ascii="Times New Roman" w:hAnsi="Times New Roman"/>
+          <w:rFonts w:ascii="Times New Roman" w:hAnsi="Times New Roman" w:cs="Times New Roman"/>
         </w:rPr>
         <w:t>Adminstrator</w:t>
       </w:r>
       <w:proofErr w:type="spellEnd"/>
       <w:r>
         <w:rPr>
-          <w:rFonts w:ascii="Times New Roman" w:hAnsi="Times New Roman"/>
+          <w:rFonts w:ascii="Times New Roman" w:hAnsi="Times New Roman" w:cs="Times New Roman"/>
         </w:rPr>
         <w:t>, Admin (</w:t>
       </w:r>
       <w:proofErr w:type="spellStart"/>
       <w:r>
         <w:rPr>
-          <w:rFonts w:ascii="Times New Roman" w:hAnsi="Times New Roman"/>
+          <w:rFonts w:ascii="Times New Roman" w:hAnsi="Times New Roman" w:cs="Times New Roman"/>
         </w:rPr>
         <w:t>Chủ</w:t>
       </w:r>
       <w:proofErr w:type="spellEnd"/>
       <w:r>
         <w:rPr>
-          <w:rFonts w:ascii="Times New Roman" w:hAnsi="Times New Roman"/>
-        </w:rPr>
-        <w:t xml:space="preserve"> </w:t>
-      </w:r>
-      <w:proofErr w:type="spellStart"/>
-      <w:r>
-        <w:rPr>
-          <w:rFonts w:ascii="Times New Roman" w:hAnsi="Times New Roman"/>
+          <w:rFonts w:ascii="Times New Roman" w:hAnsi="Times New Roman" w:cs="Times New Roman"/>
+        </w:rPr>
+        <w:t xml:space="preserve"> </w:t>
+      </w:r>
+      <w:proofErr w:type="spellStart"/>
+      <w:r>
+        <w:rPr>
+          <w:rFonts w:ascii="Times New Roman" w:hAnsi="Times New Roman" w:cs="Times New Roman"/>
         </w:rPr>
         <w:t>cửa</w:t>
       </w:r>
       <w:proofErr w:type="spellEnd"/>
       <w:r>
         <w:rPr>
-          <w:rFonts w:ascii="Times New Roman" w:hAnsi="Times New Roman"/>
+          <w:rFonts w:ascii="Times New Roman" w:hAnsi="Times New Roman" w:cs="Times New Roman"/>
         </w:rPr>
         <w:t xml:space="preserve"> hang), Staff (</w:t>
       </w:r>
       <w:proofErr w:type="spellStart"/>
       <w:r>
         <w:rPr>
-          <w:rFonts w:ascii="Times New Roman" w:hAnsi="Times New Roman"/>
+          <w:rFonts w:ascii="Times New Roman" w:hAnsi="Times New Roman" w:cs="Times New Roman"/>
         </w:rPr>
         <w:t>Có</w:t>
       </w:r>
       <w:proofErr w:type="spellEnd"/>
       <w:r>
         <w:rPr>
-          <w:rFonts w:ascii="Times New Roman" w:hAnsi="Times New Roman"/>
-        </w:rPr>
-        <w:t xml:space="preserve"> </w:t>
-      </w:r>
-      <w:proofErr w:type="spellStart"/>
-      <w:r>
-        <w:rPr>
-          <w:rFonts w:ascii="Times New Roman" w:hAnsi="Times New Roman"/>
+          <w:rFonts w:ascii="Times New Roman" w:hAnsi="Times New Roman" w:cs="Times New Roman"/>
+        </w:rPr>
+        <w:t xml:space="preserve"> </w:t>
+      </w:r>
+      <w:proofErr w:type="spellStart"/>
+      <w:r>
+        <w:rPr>
+          <w:rFonts w:ascii="Times New Roman" w:hAnsi="Times New Roman" w:cs="Times New Roman"/>
         </w:rPr>
         <w:t>thể</w:t>
       </w:r>
       <w:proofErr w:type="spellEnd"/>
       <w:r>
         <w:rPr>
-          <w:rFonts w:ascii="Times New Roman" w:hAnsi="Times New Roman"/>
-        </w:rPr>
-        <w:t xml:space="preserve"> </w:t>
-      </w:r>
-      <w:proofErr w:type="spellStart"/>
-      <w:r>
-        <w:rPr>
-          <w:rFonts w:ascii="Times New Roman" w:hAnsi="Times New Roman"/>
+          <w:rFonts w:ascii="Times New Roman" w:hAnsi="Times New Roman" w:cs="Times New Roman"/>
+        </w:rPr>
+        <w:t xml:space="preserve"> </w:t>
+      </w:r>
+      <w:proofErr w:type="spellStart"/>
+      <w:r>
+        <w:rPr>
+          <w:rFonts w:ascii="Times New Roman" w:hAnsi="Times New Roman" w:cs="Times New Roman"/>
         </w:rPr>
         <w:t>là</w:t>
       </w:r>
       <w:proofErr w:type="spellEnd"/>
       <w:r>
         <w:rPr>
-          <w:rFonts w:ascii="Times New Roman" w:hAnsi="Times New Roman"/>
+          <w:rFonts w:ascii="Times New Roman" w:hAnsi="Times New Roman" w:cs="Times New Roman"/>
         </w:rPr>
         <w:t xml:space="preserve"> leader, </w:t>
       </w:r>
       <w:proofErr w:type="spellStart"/>
       <w:r>
         <w:rPr>
-          <w:rFonts w:ascii="Times New Roman" w:hAnsi="Times New Roman"/>
+          <w:rFonts w:ascii="Times New Roman" w:hAnsi="Times New Roman" w:cs="Times New Roman"/>
         </w:rPr>
         <w:t>nhân</w:t>
       </w:r>
       <w:proofErr w:type="spellEnd"/>
       <w:r>
         <w:rPr>
-          <w:rFonts w:ascii="Times New Roman" w:hAnsi="Times New Roman"/>
-        </w:rPr>
-        <w:t xml:space="preserve"> </w:t>
-      </w:r>
-      <w:proofErr w:type="spellStart"/>
-      <w:r>
-        <w:rPr>
-          <w:rFonts w:ascii="Times New Roman" w:hAnsi="Times New Roman"/>
+          <w:rFonts w:ascii="Times New Roman" w:hAnsi="Times New Roman" w:cs="Times New Roman"/>
+        </w:rPr>
+        <w:t xml:space="preserve"> </w:t>
+      </w:r>
+      <w:proofErr w:type="spellStart"/>
+      <w:r>
+        <w:rPr>
+          <w:rFonts w:ascii="Times New Roman" w:hAnsi="Times New Roman" w:cs="Times New Roman"/>
         </w:rPr>
         <w:t>viên</w:t>
       </w:r>
       <w:proofErr w:type="spellEnd"/>
       <w:r>
         <w:rPr>
-          <w:rFonts w:ascii="Times New Roman" w:hAnsi="Times New Roman"/>
+          <w:rFonts w:ascii="Times New Roman" w:hAnsi="Times New Roman" w:cs="Times New Roman"/>
         </w:rPr>
         <w:t>).</w:t>
       </w:r>
@@ -1409,83 +1415,84 @@
           <w:ilvl w:val="1"/>
           <w:numId w:val="5"/>
         </w:numPr>
-        <w:rPr>
-          <w:rFonts w:ascii="Times New Roman" w:hAnsi="Times New Roman"/>
-        </w:rPr>
-      </w:pPr>
-      <w:r>
-        <w:rPr>
-          <w:rFonts w:ascii="Times New Roman" w:hAnsi="Times New Roman"/>
+        <w:jc w:val="both"/>
+        <w:rPr>
+          <w:rFonts w:ascii="Times New Roman" w:hAnsi="Times New Roman" w:cs="Times New Roman"/>
+        </w:rPr>
+      </w:pPr>
+      <w:r>
+        <w:rPr>
+          <w:rFonts w:ascii="Times New Roman" w:hAnsi="Times New Roman" w:cs="Times New Roman"/>
         </w:rPr>
         <w:t xml:space="preserve">Permission: </w:t>
       </w:r>
       <w:proofErr w:type="spellStart"/>
       <w:r>
         <w:rPr>
-          <w:rFonts w:ascii="Times New Roman" w:hAnsi="Times New Roman"/>
+          <w:rFonts w:ascii="Times New Roman" w:hAnsi="Times New Roman" w:cs="Times New Roman"/>
         </w:rPr>
         <w:t>Ví</w:t>
       </w:r>
       <w:proofErr w:type="spellEnd"/>
       <w:r>
         <w:rPr>
-          <w:rFonts w:ascii="Times New Roman" w:hAnsi="Times New Roman"/>
-        </w:rPr>
-        <w:t xml:space="preserve"> </w:t>
-      </w:r>
-      <w:proofErr w:type="spellStart"/>
-      <w:r>
-        <w:rPr>
-          <w:rFonts w:ascii="Times New Roman" w:hAnsi="Times New Roman"/>
+          <w:rFonts w:ascii="Times New Roman" w:hAnsi="Times New Roman" w:cs="Times New Roman"/>
+        </w:rPr>
+        <w:t xml:space="preserve"> </w:t>
+      </w:r>
+      <w:proofErr w:type="spellStart"/>
+      <w:r>
+        <w:rPr>
+          <w:rFonts w:ascii="Times New Roman" w:hAnsi="Times New Roman" w:cs="Times New Roman"/>
         </w:rPr>
         <w:t>dụ</w:t>
       </w:r>
       <w:proofErr w:type="spellEnd"/>
       <w:r>
         <w:rPr>
-          <w:rFonts w:ascii="Times New Roman" w:hAnsi="Times New Roman"/>
+          <w:rFonts w:ascii="Times New Roman" w:hAnsi="Times New Roman" w:cs="Times New Roman"/>
         </w:rPr>
         <w:t xml:space="preserve"> CRUD </w:t>
       </w:r>
       <w:proofErr w:type="spellStart"/>
       <w:r>
         <w:rPr>
-          <w:rFonts w:ascii="Times New Roman" w:hAnsi="Times New Roman"/>
+          <w:rFonts w:ascii="Times New Roman" w:hAnsi="Times New Roman" w:cs="Times New Roman"/>
         </w:rPr>
         <w:t>chỉ</w:t>
       </w:r>
       <w:proofErr w:type="spellEnd"/>
       <w:r>
         <w:rPr>
-          <w:rFonts w:ascii="Times New Roman" w:hAnsi="Times New Roman"/>
-        </w:rPr>
-        <w:t xml:space="preserve"> </w:t>
-      </w:r>
-      <w:proofErr w:type="spellStart"/>
-      <w:r>
-        <w:rPr>
-          <w:rFonts w:ascii="Times New Roman" w:hAnsi="Times New Roman"/>
+          <w:rFonts w:ascii="Times New Roman" w:hAnsi="Times New Roman" w:cs="Times New Roman"/>
+        </w:rPr>
+        <w:t xml:space="preserve"> </w:t>
+      </w:r>
+      <w:proofErr w:type="spellStart"/>
+      <w:r>
+        <w:rPr>
+          <w:rFonts w:ascii="Times New Roman" w:hAnsi="Times New Roman" w:cs="Times New Roman"/>
         </w:rPr>
         <w:t>danh</w:t>
       </w:r>
       <w:proofErr w:type="spellEnd"/>
       <w:r>
         <w:rPr>
-          <w:rFonts w:ascii="Times New Roman" w:hAnsi="Times New Roman"/>
-        </w:rPr>
-        <w:t xml:space="preserve"> </w:t>
-      </w:r>
-      <w:proofErr w:type="spellStart"/>
-      <w:r>
-        <w:rPr>
-          <w:rFonts w:ascii="Times New Roman" w:hAnsi="Times New Roman"/>
+          <w:rFonts w:ascii="Times New Roman" w:hAnsi="Times New Roman" w:cs="Times New Roman"/>
+        </w:rPr>
+        <w:t xml:space="preserve"> </w:t>
+      </w:r>
+      <w:proofErr w:type="spellStart"/>
+      <w:r>
+        <w:rPr>
+          <w:rFonts w:ascii="Times New Roman" w:hAnsi="Times New Roman" w:cs="Times New Roman"/>
         </w:rPr>
         <w:t>cho</w:t>
       </w:r>
       <w:proofErr w:type="spellEnd"/>
       <w:r>
         <w:rPr>
-          <w:rFonts w:ascii="Times New Roman" w:hAnsi="Times New Roman"/>
+          <w:rFonts w:ascii="Times New Roman" w:hAnsi="Times New Roman" w:cs="Times New Roman"/>
         </w:rPr>
         <w:t xml:space="preserve"> Admin</w:t>
       </w:r>
@@ -1497,42 +1504,43 @@
           <w:ilvl w:val="0"/>
           <w:numId w:val="2"/>
         </w:numPr>
-        <w:rPr>
-          <w:rFonts w:ascii="Times New Roman" w:hAnsi="Times New Roman"/>
-        </w:rPr>
-      </w:pPr>
-      <w:proofErr w:type="spellStart"/>
-      <w:r>
-        <w:rPr>
-          <w:rFonts w:ascii="Times New Roman" w:hAnsi="Times New Roman"/>
+        <w:jc w:val="both"/>
+        <w:rPr>
+          <w:rFonts w:ascii="Times New Roman" w:hAnsi="Times New Roman" w:cs="Times New Roman"/>
+        </w:rPr>
+      </w:pPr>
+      <w:proofErr w:type="spellStart"/>
+      <w:r>
+        <w:rPr>
+          <w:rFonts w:ascii="Times New Roman" w:hAnsi="Times New Roman" w:cs="Times New Roman"/>
         </w:rPr>
         <w:t>Tổ</w:t>
       </w:r>
       <w:proofErr w:type="spellEnd"/>
       <w:r>
         <w:rPr>
-          <w:rFonts w:ascii="Times New Roman" w:hAnsi="Times New Roman"/>
-        </w:rPr>
-        <w:t xml:space="preserve"> </w:t>
-      </w:r>
-      <w:proofErr w:type="spellStart"/>
-      <w:r>
-        <w:rPr>
-          <w:rFonts w:ascii="Times New Roman" w:hAnsi="Times New Roman"/>
+          <w:rFonts w:ascii="Times New Roman" w:hAnsi="Times New Roman" w:cs="Times New Roman"/>
+        </w:rPr>
+        <w:t xml:space="preserve"> </w:t>
+      </w:r>
+      <w:proofErr w:type="spellStart"/>
+      <w:r>
+        <w:rPr>
+          <w:rFonts w:ascii="Times New Roman" w:hAnsi="Times New Roman" w:cs="Times New Roman"/>
         </w:rPr>
         <w:t>chức</w:t>
       </w:r>
       <w:proofErr w:type="spellEnd"/>
       <w:r>
         <w:rPr>
-          <w:rFonts w:ascii="Times New Roman" w:hAnsi="Times New Roman"/>
+          <w:rFonts w:ascii="Times New Roman" w:hAnsi="Times New Roman" w:cs="Times New Roman"/>
         </w:rPr>
         <w:t xml:space="preserve"> Project, Model, </w:t>
       </w:r>
       <w:proofErr w:type="spellStart"/>
       <w:r>
         <w:rPr>
-          <w:rFonts w:ascii="Times New Roman" w:hAnsi="Times New Roman"/>
+          <w:rFonts w:ascii="Times New Roman" w:hAnsi="Times New Roman" w:cs="Times New Roman"/>
         </w:rPr>
         <w:t>DbContenxt</w:t>
       </w:r>
@@ -1545,21 +1553,22 @@
           <w:ilvl w:val="0"/>
           <w:numId w:val="5"/>
         </w:numPr>
-        <w:rPr>
-          <w:rFonts w:ascii="Times New Roman" w:hAnsi="Times New Roman"/>
-        </w:rPr>
-      </w:pPr>
-      <w:proofErr w:type="spellStart"/>
-      <w:r>
-        <w:rPr>
-          <w:rFonts w:ascii="Times New Roman" w:hAnsi="Times New Roman"/>
+        <w:jc w:val="both"/>
+        <w:rPr>
+          <w:rFonts w:ascii="Times New Roman" w:hAnsi="Times New Roman" w:cs="Times New Roman"/>
+        </w:rPr>
+      </w:pPr>
+      <w:proofErr w:type="spellStart"/>
+      <w:r>
+        <w:rPr>
+          <w:rFonts w:ascii="Times New Roman" w:hAnsi="Times New Roman" w:cs="Times New Roman"/>
         </w:rPr>
         <w:t>Tạo</w:t>
       </w:r>
       <w:proofErr w:type="spellEnd"/>
       <w:r>
         <w:rPr>
-          <w:rFonts w:ascii="Times New Roman" w:hAnsi="Times New Roman"/>
+          <w:rFonts w:ascii="Times New Roman" w:hAnsi="Times New Roman" w:cs="Times New Roman"/>
         </w:rPr>
         <w:t xml:space="preserve"> project Asp.net Core MVC</w:t>
       </w:r>
@@ -1571,93 +1580,144 @@
           <w:ilvl w:val="0"/>
           <w:numId w:val="5"/>
         </w:numPr>
-        <w:rPr>
-          <w:rFonts w:ascii="Times New Roman" w:hAnsi="Times New Roman"/>
-        </w:rPr>
-      </w:pPr>
-      <w:proofErr w:type="spellStart"/>
-      <w:r>
-        <w:rPr>
-          <w:rFonts w:ascii="Times New Roman" w:hAnsi="Times New Roman"/>
+        <w:jc w:val="both"/>
+        <w:rPr>
+          <w:rFonts w:ascii="Times New Roman" w:hAnsi="Times New Roman" w:cs="Times New Roman"/>
+        </w:rPr>
+      </w:pPr>
+      <w:proofErr w:type="spellStart"/>
+      <w:r>
+        <w:rPr>
+          <w:rFonts w:ascii="Times New Roman" w:hAnsi="Times New Roman" w:cs="Times New Roman"/>
         </w:rPr>
         <w:t>Cấu</w:t>
       </w:r>
       <w:proofErr w:type="spellEnd"/>
       <w:r>
         <w:rPr>
-          <w:rFonts w:ascii="Times New Roman" w:hAnsi="Times New Roman"/>
-        </w:rPr>
-        <w:t xml:space="preserve"> </w:t>
-      </w:r>
-      <w:proofErr w:type="spellStart"/>
-      <w:r>
-        <w:rPr>
-          <w:rFonts w:ascii="Times New Roman" w:hAnsi="Times New Roman"/>
+          <w:rFonts w:ascii="Times New Roman" w:hAnsi="Times New Roman" w:cs="Times New Roman"/>
+        </w:rPr>
+        <w:t xml:space="preserve"> </w:t>
+      </w:r>
+      <w:proofErr w:type="spellStart"/>
+      <w:r>
+        <w:rPr>
+          <w:rFonts w:ascii="Times New Roman" w:hAnsi="Times New Roman" w:cs="Times New Roman"/>
         </w:rPr>
         <w:t>trúc</w:t>
       </w:r>
       <w:proofErr w:type="spellEnd"/>
       <w:r>
         <w:rPr>
-          <w:rFonts w:ascii="Times New Roman" w:hAnsi="Times New Roman"/>
-        </w:rPr>
-        <w:t xml:space="preserve"> </w:t>
-      </w:r>
-      <w:proofErr w:type="spellStart"/>
-      <w:r>
-        <w:rPr>
-          <w:rFonts w:ascii="Times New Roman" w:hAnsi="Times New Roman"/>
+          <w:rFonts w:ascii="Times New Roman" w:hAnsi="Times New Roman" w:cs="Times New Roman"/>
+        </w:rPr>
+        <w:t xml:space="preserve"> </w:t>
+      </w:r>
+      <w:proofErr w:type="spellStart"/>
+      <w:r>
+        <w:rPr>
+          <w:rFonts w:ascii="Times New Roman" w:hAnsi="Times New Roman" w:cs="Times New Roman"/>
         </w:rPr>
         <w:t>các</w:t>
       </w:r>
       <w:proofErr w:type="spellEnd"/>
       <w:r>
         <w:rPr>
-          <w:rFonts w:ascii="Times New Roman" w:hAnsi="Times New Roman"/>
-        </w:rPr>
-        <w:t xml:space="preserve"> </w:t>
-      </w:r>
-      <w:proofErr w:type="spellStart"/>
-      <w:r>
-        <w:rPr>
-          <w:rFonts w:ascii="Times New Roman" w:hAnsi="Times New Roman"/>
+          <w:rFonts w:ascii="Times New Roman" w:hAnsi="Times New Roman" w:cs="Times New Roman"/>
+        </w:rPr>
+        <w:t xml:space="preserve"> </w:t>
+      </w:r>
+      <w:proofErr w:type="spellStart"/>
+      <w:r>
+        <w:rPr>
+          <w:rFonts w:ascii="Times New Roman" w:hAnsi="Times New Roman" w:cs="Times New Roman"/>
         </w:rPr>
         <w:t>thư</w:t>
       </w:r>
       <w:proofErr w:type="spellEnd"/>
       <w:r>
         <w:rPr>
-          <w:rFonts w:ascii="Times New Roman" w:hAnsi="Times New Roman"/>
-        </w:rPr>
-        <w:t xml:space="preserve"> </w:t>
-      </w:r>
-      <w:proofErr w:type="spellStart"/>
-      <w:r>
-        <w:rPr>
-          <w:rFonts w:ascii="Times New Roman" w:hAnsi="Times New Roman"/>
+          <w:rFonts w:ascii="Times New Roman" w:hAnsi="Times New Roman" w:cs="Times New Roman"/>
+        </w:rPr>
+        <w:t xml:space="preserve"> </w:t>
+      </w:r>
+      <w:proofErr w:type="spellStart"/>
+      <w:r>
+        <w:rPr>
+          <w:rFonts w:ascii="Times New Roman" w:hAnsi="Times New Roman" w:cs="Times New Roman"/>
         </w:rPr>
         <w:t>mục</w:t>
       </w:r>
       <w:proofErr w:type="spellEnd"/>
       <w:r>
         <w:rPr>
-          <w:rFonts w:ascii="Times New Roman" w:hAnsi="Times New Roman"/>
-        </w:rPr>
-        <w:t xml:space="preserve"> </w:t>
-      </w:r>
-      <w:proofErr w:type="spellStart"/>
-      <w:r>
-        <w:rPr>
-          <w:rFonts w:ascii="Times New Roman" w:hAnsi="Times New Roman"/>
+          <w:rFonts w:ascii="Times New Roman" w:hAnsi="Times New Roman" w:cs="Times New Roman"/>
+        </w:rPr>
+        <w:t xml:space="preserve"> </w:t>
+      </w:r>
+      <w:proofErr w:type="spellStart"/>
+      <w:r>
+        <w:rPr>
+          <w:rFonts w:ascii="Times New Roman" w:hAnsi="Times New Roman" w:cs="Times New Roman"/>
         </w:rPr>
         <w:t>phân</w:t>
       </w:r>
       <w:proofErr w:type="spellEnd"/>
       <w:r>
         <w:rPr>
-          <w:rFonts w:ascii="Times New Roman" w:hAnsi="Times New Roman"/>
+          <w:rFonts w:ascii="Times New Roman" w:hAnsi="Times New Roman" w:cs="Times New Roman"/>
         </w:rPr>
         <w:t xml:space="preserve"> chia layers</w:t>
+      </w:r>
+    </w:p>
+    <w:p>
+      <w:pPr>
+        <w:ind w:left="360"/>
+        <w:jc w:val="center"/>
+        <w:rPr>
+          <w:rFonts w:ascii="Times New Roman" w:hAnsi="Times New Roman" w:cs="Times New Roman"/>
+        </w:rPr>
+      </w:pPr>
+      <w:r>
+        <w:rPr>
+          <w:rFonts w:ascii="Times New Roman" w:hAnsi="Times New Roman" w:cs="Times New Roman"/>
+          <w:noProof/>
+        </w:rPr>
+        <w:drawing>
+          <wp:inline distT="0" distB="0" distL="0" distR="0" wp14:anchorId="1D7174F8" wp14:editId="1B470008">
+            <wp:extent cx="1947672" cy="2743200"/>
+            <wp:effectExtent l="0" t="0" r="0" b="0"/>
+            <wp:docPr id="715270690" name="Picture 1"/>
+            <wp:cNvGraphicFramePr>
+              <a:graphicFrameLocks xmlns:a="http://schemas.openxmlformats.org/drawingml/2006/main" noChangeAspect="1"/>
+            </wp:cNvGraphicFramePr>
+            <a:graphic xmlns:a="http://schemas.openxmlformats.org/drawingml/2006/main">
+              <a:graphicData uri="http://schemas.openxmlformats.org/drawingml/2006/picture">
+                <pic:pic xmlns:pic="http://schemas.openxmlformats.org/drawingml/2006/picture">
+                  <pic:nvPicPr>
+                    <pic:cNvPr id="715270690" name=""/>
+                    <pic:cNvPicPr/>
+                  </pic:nvPicPr>
+                  <pic:blipFill>
+                    <a:blip r:embed="rId5"/>
+                    <a:stretch>
+                      <a:fillRect/>
+                    </a:stretch>
+                  </pic:blipFill>
+                  <pic:spPr>
+                    <a:xfrm>
+                      <a:off x="0" y="0"/>
+                      <a:ext cx="1948134" cy="2743851"/>
+                    </a:xfrm>
+                    <a:prstGeom prst="rect">
+                      <a:avLst/>
+                    </a:prstGeom>
+                  </pic:spPr>
+                </pic:pic>
+              </a:graphicData>
+            </a:graphic>
+          </wp:inline>
+        </w:drawing>
       </w:r>
     </w:p>
     <w:p>
@@ -1667,94 +1727,144 @@
           <w:ilvl w:val="0"/>
           <w:numId w:val="5"/>
         </w:numPr>
-        <w:rPr>
-          <w:rFonts w:ascii="Times New Roman" w:hAnsi="Times New Roman"/>
-        </w:rPr>
-      </w:pPr>
-      <w:r>
-        <w:rPr>
-          <w:rFonts w:ascii="Times New Roman" w:hAnsi="Times New Roman"/>
+        <w:jc w:val="both"/>
+        <w:rPr>
+          <w:rFonts w:ascii="Times New Roman" w:hAnsi="Times New Roman" w:cs="Times New Roman"/>
+        </w:rPr>
+      </w:pPr>
+      <w:r>
+        <w:rPr>
+          <w:rFonts w:ascii="Times New Roman" w:hAnsi="Times New Roman" w:cs="Times New Roman"/>
         </w:rPr>
         <w:t xml:space="preserve">Cài </w:t>
       </w:r>
       <w:proofErr w:type="spellStart"/>
       <w:r>
         <w:rPr>
-          <w:rFonts w:ascii="Times New Roman" w:hAnsi="Times New Roman"/>
+          <w:rFonts w:ascii="Times New Roman" w:hAnsi="Times New Roman" w:cs="Times New Roman"/>
         </w:rPr>
         <w:t>đặt</w:t>
       </w:r>
       <w:proofErr w:type="spellEnd"/>
       <w:r>
         <w:rPr>
-          <w:rFonts w:ascii="Times New Roman" w:hAnsi="Times New Roman"/>
-        </w:rPr>
-        <w:t xml:space="preserve"> </w:t>
-      </w:r>
-      <w:proofErr w:type="spellStart"/>
-      <w:r>
-        <w:rPr>
-          <w:rFonts w:ascii="Times New Roman" w:hAnsi="Times New Roman"/>
+          <w:rFonts w:ascii="Times New Roman" w:hAnsi="Times New Roman" w:cs="Times New Roman"/>
+        </w:rPr>
+        <w:t xml:space="preserve"> </w:t>
+      </w:r>
+      <w:proofErr w:type="spellStart"/>
+      <w:r>
+        <w:rPr>
+          <w:rFonts w:ascii="Times New Roman" w:hAnsi="Times New Roman" w:cs="Times New Roman"/>
         </w:rPr>
         <w:t>các</w:t>
       </w:r>
       <w:proofErr w:type="spellEnd"/>
       <w:r>
         <w:rPr>
-          <w:rFonts w:ascii="Times New Roman" w:hAnsi="Times New Roman"/>
-        </w:rPr>
-        <w:t xml:space="preserve"> </w:t>
-      </w:r>
-      <w:proofErr w:type="spellStart"/>
-      <w:r>
-        <w:rPr>
-          <w:rFonts w:ascii="Times New Roman" w:hAnsi="Times New Roman"/>
+          <w:rFonts w:ascii="Times New Roman" w:hAnsi="Times New Roman" w:cs="Times New Roman"/>
+        </w:rPr>
+        <w:t xml:space="preserve"> </w:t>
+      </w:r>
+      <w:proofErr w:type="spellStart"/>
+      <w:r>
+        <w:rPr>
+          <w:rFonts w:ascii="Times New Roman" w:hAnsi="Times New Roman" w:cs="Times New Roman"/>
         </w:rPr>
         <w:t>nuget</w:t>
       </w:r>
       <w:proofErr w:type="spellEnd"/>
       <w:r>
         <w:rPr>
-          <w:rFonts w:ascii="Times New Roman" w:hAnsi="Times New Roman"/>
-        </w:rPr>
-        <w:t xml:space="preserve"> </w:t>
-      </w:r>
-      <w:proofErr w:type="spellStart"/>
-      <w:r>
-        <w:rPr>
-          <w:rFonts w:ascii="Times New Roman" w:hAnsi="Times New Roman"/>
+          <w:rFonts w:ascii="Times New Roman" w:hAnsi="Times New Roman" w:cs="Times New Roman"/>
+        </w:rPr>
+        <w:t xml:space="preserve"> </w:t>
+      </w:r>
+      <w:proofErr w:type="spellStart"/>
+      <w:r>
+        <w:rPr>
+          <w:rFonts w:ascii="Times New Roman" w:hAnsi="Times New Roman" w:cs="Times New Roman"/>
         </w:rPr>
         <w:t>cần</w:t>
       </w:r>
       <w:proofErr w:type="spellEnd"/>
       <w:r>
         <w:rPr>
-          <w:rFonts w:ascii="Times New Roman" w:hAnsi="Times New Roman"/>
-        </w:rPr>
-        <w:t xml:space="preserve"> </w:t>
-      </w:r>
-      <w:proofErr w:type="spellStart"/>
-      <w:r>
-        <w:rPr>
-          <w:rFonts w:ascii="Times New Roman" w:hAnsi="Times New Roman"/>
+          <w:rFonts w:ascii="Times New Roman" w:hAnsi="Times New Roman" w:cs="Times New Roman"/>
+        </w:rPr>
+        <w:t xml:space="preserve"> </w:t>
+      </w:r>
+      <w:proofErr w:type="spellStart"/>
+      <w:r>
+        <w:rPr>
+          <w:rFonts w:ascii="Times New Roman" w:hAnsi="Times New Roman" w:cs="Times New Roman"/>
         </w:rPr>
         <w:t>thiết</w:t>
       </w:r>
       <w:proofErr w:type="spellEnd"/>
       <w:r>
         <w:rPr>
-          <w:rFonts w:ascii="Times New Roman" w:hAnsi="Times New Roman"/>
+          <w:rFonts w:ascii="Times New Roman" w:hAnsi="Times New Roman" w:cs="Times New Roman"/>
         </w:rPr>
         <w:t xml:space="preserve">: EF, </w:t>
       </w:r>
       <w:proofErr w:type="spellStart"/>
       <w:r>
         <w:rPr>
-          <w:rFonts w:ascii="Times New Roman" w:hAnsi="Times New Roman"/>
+          <w:rFonts w:ascii="Times New Roman" w:hAnsi="Times New Roman" w:cs="Times New Roman"/>
         </w:rPr>
         <w:t>BCrypt</w:t>
       </w:r>
       <w:proofErr w:type="spellEnd"/>
+    </w:p>
+    <w:p>
+      <w:pPr>
+        <w:jc w:val="center"/>
+        <w:rPr>
+          <w:rFonts w:ascii="Times New Roman" w:hAnsi="Times New Roman" w:cs="Times New Roman"/>
+        </w:rPr>
+      </w:pPr>
+      <w:r>
+        <w:rPr>
+          <w:rFonts w:ascii="Times New Roman" w:hAnsi="Times New Roman" w:cs="Times New Roman"/>
+          <w:noProof/>
+        </w:rPr>
+        <w:drawing>
+          <wp:inline distT="0" distB="0" distL="0" distR="0" wp14:anchorId="506CC836" wp14:editId="23808CEA">
+            <wp:extent cx="4490570" cy="1257300"/>
+            <wp:effectExtent l="0" t="0" r="5715" b="0"/>
+            <wp:docPr id="603716660" name="Picture 1"/>
+            <wp:cNvGraphicFramePr>
+              <a:graphicFrameLocks xmlns:a="http://schemas.openxmlformats.org/drawingml/2006/main" noChangeAspect="1"/>
+            </wp:cNvGraphicFramePr>
+            <a:graphic xmlns:a="http://schemas.openxmlformats.org/drawingml/2006/main">
+              <a:graphicData uri="http://schemas.openxmlformats.org/drawingml/2006/picture">
+                <pic:pic xmlns:pic="http://schemas.openxmlformats.org/drawingml/2006/picture">
+                  <pic:nvPicPr>
+                    <pic:cNvPr id="603716660" name=""/>
+                    <pic:cNvPicPr/>
+                  </pic:nvPicPr>
+                  <pic:blipFill>
+                    <a:blip r:embed="rId6"/>
+                    <a:stretch>
+                      <a:fillRect/>
+                    </a:stretch>
+                  </pic:blipFill>
+                  <pic:spPr>
+                    <a:xfrm>
+                      <a:off x="0" y="0"/>
+                      <a:ext cx="4495741" cy="1258748"/>
+                    </a:xfrm>
+                    <a:prstGeom prst="rect">
+                      <a:avLst/>
+                    </a:prstGeom>
+                  </pic:spPr>
+                </pic:pic>
+              </a:graphicData>
+            </a:graphic>
+          </wp:inline>
+        </w:drawing>
+      </w:r>
     </w:p>
     <w:p>
       <w:pPr>
@@ -1763,91 +1873,92 @@
           <w:ilvl w:val="0"/>
           <w:numId w:val="5"/>
         </w:numPr>
-        <w:rPr>
-          <w:rFonts w:ascii="Times New Roman" w:hAnsi="Times New Roman"/>
-        </w:rPr>
-      </w:pPr>
-      <w:proofErr w:type="spellStart"/>
-      <w:r>
-        <w:rPr>
-          <w:rFonts w:ascii="Times New Roman" w:hAnsi="Times New Roman"/>
+        <w:jc w:val="both"/>
+        <w:rPr>
+          <w:rFonts w:ascii="Times New Roman" w:hAnsi="Times New Roman" w:cs="Times New Roman"/>
+        </w:rPr>
+      </w:pPr>
+      <w:proofErr w:type="spellStart"/>
+      <w:r>
+        <w:rPr>
+          <w:rFonts w:ascii="Times New Roman" w:hAnsi="Times New Roman" w:cs="Times New Roman"/>
         </w:rPr>
         <w:t>Tạo</w:t>
       </w:r>
       <w:proofErr w:type="spellEnd"/>
       <w:r>
         <w:rPr>
-          <w:rFonts w:ascii="Times New Roman" w:hAnsi="Times New Roman"/>
+          <w:rFonts w:ascii="Times New Roman" w:hAnsi="Times New Roman" w:cs="Times New Roman"/>
         </w:rPr>
         <w:t xml:space="preserve"> model </w:t>
       </w:r>
       <w:proofErr w:type="spellStart"/>
       <w:r>
         <w:rPr>
-          <w:rFonts w:ascii="Times New Roman" w:hAnsi="Times New Roman"/>
+          <w:rFonts w:ascii="Times New Roman" w:hAnsi="Times New Roman" w:cs="Times New Roman"/>
         </w:rPr>
         <w:t>chính</w:t>
       </w:r>
       <w:proofErr w:type="spellEnd"/>
       <w:r>
         <w:rPr>
-          <w:rFonts w:ascii="Times New Roman" w:hAnsi="Times New Roman"/>
+          <w:rFonts w:ascii="Times New Roman" w:hAnsi="Times New Roman" w:cs="Times New Roman"/>
         </w:rPr>
         <w:t xml:space="preserve">: Model </w:t>
       </w:r>
       <w:proofErr w:type="spellStart"/>
       <w:r>
         <w:rPr>
-          <w:rFonts w:ascii="Times New Roman" w:hAnsi="Times New Roman"/>
+          <w:rFonts w:ascii="Times New Roman" w:hAnsi="Times New Roman" w:cs="Times New Roman"/>
         </w:rPr>
         <w:t>hệ</w:t>
       </w:r>
       <w:proofErr w:type="spellEnd"/>
       <w:r>
         <w:rPr>
-          <w:rFonts w:ascii="Times New Roman" w:hAnsi="Times New Roman"/>
-        </w:rPr>
-        <w:t xml:space="preserve"> </w:t>
-      </w:r>
-      <w:proofErr w:type="spellStart"/>
-      <w:r>
-        <w:rPr>
-          <w:rFonts w:ascii="Times New Roman" w:hAnsi="Times New Roman"/>
+          <w:rFonts w:ascii="Times New Roman" w:hAnsi="Times New Roman" w:cs="Times New Roman"/>
+        </w:rPr>
+        <w:t xml:space="preserve"> </w:t>
+      </w:r>
+      <w:proofErr w:type="spellStart"/>
+      <w:r>
+        <w:rPr>
+          <w:rFonts w:ascii="Times New Roman" w:hAnsi="Times New Roman" w:cs="Times New Roman"/>
         </w:rPr>
         <w:t>thống</w:t>
       </w:r>
       <w:proofErr w:type="spellEnd"/>
       <w:r>
         <w:rPr>
-          <w:rFonts w:ascii="Times New Roman" w:hAnsi="Times New Roman"/>
+          <w:rFonts w:ascii="Times New Roman" w:hAnsi="Times New Roman" w:cs="Times New Roman"/>
         </w:rPr>
         <w:t xml:space="preserve"> (Menu, </w:t>
       </w:r>
       <w:proofErr w:type="gramStart"/>
       <w:r>
         <w:rPr>
-          <w:rFonts w:ascii="Times New Roman" w:hAnsi="Times New Roman"/>
+          <w:rFonts w:ascii="Times New Roman" w:hAnsi="Times New Roman" w:cs="Times New Roman"/>
         </w:rPr>
         <w:t>Role,…</w:t>
       </w:r>
       <w:proofErr w:type="gramEnd"/>
       <w:r>
         <w:rPr>
-          <w:rFonts w:ascii="Times New Roman" w:hAnsi="Times New Roman"/>
+          <w:rFonts w:ascii="Times New Roman" w:hAnsi="Times New Roman" w:cs="Times New Roman"/>
         </w:rPr>
         <w:t xml:space="preserve">), </w:t>
       </w:r>
       <w:proofErr w:type="spellStart"/>
       <w:r>
         <w:rPr>
-          <w:rFonts w:ascii="Times New Roman" w:hAnsi="Times New Roman"/>
+          <w:rFonts w:ascii="Times New Roman" w:hAnsi="Times New Roman" w:cs="Times New Roman"/>
         </w:rPr>
         <w:t>danh</w:t>
       </w:r>
       <w:proofErr w:type="spellEnd"/>
       <w:r>
         <w:rPr>
-          <w:rFonts w:ascii="Times New Roman" w:hAnsi="Times New Roman"/>
+          <w:rFonts w:ascii="Times New Roman" w:hAnsi="Times New Roman" w:cs="Times New Roman"/>
         </w:rPr>
         <w:t xml:space="preserve"> </w:t>
       </w:r>
@@ -1855,24 +1966,68 @@
       <w:proofErr w:type="gramStart"/>
       <w:r>
         <w:rPr>
-          <w:rFonts w:ascii="Times New Roman" w:hAnsi="Times New Roman"/>
+          <w:rFonts w:ascii="Times New Roman" w:hAnsi="Times New Roman" w:cs="Times New Roman"/>
         </w:rPr>
         <w:t>mục</w:t>
       </w:r>
       <w:proofErr w:type="spellEnd"/>
       <w:r>
         <w:rPr>
-          <w:rFonts w:ascii="Times New Roman" w:hAnsi="Times New Roman"/>
-        </w:rPr>
-        <w:t>,</w:t>
-      </w:r>
-      <w:r>
-        <w:rPr>
-          <w:rFonts w:ascii="Times New Roman" w:hAnsi="Times New Roman"/>
-        </w:rPr>
-        <w:t>…</w:t>
+          <w:rFonts w:ascii="Times New Roman" w:hAnsi="Times New Roman" w:cs="Times New Roman"/>
+        </w:rPr>
+        <w:t>,…</w:t>
       </w:r>
       <w:proofErr w:type="gramEnd"/>
+    </w:p>
+    <w:p>
+      <w:pPr>
+        <w:jc w:val="center"/>
+        <w:rPr>
+          <w:rFonts w:ascii="Times New Roman" w:hAnsi="Times New Roman" w:cs="Times New Roman"/>
+        </w:rPr>
+      </w:pPr>
+      <w:r>
+        <w:rPr>
+          <w:rFonts w:ascii="Times New Roman" w:hAnsi="Times New Roman" w:cs="Times New Roman"/>
+          <w:noProof/>
+        </w:rPr>
+        <w:lastRenderedPageBreak/>
+        <w:drawing>
+          <wp:inline distT="0" distB="0" distL="0" distR="0" wp14:anchorId="392C7F37" wp14:editId="5B07839C">
+            <wp:extent cx="2037050" cy="2051050"/>
+            <wp:effectExtent l="0" t="0" r="1905" b="6350"/>
+            <wp:docPr id="644182623" name="Picture 1"/>
+            <wp:cNvGraphicFramePr>
+              <a:graphicFrameLocks xmlns:a="http://schemas.openxmlformats.org/drawingml/2006/main" noChangeAspect="1"/>
+            </wp:cNvGraphicFramePr>
+            <a:graphic xmlns:a="http://schemas.openxmlformats.org/drawingml/2006/main">
+              <a:graphicData uri="http://schemas.openxmlformats.org/drawingml/2006/picture">
+                <pic:pic xmlns:pic="http://schemas.openxmlformats.org/drawingml/2006/picture">
+                  <pic:nvPicPr>
+                    <pic:cNvPr id="644182623" name=""/>
+                    <pic:cNvPicPr/>
+                  </pic:nvPicPr>
+                  <pic:blipFill>
+                    <a:blip r:embed="rId7"/>
+                    <a:stretch>
+                      <a:fillRect/>
+                    </a:stretch>
+                  </pic:blipFill>
+                  <pic:spPr>
+                    <a:xfrm>
+                      <a:off x="0" y="0"/>
+                      <a:ext cx="2038666" cy="2052678"/>
+                    </a:xfrm>
+                    <a:prstGeom prst="rect">
+                      <a:avLst/>
+                    </a:prstGeom>
+                  </pic:spPr>
+                </pic:pic>
+              </a:graphicData>
+            </a:graphic>
+          </wp:inline>
+        </w:drawing>
+      </w:r>
     </w:p>
     <w:p>
       <w:pPr>
@@ -1881,51 +2036,101 @@
           <w:ilvl w:val="0"/>
           <w:numId w:val="5"/>
         </w:numPr>
-        <w:rPr>
-          <w:rFonts w:ascii="Times New Roman" w:hAnsi="Times New Roman"/>
-        </w:rPr>
-      </w:pPr>
-      <w:proofErr w:type="spellStart"/>
-      <w:r>
-        <w:rPr>
-          <w:rFonts w:ascii="Times New Roman" w:hAnsi="Times New Roman"/>
+        <w:jc w:val="both"/>
+        <w:rPr>
+          <w:rFonts w:ascii="Times New Roman" w:hAnsi="Times New Roman" w:cs="Times New Roman"/>
+        </w:rPr>
+      </w:pPr>
+      <w:proofErr w:type="spellStart"/>
+      <w:r>
+        <w:rPr>
+          <w:rFonts w:ascii="Times New Roman" w:hAnsi="Times New Roman" w:cs="Times New Roman"/>
         </w:rPr>
         <w:t>Cấu</w:t>
       </w:r>
       <w:proofErr w:type="spellEnd"/>
       <w:r>
         <w:rPr>
-          <w:rFonts w:ascii="Times New Roman" w:hAnsi="Times New Roman"/>
-        </w:rPr>
-        <w:t xml:space="preserve"> </w:t>
-      </w:r>
-      <w:proofErr w:type="spellStart"/>
-      <w:r>
-        <w:rPr>
-          <w:rFonts w:ascii="Times New Roman" w:hAnsi="Times New Roman"/>
+          <w:rFonts w:ascii="Times New Roman" w:hAnsi="Times New Roman" w:cs="Times New Roman"/>
+        </w:rPr>
+        <w:t xml:space="preserve"> </w:t>
+      </w:r>
+      <w:proofErr w:type="spellStart"/>
+      <w:r>
+        <w:rPr>
+          <w:rFonts w:ascii="Times New Roman" w:hAnsi="Times New Roman" w:cs="Times New Roman"/>
         </w:rPr>
         <w:t>hình</w:t>
       </w:r>
       <w:proofErr w:type="spellEnd"/>
       <w:r>
         <w:rPr>
-          <w:rFonts w:ascii="Times New Roman" w:hAnsi="Times New Roman"/>
-        </w:rPr>
-        <w:t xml:space="preserve"> </w:t>
-      </w:r>
-      <w:proofErr w:type="spellStart"/>
-      <w:r>
-        <w:rPr>
-          <w:rFonts w:ascii="Times New Roman" w:hAnsi="Times New Roman"/>
+          <w:rFonts w:ascii="Times New Roman" w:hAnsi="Times New Roman" w:cs="Times New Roman"/>
+        </w:rPr>
+        <w:t xml:space="preserve"> </w:t>
+      </w:r>
+      <w:proofErr w:type="spellStart"/>
+      <w:r>
+        <w:rPr>
+          <w:rFonts w:ascii="Times New Roman" w:hAnsi="Times New Roman" w:cs="Times New Roman"/>
         </w:rPr>
         <w:t>các</w:t>
       </w:r>
       <w:proofErr w:type="spellEnd"/>
       <w:r>
         <w:rPr>
-          <w:rFonts w:ascii="Times New Roman" w:hAnsi="Times New Roman"/>
+          <w:rFonts w:ascii="Times New Roman" w:hAnsi="Times New Roman" w:cs="Times New Roman"/>
         </w:rPr>
         <w:t xml:space="preserve"> relationship.</w:t>
+      </w:r>
+    </w:p>
+    <w:p>
+      <w:pPr>
+        <w:jc w:val="center"/>
+        <w:rPr>
+          <w:rFonts w:ascii="Times New Roman" w:hAnsi="Times New Roman" w:cs="Times New Roman"/>
+        </w:rPr>
+      </w:pPr>
+      <w:r>
+        <w:rPr>
+          <w:rFonts w:ascii="Times New Roman" w:hAnsi="Times New Roman" w:cs="Times New Roman"/>
+          <w:noProof/>
+        </w:rPr>
+        <w:drawing>
+          <wp:inline distT="0" distB="0" distL="0" distR="0" wp14:anchorId="0DFE897D" wp14:editId="3A300D2E">
+            <wp:extent cx="2841624" cy="2827797"/>
+            <wp:effectExtent l="0" t="0" r="0" b="0"/>
+            <wp:docPr id="1077884667" name="Picture 1"/>
+            <wp:cNvGraphicFramePr>
+              <a:graphicFrameLocks xmlns:a="http://schemas.openxmlformats.org/drawingml/2006/main" noChangeAspect="1"/>
+            </wp:cNvGraphicFramePr>
+            <a:graphic xmlns:a="http://schemas.openxmlformats.org/drawingml/2006/main">
+              <a:graphicData uri="http://schemas.openxmlformats.org/drawingml/2006/picture">
+                <pic:pic xmlns:pic="http://schemas.openxmlformats.org/drawingml/2006/picture">
+                  <pic:nvPicPr>
+                    <pic:cNvPr id="1077884667" name=""/>
+                    <pic:cNvPicPr/>
+                  </pic:nvPicPr>
+                  <pic:blipFill>
+                    <a:blip r:embed="rId8"/>
+                    <a:stretch>
+                      <a:fillRect/>
+                    </a:stretch>
+                  </pic:blipFill>
+                  <pic:spPr>
+                    <a:xfrm>
+                      <a:off x="0" y="0"/>
+                      <a:ext cx="2847258" cy="2833404"/>
+                    </a:xfrm>
+                    <a:prstGeom prst="rect">
+                      <a:avLst/>
+                    </a:prstGeom>
+                  </pic:spPr>
+                </pic:pic>
+              </a:graphicData>
+            </a:graphic>
+          </wp:inline>
+        </w:drawing>
       </w:r>
     </w:p>
     <w:p>
@@ -1935,102 +2140,152 @@
           <w:ilvl w:val="0"/>
           <w:numId w:val="5"/>
         </w:numPr>
-        <w:rPr>
-          <w:rFonts w:ascii="Times New Roman" w:hAnsi="Times New Roman"/>
-        </w:rPr>
-      </w:pPr>
-      <w:proofErr w:type="spellStart"/>
-      <w:r>
-        <w:rPr>
-          <w:rFonts w:ascii="Times New Roman" w:hAnsi="Times New Roman"/>
+        <w:jc w:val="both"/>
+        <w:rPr>
+          <w:rFonts w:ascii="Times New Roman" w:hAnsi="Times New Roman" w:cs="Times New Roman"/>
+        </w:rPr>
+      </w:pPr>
+      <w:proofErr w:type="spellStart"/>
+      <w:r>
+        <w:rPr>
+          <w:rFonts w:ascii="Times New Roman" w:hAnsi="Times New Roman" w:cs="Times New Roman"/>
         </w:rPr>
         <w:t>Tạo</w:t>
       </w:r>
       <w:proofErr w:type="spellEnd"/>
       <w:r>
         <w:rPr>
-          <w:rFonts w:ascii="Times New Roman" w:hAnsi="Times New Roman"/>
+          <w:rFonts w:ascii="Times New Roman" w:hAnsi="Times New Roman" w:cs="Times New Roman"/>
         </w:rPr>
         <w:t xml:space="preserve"> data seeding, overwrite </w:t>
       </w:r>
       <w:proofErr w:type="spellStart"/>
       <w:r>
         <w:rPr>
-          <w:rFonts w:ascii="Times New Roman" w:hAnsi="Times New Roman"/>
+          <w:rFonts w:ascii="Times New Roman" w:hAnsi="Times New Roman" w:cs="Times New Roman"/>
         </w:rPr>
         <w:t>các</w:t>
       </w:r>
       <w:proofErr w:type="spellEnd"/>
       <w:r>
         <w:rPr>
-          <w:rFonts w:ascii="Times New Roman" w:hAnsi="Times New Roman"/>
-        </w:rPr>
-        <w:t xml:space="preserve"> </w:t>
-      </w:r>
-      <w:proofErr w:type="spellStart"/>
-      <w:r>
-        <w:rPr>
-          <w:rFonts w:ascii="Times New Roman" w:hAnsi="Times New Roman"/>
+          <w:rFonts w:ascii="Times New Roman" w:hAnsi="Times New Roman" w:cs="Times New Roman"/>
+        </w:rPr>
+        <w:t xml:space="preserve"> </w:t>
+      </w:r>
+      <w:proofErr w:type="spellStart"/>
+      <w:r>
+        <w:rPr>
+          <w:rFonts w:ascii="Times New Roman" w:hAnsi="Times New Roman" w:cs="Times New Roman"/>
         </w:rPr>
         <w:t>hàm</w:t>
       </w:r>
       <w:proofErr w:type="spellEnd"/>
       <w:r>
         <w:rPr>
-          <w:rFonts w:ascii="Times New Roman" w:hAnsi="Times New Roman"/>
-        </w:rPr>
-        <w:t xml:space="preserve"> </w:t>
-      </w:r>
-      <w:proofErr w:type="spellStart"/>
-      <w:r>
-        <w:rPr>
-          <w:rFonts w:ascii="Times New Roman" w:hAnsi="Times New Roman"/>
+          <w:rFonts w:ascii="Times New Roman" w:hAnsi="Times New Roman" w:cs="Times New Roman"/>
+        </w:rPr>
+        <w:t xml:space="preserve"> </w:t>
+      </w:r>
+      <w:proofErr w:type="spellStart"/>
+      <w:r>
+        <w:rPr>
+          <w:rFonts w:ascii="Times New Roman" w:hAnsi="Times New Roman" w:cs="Times New Roman"/>
         </w:rPr>
         <w:t>có</w:t>
       </w:r>
       <w:proofErr w:type="spellEnd"/>
       <w:r>
         <w:rPr>
-          <w:rFonts w:ascii="Times New Roman" w:hAnsi="Times New Roman"/>
-        </w:rPr>
-        <w:t xml:space="preserve"> </w:t>
-      </w:r>
-      <w:proofErr w:type="spellStart"/>
-      <w:r>
-        <w:rPr>
-          <w:rFonts w:ascii="Times New Roman" w:hAnsi="Times New Roman"/>
+          <w:rFonts w:ascii="Times New Roman" w:hAnsi="Times New Roman" w:cs="Times New Roman"/>
+        </w:rPr>
+        <w:t xml:space="preserve"> </w:t>
+      </w:r>
+      <w:proofErr w:type="spellStart"/>
+      <w:r>
+        <w:rPr>
+          <w:rFonts w:ascii="Times New Roman" w:hAnsi="Times New Roman" w:cs="Times New Roman"/>
         </w:rPr>
         <w:t>sẵn</w:t>
       </w:r>
       <w:proofErr w:type="spellEnd"/>
       <w:r>
         <w:rPr>
-          <w:rFonts w:ascii="Times New Roman" w:hAnsi="Times New Roman"/>
-        </w:rPr>
-        <w:t xml:space="preserve"> </w:t>
-      </w:r>
-      <w:proofErr w:type="spellStart"/>
-      <w:r>
-        <w:rPr>
-          <w:rFonts w:ascii="Times New Roman" w:hAnsi="Times New Roman"/>
+          <w:rFonts w:ascii="Times New Roman" w:hAnsi="Times New Roman" w:cs="Times New Roman"/>
+        </w:rPr>
+        <w:t xml:space="preserve"> </w:t>
+      </w:r>
+      <w:proofErr w:type="spellStart"/>
+      <w:r>
+        <w:rPr>
+          <w:rFonts w:ascii="Times New Roman" w:hAnsi="Times New Roman" w:cs="Times New Roman"/>
         </w:rPr>
         <w:t>trong</w:t>
       </w:r>
       <w:proofErr w:type="spellEnd"/>
       <w:r>
         <w:rPr>
-          <w:rFonts w:ascii="Times New Roman" w:hAnsi="Times New Roman"/>
-        </w:rPr>
-        <w:t xml:space="preserve"> </w:t>
-      </w:r>
-      <w:proofErr w:type="spellStart"/>
-      <w:r>
-        <w:rPr>
-          <w:rFonts w:ascii="Times New Roman" w:hAnsi="Times New Roman"/>
+          <w:rFonts w:ascii="Times New Roman" w:hAnsi="Times New Roman" w:cs="Times New Roman"/>
+        </w:rPr>
+        <w:t xml:space="preserve"> </w:t>
+      </w:r>
+      <w:proofErr w:type="spellStart"/>
+      <w:r>
+        <w:rPr>
+          <w:rFonts w:ascii="Times New Roman" w:hAnsi="Times New Roman" w:cs="Times New Roman"/>
         </w:rPr>
         <w:t>DbContext</w:t>
       </w:r>
       <w:proofErr w:type="spellEnd"/>
+    </w:p>
+    <w:p>
+      <w:pPr>
+        <w:jc w:val="center"/>
+        <w:rPr>
+          <w:rFonts w:ascii="Times New Roman" w:hAnsi="Times New Roman" w:cs="Times New Roman"/>
+        </w:rPr>
+      </w:pPr>
+      <w:r>
+        <w:rPr>
+          <w:rFonts w:ascii="Times New Roman" w:hAnsi="Times New Roman" w:cs="Times New Roman"/>
+          <w:noProof/>
+        </w:rPr>
+        <w:drawing>
+          <wp:inline distT="0" distB="0" distL="0" distR="0" wp14:anchorId="3DCCEA12" wp14:editId="69947093">
+            <wp:extent cx="3764915" cy="1968564"/>
+            <wp:effectExtent l="0" t="0" r="6985" b="0"/>
+            <wp:docPr id="139763097" name="Picture 1"/>
+            <wp:cNvGraphicFramePr>
+              <a:graphicFrameLocks xmlns:a="http://schemas.openxmlformats.org/drawingml/2006/main" noChangeAspect="1"/>
+            </wp:cNvGraphicFramePr>
+            <a:graphic xmlns:a="http://schemas.openxmlformats.org/drawingml/2006/main">
+              <a:graphicData uri="http://schemas.openxmlformats.org/drawingml/2006/picture">
+                <pic:pic xmlns:pic="http://schemas.openxmlformats.org/drawingml/2006/picture">
+                  <pic:nvPicPr>
+                    <pic:cNvPr id="139763097" name=""/>
+                    <pic:cNvPicPr/>
+                  </pic:nvPicPr>
+                  <pic:blipFill>
+                    <a:blip r:embed="rId9"/>
+                    <a:stretch>
+                      <a:fillRect/>
+                    </a:stretch>
+                  </pic:blipFill>
+                  <pic:spPr>
+                    <a:xfrm>
+                      <a:off x="0" y="0"/>
+                      <a:ext cx="3769301" cy="1970857"/>
+                    </a:xfrm>
+                    <a:prstGeom prst="rect">
+                      <a:avLst/>
+                    </a:prstGeom>
+                  </pic:spPr>
+                </pic:pic>
+              </a:graphicData>
+            </a:graphic>
+          </wp:inline>
+        </w:drawing>
+      </w:r>
     </w:p>
     <w:p>
       <w:pPr>
@@ -2039,144 +2294,4213 @@
           <w:ilvl w:val="0"/>
           <w:numId w:val="5"/>
         </w:numPr>
-        <w:rPr>
-          <w:rFonts w:ascii="Times New Roman" w:hAnsi="Times New Roman"/>
-        </w:rPr>
-      </w:pPr>
-      <w:proofErr w:type="spellStart"/>
-      <w:r>
-        <w:rPr>
-          <w:rFonts w:ascii="Times New Roman" w:hAnsi="Times New Roman"/>
+        <w:jc w:val="both"/>
+        <w:rPr>
+          <w:rFonts w:ascii="Times New Roman" w:hAnsi="Times New Roman" w:cs="Times New Roman"/>
+        </w:rPr>
+      </w:pPr>
+      <w:proofErr w:type="spellStart"/>
+      <w:r>
+        <w:rPr>
+          <w:rFonts w:ascii="Times New Roman" w:hAnsi="Times New Roman" w:cs="Times New Roman"/>
         </w:rPr>
         <w:t>Kiểm</w:t>
       </w:r>
       <w:proofErr w:type="spellEnd"/>
       <w:r>
         <w:rPr>
-          <w:rFonts w:ascii="Times New Roman" w:hAnsi="Times New Roman"/>
-        </w:rPr>
-        <w:t xml:space="preserve"> </w:t>
-      </w:r>
-      <w:proofErr w:type="spellStart"/>
-      <w:r>
-        <w:rPr>
-          <w:rFonts w:ascii="Times New Roman" w:hAnsi="Times New Roman"/>
+          <w:rFonts w:ascii="Times New Roman" w:hAnsi="Times New Roman" w:cs="Times New Roman"/>
+        </w:rPr>
+        <w:t xml:space="preserve"> </w:t>
+      </w:r>
+      <w:proofErr w:type="spellStart"/>
+      <w:r>
+        <w:rPr>
+          <w:rFonts w:ascii="Times New Roman" w:hAnsi="Times New Roman" w:cs="Times New Roman"/>
         </w:rPr>
         <w:t>thử</w:t>
       </w:r>
       <w:proofErr w:type="spellEnd"/>
       <w:r>
         <w:rPr>
-          <w:rFonts w:ascii="Times New Roman" w:hAnsi="Times New Roman"/>
+          <w:rFonts w:ascii="Times New Roman" w:hAnsi="Times New Roman" w:cs="Times New Roman"/>
         </w:rPr>
         <w:t xml:space="preserve"> migration, </w:t>
       </w:r>
       <w:proofErr w:type="spellStart"/>
       <w:r>
         <w:rPr>
-          <w:rFonts w:ascii="Times New Roman" w:hAnsi="Times New Roman"/>
+          <w:rFonts w:ascii="Times New Roman" w:hAnsi="Times New Roman" w:cs="Times New Roman"/>
         </w:rPr>
         <w:t>cấu</w:t>
       </w:r>
       <w:proofErr w:type="spellEnd"/>
       <w:r>
         <w:rPr>
-          <w:rFonts w:ascii="Times New Roman" w:hAnsi="Times New Roman"/>
-        </w:rPr>
-        <w:t xml:space="preserve"> </w:t>
-      </w:r>
-      <w:proofErr w:type="spellStart"/>
-      <w:r>
-        <w:rPr>
-          <w:rFonts w:ascii="Times New Roman" w:hAnsi="Times New Roman"/>
+          <w:rFonts w:ascii="Times New Roman" w:hAnsi="Times New Roman" w:cs="Times New Roman"/>
+        </w:rPr>
+        <w:t xml:space="preserve"> </w:t>
+      </w:r>
+      <w:proofErr w:type="spellStart"/>
+      <w:r>
+        <w:rPr>
+          <w:rFonts w:ascii="Times New Roman" w:hAnsi="Times New Roman" w:cs="Times New Roman"/>
         </w:rPr>
         <w:t>trúc</w:t>
       </w:r>
       <w:proofErr w:type="spellEnd"/>
       <w:r>
         <w:rPr>
-          <w:rFonts w:ascii="Times New Roman" w:hAnsi="Times New Roman"/>
-        </w:rPr>
-        <w:t xml:space="preserve"> </w:t>
-      </w:r>
-      <w:proofErr w:type="spellStart"/>
-      <w:r>
-        <w:rPr>
-          <w:rFonts w:ascii="Times New Roman" w:hAnsi="Times New Roman"/>
+          <w:rFonts w:ascii="Times New Roman" w:hAnsi="Times New Roman" w:cs="Times New Roman"/>
+        </w:rPr>
+        <w:t xml:space="preserve"> </w:t>
+      </w:r>
+      <w:proofErr w:type="spellStart"/>
+      <w:r>
+        <w:rPr>
+          <w:rFonts w:ascii="Times New Roman" w:hAnsi="Times New Roman" w:cs="Times New Roman"/>
         </w:rPr>
         <w:t>của</w:t>
       </w:r>
       <w:proofErr w:type="spellEnd"/>
       <w:r>
         <w:rPr>
-          <w:rFonts w:ascii="Times New Roman" w:hAnsi="Times New Roman"/>
+          <w:rFonts w:ascii="Times New Roman" w:hAnsi="Times New Roman" w:cs="Times New Roman"/>
         </w:rPr>
         <w:t xml:space="preserve"> table </w:t>
       </w:r>
       <w:proofErr w:type="spellStart"/>
       <w:r>
         <w:rPr>
-          <w:rFonts w:ascii="Times New Roman" w:hAnsi="Times New Roman"/>
+          <w:rFonts w:ascii="Times New Roman" w:hAnsi="Times New Roman" w:cs="Times New Roman"/>
         </w:rPr>
         <w:t>khi</w:t>
       </w:r>
       <w:proofErr w:type="spellEnd"/>
       <w:r>
         <w:rPr>
-          <w:rFonts w:ascii="Times New Roman" w:hAnsi="Times New Roman"/>
-        </w:rPr>
-        <w:t xml:space="preserve"> </w:t>
-      </w:r>
-      <w:proofErr w:type="spellStart"/>
-      <w:r>
-        <w:rPr>
-          <w:rFonts w:ascii="Times New Roman" w:hAnsi="Times New Roman"/>
+          <w:rFonts w:ascii="Times New Roman" w:hAnsi="Times New Roman" w:cs="Times New Roman"/>
+        </w:rPr>
+        <w:t xml:space="preserve"> </w:t>
+      </w:r>
+      <w:proofErr w:type="spellStart"/>
+      <w:r>
+        <w:rPr>
+          <w:rFonts w:ascii="Times New Roman" w:hAnsi="Times New Roman" w:cs="Times New Roman"/>
         </w:rPr>
         <w:t>thực</w:t>
       </w:r>
       <w:proofErr w:type="spellEnd"/>
       <w:r>
         <w:rPr>
-          <w:rFonts w:ascii="Times New Roman" w:hAnsi="Times New Roman"/>
-        </w:rPr>
-        <w:t xml:space="preserve"> </w:t>
-      </w:r>
-      <w:proofErr w:type="spellStart"/>
-      <w:r>
-        <w:rPr>
-          <w:rFonts w:ascii="Times New Roman" w:hAnsi="Times New Roman"/>
+          <w:rFonts w:ascii="Times New Roman" w:hAnsi="Times New Roman" w:cs="Times New Roman"/>
+        </w:rPr>
+        <w:t xml:space="preserve"> </w:t>
+      </w:r>
+      <w:proofErr w:type="spellStart"/>
+      <w:r>
+        <w:rPr>
+          <w:rFonts w:ascii="Times New Roman" w:hAnsi="Times New Roman" w:cs="Times New Roman"/>
         </w:rPr>
         <w:t>hiện</w:t>
       </w:r>
       <w:proofErr w:type="spellEnd"/>
       <w:r>
         <w:rPr>
-          <w:rFonts w:ascii="Times New Roman" w:hAnsi="Times New Roman"/>
-        </w:rPr>
-        <w:t xml:space="preserve"> CF, data </w:t>
-      </w:r>
-      <w:proofErr w:type="spellStart"/>
-      <w:r>
-        <w:rPr>
-          <w:rFonts w:ascii="Times New Roman" w:hAnsi="Times New Roman"/>
-        </w:rPr>
-        <w:t>đuộc</w:t>
-      </w:r>
-      <w:proofErr w:type="spellEnd"/>
-      <w:r>
-        <w:rPr>
-          <w:rFonts w:ascii="Times New Roman" w:hAnsi="Times New Roman"/>
+          <w:rFonts w:ascii="Times New Roman" w:hAnsi="Times New Roman" w:cs="Times New Roman"/>
+        </w:rPr>
+        <w:t xml:space="preserve"> EF CF, data </w:t>
+      </w:r>
+      <w:proofErr w:type="spellStart"/>
+      <w:r>
+        <w:rPr>
+          <w:rFonts w:ascii="Times New Roman" w:hAnsi="Times New Roman" w:cs="Times New Roman"/>
+        </w:rPr>
+        <w:t>được</w:t>
+      </w:r>
+      <w:proofErr w:type="spellEnd"/>
+      <w:r>
+        <w:rPr>
+          <w:rFonts w:ascii="Times New Roman" w:hAnsi="Times New Roman" w:cs="Times New Roman"/>
         </w:rPr>
         <w:t xml:space="preserve"> seeding</w:t>
       </w:r>
     </w:p>
     <w:p>
       <w:pPr>
-        <w:ind w:left="360"/>
-        <w:rPr>
-          <w:rFonts w:ascii="Times New Roman" w:hAnsi="Times New Roman"/>
-        </w:rPr>
-      </w:pPr>
+        <w:jc w:val="both"/>
+        <w:rPr>
+          <w:rFonts w:ascii="Times New Roman" w:hAnsi="Times New Roman" w:cs="Times New Roman"/>
+        </w:rPr>
+      </w:pPr>
+      <w:r>
+        <w:rPr>
+          <w:rFonts w:ascii="Times New Roman" w:hAnsi="Times New Roman" w:cs="Times New Roman"/>
+          <w:noProof/>
+        </w:rPr>
+        <w:lastRenderedPageBreak/>
+        <w:drawing>
+          <wp:inline distT="0" distB="0" distL="0" distR="0" wp14:anchorId="21A80280" wp14:editId="50214DD8">
+            <wp:extent cx="1882775" cy="2332866"/>
+            <wp:effectExtent l="0" t="0" r="3175" b="0"/>
+            <wp:docPr id="859702143" name="Picture 1"/>
+            <wp:cNvGraphicFramePr>
+              <a:graphicFrameLocks xmlns:a="http://schemas.openxmlformats.org/drawingml/2006/main" noChangeAspect="1"/>
+            </wp:cNvGraphicFramePr>
+            <a:graphic xmlns:a="http://schemas.openxmlformats.org/drawingml/2006/main">
+              <a:graphicData uri="http://schemas.openxmlformats.org/drawingml/2006/picture">
+                <pic:pic xmlns:pic="http://schemas.openxmlformats.org/drawingml/2006/picture">
+                  <pic:nvPicPr>
+                    <pic:cNvPr id="859702143" name=""/>
+                    <pic:cNvPicPr/>
+                  </pic:nvPicPr>
+                  <pic:blipFill>
+                    <a:blip r:embed="rId10"/>
+                    <a:stretch>
+                      <a:fillRect/>
+                    </a:stretch>
+                  </pic:blipFill>
+                  <pic:spPr>
+                    <a:xfrm>
+                      <a:off x="0" y="0"/>
+                      <a:ext cx="1884841" cy="2335426"/>
+                    </a:xfrm>
+                    <a:prstGeom prst="rect">
+                      <a:avLst/>
+                    </a:prstGeom>
+                  </pic:spPr>
+                </pic:pic>
+              </a:graphicData>
+            </a:graphic>
+          </wp:inline>
+        </w:drawing>
+      </w:r>
+    </w:p>
+    <w:p>
+      <w:pPr>
+        <w:jc w:val="both"/>
+        <w:rPr>
+          <w:rFonts w:ascii="Times New Roman" w:hAnsi="Times New Roman" w:cs="Times New Roman"/>
+        </w:rPr>
+      </w:pPr>
+      <w:r>
+        <w:rPr>
+          <w:rFonts w:ascii="Times New Roman" w:hAnsi="Times New Roman" w:cs="Times New Roman"/>
+        </w:rPr>
+        <w:t xml:space="preserve">Danh </w:t>
+      </w:r>
+      <w:proofErr w:type="spellStart"/>
+      <w:r>
+        <w:rPr>
+          <w:rFonts w:ascii="Times New Roman" w:hAnsi="Times New Roman" w:cs="Times New Roman"/>
+        </w:rPr>
+        <w:t>sách</w:t>
+      </w:r>
+      <w:proofErr w:type="spellEnd"/>
+      <w:r>
+        <w:rPr>
+          <w:rFonts w:ascii="Times New Roman" w:hAnsi="Times New Roman" w:cs="Times New Roman"/>
+        </w:rPr>
+        <w:t xml:space="preserve"> </w:t>
+      </w:r>
+      <w:proofErr w:type="spellStart"/>
+      <w:r>
+        <w:rPr>
+          <w:rFonts w:ascii="Times New Roman" w:hAnsi="Times New Roman" w:cs="Times New Roman"/>
+        </w:rPr>
+        <w:t>các</w:t>
+      </w:r>
+      <w:proofErr w:type="spellEnd"/>
+      <w:r>
+        <w:rPr>
+          <w:rFonts w:ascii="Times New Roman" w:hAnsi="Times New Roman" w:cs="Times New Roman"/>
+        </w:rPr>
+        <w:t xml:space="preserve"> </w:t>
+      </w:r>
+      <w:proofErr w:type="spellStart"/>
+      <w:r>
+        <w:rPr>
+          <w:rFonts w:ascii="Times New Roman" w:hAnsi="Times New Roman" w:cs="Times New Roman"/>
+        </w:rPr>
+        <w:t>bảng</w:t>
+      </w:r>
+      <w:proofErr w:type="spellEnd"/>
+      <w:r>
+        <w:rPr>
+          <w:rFonts w:ascii="Times New Roman" w:hAnsi="Times New Roman" w:cs="Times New Roman"/>
+        </w:rPr>
+        <w:t xml:space="preserve"> </w:t>
+      </w:r>
+      <w:proofErr w:type="spellStart"/>
+      <w:r>
+        <w:rPr>
+          <w:rFonts w:ascii="Times New Roman" w:hAnsi="Times New Roman" w:cs="Times New Roman"/>
+        </w:rPr>
+        <w:t>được</w:t>
+      </w:r>
+      <w:proofErr w:type="spellEnd"/>
+      <w:r>
+        <w:rPr>
+          <w:rFonts w:ascii="Times New Roman" w:hAnsi="Times New Roman" w:cs="Times New Roman"/>
+        </w:rPr>
+        <w:t xml:space="preserve"> migration</w:t>
+      </w:r>
+    </w:p>
+    <w:p>
+      <w:pPr>
+        <w:jc w:val="center"/>
+        <w:rPr>
+          <w:rFonts w:ascii="Times New Roman" w:hAnsi="Times New Roman" w:cs="Times New Roman"/>
+        </w:rPr>
+      </w:pPr>
+      <w:r>
+        <w:rPr>
+          <w:rFonts w:ascii="Times New Roman" w:hAnsi="Times New Roman" w:cs="Times New Roman"/>
+          <w:noProof/>
+        </w:rPr>
+        <w:drawing>
+          <wp:inline distT="0" distB="0" distL="0" distR="0" wp14:anchorId="2905EFA9" wp14:editId="2D7DBE0B">
+            <wp:extent cx="2949101" cy="2233128"/>
+            <wp:effectExtent l="0" t="0" r="3810" b="0"/>
+            <wp:docPr id="1778490856" name="Picture 1"/>
+            <wp:cNvGraphicFramePr>
+              <a:graphicFrameLocks xmlns:a="http://schemas.openxmlformats.org/drawingml/2006/main" noChangeAspect="1"/>
+            </wp:cNvGraphicFramePr>
+            <a:graphic xmlns:a="http://schemas.openxmlformats.org/drawingml/2006/main">
+              <a:graphicData uri="http://schemas.openxmlformats.org/drawingml/2006/picture">
+                <pic:pic xmlns:pic="http://schemas.openxmlformats.org/drawingml/2006/picture">
+                  <pic:nvPicPr>
+                    <pic:cNvPr id="1778490856" name=""/>
+                    <pic:cNvPicPr/>
+                  </pic:nvPicPr>
+                  <pic:blipFill rotWithShape="1">
+                    <a:blip r:embed="rId11"/>
+                    <a:srcRect b="7551"/>
+                    <a:stretch>
+                      <a:fillRect/>
+                    </a:stretch>
+                  </pic:blipFill>
+                  <pic:spPr bwMode="auto">
+                    <a:xfrm>
+                      <a:off x="0" y="0"/>
+                      <a:ext cx="2953230" cy="2236255"/>
+                    </a:xfrm>
+                    <a:prstGeom prst="rect">
+                      <a:avLst/>
+                    </a:prstGeom>
+                    <a:ln>
+                      <a:noFill/>
+                    </a:ln>
+                    <a:extLst>
+                      <a:ext uri="{53640926-AAD7-44D8-BBD7-CCE9431645EC}">
+                        <a14:shadowObscured xmlns:a14="http://schemas.microsoft.com/office/drawing/2010/main"/>
+                      </a:ext>
+                    </a:extLst>
+                  </pic:spPr>
+                </pic:pic>
+              </a:graphicData>
+            </a:graphic>
+          </wp:inline>
+        </w:drawing>
+      </w:r>
+    </w:p>
+    <w:p>
+      <w:pPr>
+        <w:jc w:val="both"/>
+        <w:rPr>
+          <w:rFonts w:ascii="Times New Roman" w:hAnsi="Times New Roman" w:cs="Times New Roman"/>
+        </w:rPr>
+      </w:pPr>
+      <w:proofErr w:type="spellStart"/>
+      <w:r>
+        <w:rPr>
+          <w:rFonts w:ascii="Times New Roman" w:hAnsi="Times New Roman" w:cs="Times New Roman"/>
+        </w:rPr>
+        <w:t>Cấu</w:t>
+      </w:r>
+      <w:proofErr w:type="spellEnd"/>
+      <w:r>
+        <w:rPr>
+          <w:rFonts w:ascii="Times New Roman" w:hAnsi="Times New Roman" w:cs="Times New Roman"/>
+        </w:rPr>
+        <w:t xml:space="preserve"> </w:t>
+      </w:r>
+      <w:proofErr w:type="spellStart"/>
+      <w:r>
+        <w:rPr>
+          <w:rFonts w:ascii="Times New Roman" w:hAnsi="Times New Roman" w:cs="Times New Roman"/>
+        </w:rPr>
+        <w:t>trúc</w:t>
+      </w:r>
+      <w:proofErr w:type="spellEnd"/>
+      <w:r>
+        <w:rPr>
+          <w:rFonts w:ascii="Times New Roman" w:hAnsi="Times New Roman" w:cs="Times New Roman"/>
+        </w:rPr>
+        <w:t xml:space="preserve"> </w:t>
+      </w:r>
+      <w:proofErr w:type="spellStart"/>
+      <w:r>
+        <w:rPr>
+          <w:rFonts w:ascii="Times New Roman" w:hAnsi="Times New Roman" w:cs="Times New Roman"/>
+        </w:rPr>
+        <w:t>của</w:t>
+      </w:r>
+      <w:proofErr w:type="spellEnd"/>
+      <w:r>
+        <w:rPr>
+          <w:rFonts w:ascii="Times New Roman" w:hAnsi="Times New Roman" w:cs="Times New Roman"/>
+        </w:rPr>
+        <w:t xml:space="preserve"> </w:t>
+      </w:r>
+      <w:proofErr w:type="spellStart"/>
+      <w:r>
+        <w:rPr>
+          <w:rFonts w:ascii="Times New Roman" w:hAnsi="Times New Roman" w:cs="Times New Roman"/>
+        </w:rPr>
+        <w:t>bảng</w:t>
+      </w:r>
+      <w:proofErr w:type="spellEnd"/>
+    </w:p>
+    <w:p>
+      <w:pPr>
+        <w:pStyle w:val="ListParagraph"/>
+        <w:numPr>
+          <w:ilvl w:val="0"/>
+          <w:numId w:val="2"/>
+        </w:numPr>
+        <w:jc w:val="both"/>
+        <w:rPr>
+          <w:rFonts w:ascii="Times New Roman" w:hAnsi="Times New Roman" w:cs="Times New Roman"/>
+        </w:rPr>
+      </w:pPr>
+      <w:proofErr w:type="spellStart"/>
+      <w:r>
+        <w:rPr>
+          <w:rFonts w:ascii="Times New Roman" w:hAnsi="Times New Roman" w:cs="Times New Roman"/>
+        </w:rPr>
+        <w:t>Tạo</w:t>
+      </w:r>
+      <w:proofErr w:type="spellEnd"/>
+      <w:r>
+        <w:rPr>
+          <w:rFonts w:ascii="Times New Roman" w:hAnsi="Times New Roman" w:cs="Times New Roman"/>
+        </w:rPr>
+        <w:t xml:space="preserve"> Auth </w:t>
+      </w:r>
+      <w:proofErr w:type="spellStart"/>
+      <w:r>
+        <w:rPr>
+          <w:rFonts w:ascii="Times New Roman" w:hAnsi="Times New Roman" w:cs="Times New Roman"/>
+        </w:rPr>
+        <w:t>và</w:t>
+      </w:r>
+      <w:proofErr w:type="spellEnd"/>
+      <w:r>
+        <w:rPr>
+          <w:rFonts w:ascii="Times New Roman" w:hAnsi="Times New Roman" w:cs="Times New Roman"/>
+        </w:rPr>
+        <w:t xml:space="preserve"> CURD </w:t>
+      </w:r>
+      <w:proofErr w:type="spellStart"/>
+      <w:r>
+        <w:rPr>
+          <w:rFonts w:ascii="Times New Roman" w:hAnsi="Times New Roman" w:cs="Times New Roman"/>
+        </w:rPr>
+        <w:t>các</w:t>
+      </w:r>
+      <w:proofErr w:type="spellEnd"/>
+      <w:r>
+        <w:rPr>
+          <w:rFonts w:ascii="Times New Roman" w:hAnsi="Times New Roman" w:cs="Times New Roman"/>
+        </w:rPr>
+        <w:t xml:space="preserve"> model</w:t>
+      </w:r>
+    </w:p>
+    <w:p>
+      <w:pPr>
+        <w:pStyle w:val="ListParagraph"/>
+        <w:numPr>
+          <w:ilvl w:val="0"/>
+          <w:numId w:val="5"/>
+        </w:numPr>
+        <w:jc w:val="both"/>
+        <w:rPr>
+          <w:rFonts w:ascii="Times New Roman" w:hAnsi="Times New Roman" w:cs="Times New Roman"/>
+        </w:rPr>
+      </w:pPr>
+      <w:proofErr w:type="spellStart"/>
+      <w:r>
+        <w:rPr>
+          <w:rFonts w:ascii="Times New Roman" w:hAnsi="Times New Roman" w:cs="Times New Roman"/>
+        </w:rPr>
+        <w:t>Tạo</w:t>
+      </w:r>
+      <w:proofErr w:type="spellEnd"/>
+      <w:r>
+        <w:rPr>
+          <w:rFonts w:ascii="Times New Roman" w:hAnsi="Times New Roman" w:cs="Times New Roman"/>
+        </w:rPr>
+        <w:t xml:space="preserve"> Auth</w:t>
+      </w:r>
+    </w:p>
+    <w:p>
+      <w:pPr>
+        <w:jc w:val="center"/>
+        <w:rPr>
+          <w:rFonts w:ascii="Times New Roman" w:hAnsi="Times New Roman" w:cs="Times New Roman"/>
+        </w:rPr>
+      </w:pPr>
+      <w:r>
+        <w:rPr>
+          <w:rFonts w:ascii="Times New Roman" w:hAnsi="Times New Roman" w:cs="Times New Roman"/>
+          <w:noProof/>
+        </w:rPr>
+        <w:drawing>
+          <wp:inline distT="0" distB="0" distL="0" distR="0" wp14:anchorId="52ED302E" wp14:editId="2C655DC9">
+            <wp:extent cx="5733415" cy="2833370"/>
+            <wp:effectExtent l="0" t="0" r="635" b="5080"/>
+            <wp:docPr id="1227071964" name="Picture 1"/>
+            <wp:cNvGraphicFramePr>
+              <a:graphicFrameLocks xmlns:a="http://schemas.openxmlformats.org/drawingml/2006/main" noChangeAspect="1"/>
+            </wp:cNvGraphicFramePr>
+            <a:graphic xmlns:a="http://schemas.openxmlformats.org/drawingml/2006/main">
+              <a:graphicData uri="http://schemas.openxmlformats.org/drawingml/2006/picture">
+                <pic:pic xmlns:pic="http://schemas.openxmlformats.org/drawingml/2006/picture">
+                  <pic:nvPicPr>
+                    <pic:cNvPr id="1227071964" name=""/>
+                    <pic:cNvPicPr/>
+                  </pic:nvPicPr>
+                  <pic:blipFill>
+                    <a:blip r:embed="rId12"/>
+                    <a:stretch>
+                      <a:fillRect/>
+                    </a:stretch>
+                  </pic:blipFill>
+                  <pic:spPr>
+                    <a:xfrm>
+                      <a:off x="0" y="0"/>
+                      <a:ext cx="5733415" cy="2833370"/>
+                    </a:xfrm>
+                    <a:prstGeom prst="rect">
+                      <a:avLst/>
+                    </a:prstGeom>
+                  </pic:spPr>
+                </pic:pic>
+              </a:graphicData>
+            </a:graphic>
+          </wp:inline>
+        </w:drawing>
+      </w:r>
+    </w:p>
+    <w:p>
+      <w:pPr>
+        <w:jc w:val="both"/>
+        <w:rPr>
+          <w:rFonts w:ascii="Times New Roman" w:hAnsi="Times New Roman" w:cs="Times New Roman"/>
+        </w:rPr>
+      </w:pPr>
+      <w:r>
+        <w:rPr>
+          <w:rFonts w:ascii="Times New Roman" w:hAnsi="Times New Roman" w:cs="Times New Roman"/>
+        </w:rPr>
+        <w:lastRenderedPageBreak/>
+        <w:t xml:space="preserve">Giao </w:t>
+      </w:r>
+      <w:proofErr w:type="spellStart"/>
+      <w:r>
+        <w:rPr>
+          <w:rFonts w:ascii="Times New Roman" w:hAnsi="Times New Roman" w:cs="Times New Roman"/>
+        </w:rPr>
+        <w:t>diện</w:t>
+      </w:r>
+      <w:proofErr w:type="spellEnd"/>
+      <w:r>
+        <w:rPr>
+          <w:rFonts w:ascii="Times New Roman" w:hAnsi="Times New Roman" w:cs="Times New Roman"/>
+        </w:rPr>
+        <w:t xml:space="preserve">: </w:t>
+      </w:r>
+      <w:proofErr w:type="spellStart"/>
+      <w:r>
+        <w:rPr>
+          <w:rFonts w:ascii="Times New Roman" w:hAnsi="Times New Roman" w:cs="Times New Roman"/>
+        </w:rPr>
+        <w:t>Nhân</w:t>
+      </w:r>
+      <w:proofErr w:type="spellEnd"/>
+      <w:r>
+        <w:rPr>
+          <w:rFonts w:ascii="Times New Roman" w:hAnsi="Times New Roman" w:cs="Times New Roman"/>
+        </w:rPr>
+        <w:t xml:space="preserve"> </w:t>
+      </w:r>
+      <w:proofErr w:type="spellStart"/>
+      <w:r>
+        <w:rPr>
+          <w:rFonts w:ascii="Times New Roman" w:hAnsi="Times New Roman" w:cs="Times New Roman"/>
+        </w:rPr>
+        <w:t>viên</w:t>
+      </w:r>
+      <w:proofErr w:type="spellEnd"/>
+      <w:r>
+        <w:rPr>
+          <w:rFonts w:ascii="Times New Roman" w:hAnsi="Times New Roman" w:cs="Times New Roman"/>
+        </w:rPr>
+        <w:t xml:space="preserve"> (Staff) </w:t>
+      </w:r>
+      <w:proofErr w:type="spellStart"/>
+      <w:r>
+        <w:rPr>
+          <w:rFonts w:ascii="Times New Roman" w:hAnsi="Times New Roman" w:cs="Times New Roman"/>
+        </w:rPr>
+        <w:t>đăng</w:t>
+      </w:r>
+      <w:proofErr w:type="spellEnd"/>
+      <w:r>
+        <w:rPr>
+          <w:rFonts w:ascii="Times New Roman" w:hAnsi="Times New Roman" w:cs="Times New Roman"/>
+        </w:rPr>
+        <w:t xml:space="preserve"> </w:t>
+      </w:r>
+      <w:proofErr w:type="spellStart"/>
+      <w:r>
+        <w:rPr>
+          <w:rFonts w:ascii="Times New Roman" w:hAnsi="Times New Roman" w:cs="Times New Roman"/>
+        </w:rPr>
+        <w:t>nhập</w:t>
+      </w:r>
+      <w:proofErr w:type="spellEnd"/>
+    </w:p>
+    <w:p>
+      <w:pPr>
+        <w:jc w:val="center"/>
+        <w:rPr>
+          <w:rFonts w:ascii="Times New Roman" w:hAnsi="Times New Roman" w:cs="Times New Roman"/>
+        </w:rPr>
+      </w:pPr>
+      <w:r>
+        <w:rPr>
+          <w:rFonts w:ascii="Times New Roman" w:hAnsi="Times New Roman" w:cs="Times New Roman"/>
+          <w:noProof/>
+        </w:rPr>
+        <w:drawing>
+          <wp:inline distT="0" distB="0" distL="0" distR="0" wp14:anchorId="0B4254B1" wp14:editId="77089D5B">
+            <wp:extent cx="5733415" cy="2827655"/>
+            <wp:effectExtent l="0" t="0" r="635" b="0"/>
+            <wp:docPr id="195979098" name="Picture 1"/>
+            <wp:cNvGraphicFramePr>
+              <a:graphicFrameLocks xmlns:a="http://schemas.openxmlformats.org/drawingml/2006/main" noChangeAspect="1"/>
+            </wp:cNvGraphicFramePr>
+            <a:graphic xmlns:a="http://schemas.openxmlformats.org/drawingml/2006/main">
+              <a:graphicData uri="http://schemas.openxmlformats.org/drawingml/2006/picture">
+                <pic:pic xmlns:pic="http://schemas.openxmlformats.org/drawingml/2006/picture">
+                  <pic:nvPicPr>
+                    <pic:cNvPr id="195979098" name=""/>
+                    <pic:cNvPicPr/>
+                  </pic:nvPicPr>
+                  <pic:blipFill>
+                    <a:blip r:embed="rId13"/>
+                    <a:stretch>
+                      <a:fillRect/>
+                    </a:stretch>
+                  </pic:blipFill>
+                  <pic:spPr>
+                    <a:xfrm>
+                      <a:off x="0" y="0"/>
+                      <a:ext cx="5733415" cy="2827655"/>
+                    </a:xfrm>
+                    <a:prstGeom prst="rect">
+                      <a:avLst/>
+                    </a:prstGeom>
+                  </pic:spPr>
+                </pic:pic>
+              </a:graphicData>
+            </a:graphic>
+          </wp:inline>
+        </w:drawing>
+      </w:r>
+    </w:p>
+    <w:p>
+      <w:pPr>
+        <w:jc w:val="center"/>
+        <w:rPr>
+          <w:rFonts w:ascii="Times New Roman" w:hAnsi="Times New Roman" w:cs="Times New Roman"/>
+        </w:rPr>
+      </w:pPr>
+      <w:r>
+        <w:rPr>
+          <w:rFonts w:ascii="Times New Roman" w:hAnsi="Times New Roman" w:cs="Times New Roman"/>
+          <w:noProof/>
+        </w:rPr>
+        <w:drawing>
+          <wp:inline distT="0" distB="0" distL="0" distR="0" wp14:anchorId="5D039BED" wp14:editId="7B0E3F01">
+            <wp:extent cx="5733415" cy="2833370"/>
+            <wp:effectExtent l="0" t="0" r="635" b="5080"/>
+            <wp:docPr id="1672028151" name="Picture 1"/>
+            <wp:cNvGraphicFramePr>
+              <a:graphicFrameLocks xmlns:a="http://schemas.openxmlformats.org/drawingml/2006/main" noChangeAspect="1"/>
+            </wp:cNvGraphicFramePr>
+            <a:graphic xmlns:a="http://schemas.openxmlformats.org/drawingml/2006/main">
+              <a:graphicData uri="http://schemas.openxmlformats.org/drawingml/2006/picture">
+                <pic:pic xmlns:pic="http://schemas.openxmlformats.org/drawingml/2006/picture">
+                  <pic:nvPicPr>
+                    <pic:cNvPr id="1672028151" name=""/>
+                    <pic:cNvPicPr/>
+                  </pic:nvPicPr>
+                  <pic:blipFill>
+                    <a:blip r:embed="rId14"/>
+                    <a:stretch>
+                      <a:fillRect/>
+                    </a:stretch>
+                  </pic:blipFill>
+                  <pic:spPr>
+                    <a:xfrm>
+                      <a:off x="0" y="0"/>
+                      <a:ext cx="5733415" cy="2833370"/>
+                    </a:xfrm>
+                    <a:prstGeom prst="rect">
+                      <a:avLst/>
+                    </a:prstGeom>
+                  </pic:spPr>
+                </pic:pic>
+              </a:graphicData>
+            </a:graphic>
+          </wp:inline>
+        </w:drawing>
+      </w:r>
+    </w:p>
+    <w:p>
+      <w:pPr>
+        <w:pStyle w:val="ListParagraph"/>
+        <w:numPr>
+          <w:ilvl w:val="0"/>
+          <w:numId w:val="5"/>
+        </w:numPr>
+        <w:rPr>
+          <w:rFonts w:ascii="Times New Roman" w:hAnsi="Times New Roman" w:cs="Times New Roman"/>
+        </w:rPr>
+      </w:pPr>
+      <w:r>
+        <w:rPr>
+          <w:rFonts w:ascii="Times New Roman" w:hAnsi="Times New Roman" w:cs="Times New Roman"/>
+        </w:rPr>
+        <w:t>Design template website</w:t>
+      </w:r>
+    </w:p>
+    <w:p>
+      <w:pPr>
+        <w:pStyle w:val="ListParagraph"/>
+        <w:rPr>
+          <w:rFonts w:ascii="Times New Roman" w:hAnsi="Times New Roman" w:cs="Times New Roman"/>
+        </w:rPr>
+      </w:pPr>
+      <w:r>
+        <w:rPr>
+          <w:noProof/>
+        </w:rPr>
+        <w:drawing>
+          <wp:inline distT="0" distB="0" distL="0" distR="0" wp14:anchorId="4E152E62" wp14:editId="301A4095">
+            <wp:extent cx="4857115" cy="2406771"/>
+            <wp:effectExtent l="0" t="0" r="635" b="0"/>
+            <wp:docPr id="775590735" name="Picture 1"/>
+            <wp:cNvGraphicFramePr>
+              <a:graphicFrameLocks xmlns:a="http://schemas.openxmlformats.org/drawingml/2006/main" noChangeAspect="1"/>
+            </wp:cNvGraphicFramePr>
+            <a:graphic xmlns:a="http://schemas.openxmlformats.org/drawingml/2006/main">
+              <a:graphicData uri="http://schemas.openxmlformats.org/drawingml/2006/picture">
+                <pic:pic xmlns:pic="http://schemas.openxmlformats.org/drawingml/2006/picture">
+                  <pic:nvPicPr>
+                    <pic:cNvPr id="775590735" name=""/>
+                    <pic:cNvPicPr/>
+                  </pic:nvPicPr>
+                  <pic:blipFill>
+                    <a:blip r:embed="rId15"/>
+                    <a:stretch>
+                      <a:fillRect/>
+                    </a:stretch>
+                  </pic:blipFill>
+                  <pic:spPr>
+                    <a:xfrm>
+                      <a:off x="0" y="0"/>
+                      <a:ext cx="4866348" cy="2411346"/>
+                    </a:xfrm>
+                    <a:prstGeom prst="rect">
+                      <a:avLst/>
+                    </a:prstGeom>
+                  </pic:spPr>
+                </pic:pic>
+              </a:graphicData>
+            </a:graphic>
+          </wp:inline>
+        </w:drawing>
+      </w:r>
+    </w:p>
+    <w:p>
+      <w:pPr>
+        <w:pStyle w:val="ListParagraph"/>
+        <w:numPr>
+          <w:ilvl w:val="0"/>
+          <w:numId w:val="5"/>
+        </w:numPr>
+        <w:jc w:val="both"/>
+        <w:rPr>
+          <w:rFonts w:ascii="Times New Roman" w:hAnsi="Times New Roman" w:cs="Times New Roman"/>
+        </w:rPr>
+      </w:pPr>
+      <w:proofErr w:type="spellStart"/>
+      <w:r>
+        <w:rPr>
+          <w:rFonts w:ascii="Times New Roman" w:hAnsi="Times New Roman" w:cs="Times New Roman"/>
+        </w:rPr>
+        <w:lastRenderedPageBreak/>
+        <w:t>Tạo</w:t>
+      </w:r>
+      <w:proofErr w:type="spellEnd"/>
+      <w:r>
+        <w:rPr>
+          <w:rFonts w:ascii="Times New Roman" w:hAnsi="Times New Roman" w:cs="Times New Roman"/>
+        </w:rPr>
+        <w:t xml:space="preserve"> CURD</w:t>
+      </w:r>
+    </w:p>
+    <w:p>
+      <w:pPr>
+        <w:jc w:val="both"/>
+        <w:rPr>
+          <w:rFonts w:ascii="Times New Roman" w:hAnsi="Times New Roman" w:cs="Times New Roman"/>
+        </w:rPr>
+      </w:pPr>
+      <w:r>
+        <w:rPr>
+          <w:rFonts w:ascii="Times New Roman" w:hAnsi="Times New Roman" w:cs="Times New Roman"/>
+          <w:noProof/>
+        </w:rPr>
+        <w:drawing>
+          <wp:inline distT="0" distB="0" distL="0" distR="0" wp14:anchorId="7D7AD23E" wp14:editId="59437E9B">
+            <wp:extent cx="5733415" cy="2840990"/>
+            <wp:effectExtent l="0" t="0" r="635" b="0"/>
+            <wp:docPr id="849809115" name="Picture 1"/>
+            <wp:cNvGraphicFramePr>
+              <a:graphicFrameLocks xmlns:a="http://schemas.openxmlformats.org/drawingml/2006/main" noChangeAspect="1"/>
+            </wp:cNvGraphicFramePr>
+            <a:graphic xmlns:a="http://schemas.openxmlformats.org/drawingml/2006/main">
+              <a:graphicData uri="http://schemas.openxmlformats.org/drawingml/2006/picture">
+                <pic:pic xmlns:pic="http://schemas.openxmlformats.org/drawingml/2006/picture">
+                  <pic:nvPicPr>
+                    <pic:cNvPr id="849809115" name=""/>
+                    <pic:cNvPicPr/>
+                  </pic:nvPicPr>
+                  <pic:blipFill>
+                    <a:blip r:embed="rId16"/>
+                    <a:stretch>
+                      <a:fillRect/>
+                    </a:stretch>
+                  </pic:blipFill>
+                  <pic:spPr>
+                    <a:xfrm>
+                      <a:off x="0" y="0"/>
+                      <a:ext cx="5733415" cy="2840990"/>
+                    </a:xfrm>
+                    <a:prstGeom prst="rect">
+                      <a:avLst/>
+                    </a:prstGeom>
+                  </pic:spPr>
+                </pic:pic>
+              </a:graphicData>
+            </a:graphic>
+          </wp:inline>
+        </w:drawing>
+      </w:r>
+    </w:p>
+    <w:p>
+      <w:pPr>
+        <w:jc w:val="right"/>
+        <w:rPr>
+          <w:rFonts w:ascii="Times New Roman" w:hAnsi="Times New Roman" w:cs="Times New Roman"/>
+        </w:rPr>
+      </w:pPr>
+      <w:r>
+        <w:rPr>
+          <w:rFonts w:ascii="Times New Roman" w:hAnsi="Times New Roman" w:cs="Times New Roman"/>
+          <w:noProof/>
+        </w:rPr>
+        <w:drawing>
+          <wp:inline distT="0" distB="0" distL="0" distR="0" wp14:anchorId="268000F3" wp14:editId="0C5D9EBB">
+            <wp:extent cx="5733415" cy="2828925"/>
+            <wp:effectExtent l="0" t="0" r="635" b="9525"/>
+            <wp:docPr id="1908156615" name="Picture 1"/>
+            <wp:cNvGraphicFramePr>
+              <a:graphicFrameLocks xmlns:a="http://schemas.openxmlformats.org/drawingml/2006/main" noChangeAspect="1"/>
+            </wp:cNvGraphicFramePr>
+            <a:graphic xmlns:a="http://schemas.openxmlformats.org/drawingml/2006/main">
+              <a:graphicData uri="http://schemas.openxmlformats.org/drawingml/2006/picture">
+                <pic:pic xmlns:pic="http://schemas.openxmlformats.org/drawingml/2006/picture">
+                  <pic:nvPicPr>
+                    <pic:cNvPr id="1908156615" name=""/>
+                    <pic:cNvPicPr/>
+                  </pic:nvPicPr>
+                  <pic:blipFill>
+                    <a:blip r:embed="rId17"/>
+                    <a:stretch>
+                      <a:fillRect/>
+                    </a:stretch>
+                  </pic:blipFill>
+                  <pic:spPr>
+                    <a:xfrm>
+                      <a:off x="0" y="0"/>
+                      <a:ext cx="5733415" cy="2828925"/>
+                    </a:xfrm>
+                    <a:prstGeom prst="rect">
+                      <a:avLst/>
+                    </a:prstGeom>
+                  </pic:spPr>
+                </pic:pic>
+              </a:graphicData>
+            </a:graphic>
+          </wp:inline>
+        </w:drawing>
+      </w:r>
+    </w:p>
+    <w:p>
+      <w:pPr>
+        <w:rPr>
+          <w:rFonts w:ascii="Times New Roman" w:hAnsi="Times New Roman" w:cs="Times New Roman"/>
+        </w:rPr>
+      </w:pPr>
+      <w:r>
+        <w:rPr>
+          <w:rFonts w:ascii="Times New Roman" w:hAnsi="Times New Roman" w:cs="Times New Roman"/>
+          <w:noProof/>
+        </w:rPr>
+        <w:lastRenderedPageBreak/>
+        <w:drawing>
+          <wp:inline distT="0" distB="0" distL="0" distR="0" wp14:anchorId="2A701C6C" wp14:editId="4594F59F">
+            <wp:extent cx="5733415" cy="2835275"/>
+            <wp:effectExtent l="0" t="0" r="635" b="3175"/>
+            <wp:docPr id="666462784" name="Picture 1"/>
+            <wp:cNvGraphicFramePr>
+              <a:graphicFrameLocks xmlns:a="http://schemas.openxmlformats.org/drawingml/2006/main" noChangeAspect="1"/>
+            </wp:cNvGraphicFramePr>
+            <a:graphic xmlns:a="http://schemas.openxmlformats.org/drawingml/2006/main">
+              <a:graphicData uri="http://schemas.openxmlformats.org/drawingml/2006/picture">
+                <pic:pic xmlns:pic="http://schemas.openxmlformats.org/drawingml/2006/picture">
+                  <pic:nvPicPr>
+                    <pic:cNvPr id="666462784" name=""/>
+                    <pic:cNvPicPr/>
+                  </pic:nvPicPr>
+                  <pic:blipFill>
+                    <a:blip r:embed="rId18"/>
+                    <a:stretch>
+                      <a:fillRect/>
+                    </a:stretch>
+                  </pic:blipFill>
+                  <pic:spPr>
+                    <a:xfrm>
+                      <a:off x="0" y="0"/>
+                      <a:ext cx="5733415" cy="2835275"/>
+                    </a:xfrm>
+                    <a:prstGeom prst="rect">
+                      <a:avLst/>
+                    </a:prstGeom>
+                  </pic:spPr>
+                </pic:pic>
+              </a:graphicData>
+            </a:graphic>
+          </wp:inline>
+        </w:drawing>
+      </w:r>
+    </w:p>
+    <w:p>
+      <w:pPr>
+        <w:rPr>
+          <w:rFonts w:ascii="Times New Roman" w:hAnsi="Times New Roman" w:cs="Times New Roman"/>
+          <w:noProof/>
+        </w:rPr>
+      </w:pPr>
+      <w:r>
+        <w:rPr>
+          <w:rFonts w:ascii="Times New Roman" w:hAnsi="Times New Roman" w:cs="Times New Roman"/>
+          <w:noProof/>
+        </w:rPr>
+        <w:drawing>
+          <wp:inline distT="0" distB="0" distL="0" distR="0" wp14:anchorId="6ED7B467" wp14:editId="0016CD78">
+            <wp:extent cx="5733415" cy="2824480"/>
+            <wp:effectExtent l="0" t="0" r="635" b="0"/>
+            <wp:docPr id="400885530" name="Picture 1"/>
+            <wp:cNvGraphicFramePr>
+              <a:graphicFrameLocks xmlns:a="http://schemas.openxmlformats.org/drawingml/2006/main" noChangeAspect="1"/>
+            </wp:cNvGraphicFramePr>
+            <a:graphic xmlns:a="http://schemas.openxmlformats.org/drawingml/2006/main">
+              <a:graphicData uri="http://schemas.openxmlformats.org/drawingml/2006/picture">
+                <pic:pic xmlns:pic="http://schemas.openxmlformats.org/drawingml/2006/picture">
+                  <pic:nvPicPr>
+                    <pic:cNvPr id="400885530" name=""/>
+                    <pic:cNvPicPr/>
+                  </pic:nvPicPr>
+                  <pic:blipFill>
+                    <a:blip r:embed="rId19"/>
+                    <a:stretch>
+                      <a:fillRect/>
+                    </a:stretch>
+                  </pic:blipFill>
+                  <pic:spPr>
+                    <a:xfrm>
+                      <a:off x="0" y="0"/>
+                      <a:ext cx="5733415" cy="2824480"/>
+                    </a:xfrm>
+                    <a:prstGeom prst="rect">
+                      <a:avLst/>
+                    </a:prstGeom>
+                  </pic:spPr>
+                </pic:pic>
+              </a:graphicData>
+            </a:graphic>
+          </wp:inline>
+        </w:drawing>
+      </w:r>
+      <w:r>
+        <w:rPr>
+          <w:rFonts w:ascii="Times New Roman" w:hAnsi="Times New Roman" w:cs="Times New Roman"/>
+          <w:noProof/>
+        </w:rPr>
+        <w:t xml:space="preserve"> </w:t>
+      </w:r>
+    </w:p>
+    <w:p>
+      <w:pPr>
+        <w:rPr>
+          <w:rFonts w:ascii="Times New Roman" w:hAnsi="Times New Roman" w:cs="Times New Roman"/>
+        </w:rPr>
+      </w:pPr>
+      <w:r>
+        <w:rPr>
+          <w:rFonts w:ascii="Times New Roman" w:hAnsi="Times New Roman" w:cs="Times New Roman"/>
+          <w:noProof/>
+        </w:rPr>
+        <w:drawing>
+          <wp:inline distT="0" distB="0" distL="0" distR="0" wp14:anchorId="1BC6F9BD" wp14:editId="1604619F">
+            <wp:extent cx="5733415" cy="2834640"/>
+            <wp:effectExtent l="0" t="0" r="635" b="3810"/>
+            <wp:docPr id="1397149314" name="Picture 1"/>
+            <wp:cNvGraphicFramePr>
+              <a:graphicFrameLocks xmlns:a="http://schemas.openxmlformats.org/drawingml/2006/main" noChangeAspect="1"/>
+            </wp:cNvGraphicFramePr>
+            <a:graphic xmlns:a="http://schemas.openxmlformats.org/drawingml/2006/main">
+              <a:graphicData uri="http://schemas.openxmlformats.org/drawingml/2006/picture">
+                <pic:pic xmlns:pic="http://schemas.openxmlformats.org/drawingml/2006/picture">
+                  <pic:nvPicPr>
+                    <pic:cNvPr id="1397149314" name=""/>
+                    <pic:cNvPicPr/>
+                  </pic:nvPicPr>
+                  <pic:blipFill>
+                    <a:blip r:embed="rId20"/>
+                    <a:stretch>
+                      <a:fillRect/>
+                    </a:stretch>
+                  </pic:blipFill>
+                  <pic:spPr>
+                    <a:xfrm>
+                      <a:off x="0" y="0"/>
+                      <a:ext cx="5733415" cy="2834640"/>
+                    </a:xfrm>
+                    <a:prstGeom prst="rect">
+                      <a:avLst/>
+                    </a:prstGeom>
+                  </pic:spPr>
+                </pic:pic>
+              </a:graphicData>
+            </a:graphic>
+          </wp:inline>
+        </w:drawing>
+      </w:r>
+    </w:p>
+    <w:p>
+      <w:pPr>
+        <w:rPr>
+          <w:rFonts w:ascii="Times New Roman" w:hAnsi="Times New Roman" w:cs="Times New Roman"/>
+        </w:rPr>
+      </w:pPr>
+      <w:r>
+        <w:rPr>
+          <w:rFonts w:ascii="Times New Roman" w:hAnsi="Times New Roman" w:cs="Times New Roman"/>
+          <w:noProof/>
+        </w:rPr>
+        <w:lastRenderedPageBreak/>
+        <w:drawing>
+          <wp:inline distT="0" distB="0" distL="0" distR="0" wp14:anchorId="646E7929" wp14:editId="4E163663">
+            <wp:extent cx="5733415" cy="2839720"/>
+            <wp:effectExtent l="0" t="0" r="635" b="0"/>
+            <wp:docPr id="1125449556" name="Picture 1"/>
+            <wp:cNvGraphicFramePr>
+              <a:graphicFrameLocks xmlns:a="http://schemas.openxmlformats.org/drawingml/2006/main" noChangeAspect="1"/>
+            </wp:cNvGraphicFramePr>
+            <a:graphic xmlns:a="http://schemas.openxmlformats.org/drawingml/2006/main">
+              <a:graphicData uri="http://schemas.openxmlformats.org/drawingml/2006/picture">
+                <pic:pic xmlns:pic="http://schemas.openxmlformats.org/drawingml/2006/picture">
+                  <pic:nvPicPr>
+                    <pic:cNvPr id="1125449556" name=""/>
+                    <pic:cNvPicPr/>
+                  </pic:nvPicPr>
+                  <pic:blipFill>
+                    <a:blip r:embed="rId21"/>
+                    <a:stretch>
+                      <a:fillRect/>
+                    </a:stretch>
+                  </pic:blipFill>
+                  <pic:spPr>
+                    <a:xfrm>
+                      <a:off x="0" y="0"/>
+                      <a:ext cx="5733415" cy="2839720"/>
+                    </a:xfrm>
+                    <a:prstGeom prst="rect">
+                      <a:avLst/>
+                    </a:prstGeom>
+                  </pic:spPr>
+                </pic:pic>
+              </a:graphicData>
+            </a:graphic>
+          </wp:inline>
+        </w:drawing>
+      </w:r>
+    </w:p>
+    <w:p>
+      <w:pPr>
+        <w:rPr>
+          <w:rFonts w:ascii="Times New Roman" w:hAnsi="Times New Roman" w:cs="Times New Roman"/>
+        </w:rPr>
+      </w:pPr>
+      <w:r>
+        <w:rPr>
+          <w:rFonts w:ascii="Times New Roman" w:hAnsi="Times New Roman" w:cs="Times New Roman"/>
+          <w:noProof/>
+        </w:rPr>
+        <w:drawing>
+          <wp:inline distT="0" distB="0" distL="0" distR="0" wp14:anchorId="52EEED13" wp14:editId="12A16796">
+            <wp:extent cx="5733415" cy="2842260"/>
+            <wp:effectExtent l="0" t="0" r="635" b="0"/>
+            <wp:docPr id="1084694072" name="Picture 1"/>
+            <wp:cNvGraphicFramePr>
+              <a:graphicFrameLocks xmlns:a="http://schemas.openxmlformats.org/drawingml/2006/main" noChangeAspect="1"/>
+            </wp:cNvGraphicFramePr>
+            <a:graphic xmlns:a="http://schemas.openxmlformats.org/drawingml/2006/main">
+              <a:graphicData uri="http://schemas.openxmlformats.org/drawingml/2006/picture">
+                <pic:pic xmlns:pic="http://schemas.openxmlformats.org/drawingml/2006/picture">
+                  <pic:nvPicPr>
+                    <pic:cNvPr id="1084694072" name=""/>
+                    <pic:cNvPicPr/>
+                  </pic:nvPicPr>
+                  <pic:blipFill>
+                    <a:blip r:embed="rId22"/>
+                    <a:stretch>
+                      <a:fillRect/>
+                    </a:stretch>
+                  </pic:blipFill>
+                  <pic:spPr>
+                    <a:xfrm>
+                      <a:off x="0" y="0"/>
+                      <a:ext cx="5733415" cy="2842260"/>
+                    </a:xfrm>
+                    <a:prstGeom prst="rect">
+                      <a:avLst/>
+                    </a:prstGeom>
+                  </pic:spPr>
+                </pic:pic>
+              </a:graphicData>
+            </a:graphic>
+          </wp:inline>
+        </w:drawing>
+      </w:r>
+    </w:p>
+    <w:p>
+      <w:pPr>
+        <w:rPr>
+          <w:rFonts w:ascii="Times New Roman" w:hAnsi="Times New Roman" w:cs="Times New Roman"/>
+        </w:rPr>
+      </w:pPr>
+      <w:r>
+        <w:rPr>
+          <w:rFonts w:ascii="Times New Roman" w:hAnsi="Times New Roman" w:cs="Times New Roman"/>
+          <w:noProof/>
+        </w:rPr>
+        <w:drawing>
+          <wp:inline distT="0" distB="0" distL="0" distR="0" wp14:anchorId="4FA89DEB" wp14:editId="7A4A6252">
+            <wp:extent cx="5733415" cy="2845435"/>
+            <wp:effectExtent l="0" t="0" r="635" b="0"/>
+            <wp:docPr id="1460071424" name="Picture 1"/>
+            <wp:cNvGraphicFramePr>
+              <a:graphicFrameLocks xmlns:a="http://schemas.openxmlformats.org/drawingml/2006/main" noChangeAspect="1"/>
+            </wp:cNvGraphicFramePr>
+            <a:graphic xmlns:a="http://schemas.openxmlformats.org/drawingml/2006/main">
+              <a:graphicData uri="http://schemas.openxmlformats.org/drawingml/2006/picture">
+                <pic:pic xmlns:pic="http://schemas.openxmlformats.org/drawingml/2006/picture">
+                  <pic:nvPicPr>
+                    <pic:cNvPr id="1460071424" name=""/>
+                    <pic:cNvPicPr/>
+                  </pic:nvPicPr>
+                  <pic:blipFill>
+                    <a:blip r:embed="rId23"/>
+                    <a:stretch>
+                      <a:fillRect/>
+                    </a:stretch>
+                  </pic:blipFill>
+                  <pic:spPr>
+                    <a:xfrm>
+                      <a:off x="0" y="0"/>
+                      <a:ext cx="5733415" cy="2845435"/>
+                    </a:xfrm>
+                    <a:prstGeom prst="rect">
+                      <a:avLst/>
+                    </a:prstGeom>
+                  </pic:spPr>
+                </pic:pic>
+              </a:graphicData>
+            </a:graphic>
+          </wp:inline>
+        </w:drawing>
+      </w:r>
+    </w:p>
+    <w:p>
+      <w:pPr>
+        <w:rPr>
+          <w:rFonts w:ascii="Times New Roman" w:hAnsi="Times New Roman" w:cs="Times New Roman"/>
+        </w:rPr>
+      </w:pPr>
+      <w:r>
+        <w:rPr>
+          <w:rFonts w:ascii="Times New Roman" w:hAnsi="Times New Roman" w:cs="Times New Roman"/>
+          <w:noProof/>
+        </w:rPr>
+        <w:lastRenderedPageBreak/>
+        <w:drawing>
+          <wp:inline distT="0" distB="0" distL="0" distR="0" wp14:anchorId="6AD15C97" wp14:editId="49772B3A">
+            <wp:extent cx="5733415" cy="2833370"/>
+            <wp:effectExtent l="0" t="0" r="635" b="5080"/>
+            <wp:docPr id="1467168325" name="Picture 1"/>
+            <wp:cNvGraphicFramePr>
+              <a:graphicFrameLocks xmlns:a="http://schemas.openxmlformats.org/drawingml/2006/main" noChangeAspect="1"/>
+            </wp:cNvGraphicFramePr>
+            <a:graphic xmlns:a="http://schemas.openxmlformats.org/drawingml/2006/main">
+              <a:graphicData uri="http://schemas.openxmlformats.org/drawingml/2006/picture">
+                <pic:pic xmlns:pic="http://schemas.openxmlformats.org/drawingml/2006/picture">
+                  <pic:nvPicPr>
+                    <pic:cNvPr id="1467168325" name=""/>
+                    <pic:cNvPicPr/>
+                  </pic:nvPicPr>
+                  <pic:blipFill>
+                    <a:blip r:embed="rId24"/>
+                    <a:stretch>
+                      <a:fillRect/>
+                    </a:stretch>
+                  </pic:blipFill>
+                  <pic:spPr>
+                    <a:xfrm>
+                      <a:off x="0" y="0"/>
+                      <a:ext cx="5733415" cy="2833370"/>
+                    </a:xfrm>
+                    <a:prstGeom prst="rect">
+                      <a:avLst/>
+                    </a:prstGeom>
+                  </pic:spPr>
+                </pic:pic>
+              </a:graphicData>
+            </a:graphic>
+          </wp:inline>
+        </w:drawing>
+      </w:r>
+    </w:p>
+    <w:p>
+      <w:pPr>
+        <w:rPr>
+          <w:rFonts w:ascii="Times New Roman" w:hAnsi="Times New Roman" w:cs="Times New Roman"/>
+        </w:rPr>
+      </w:pPr>
+      <w:r>
+        <w:rPr>
+          <w:rFonts w:ascii="Times New Roman" w:hAnsi="Times New Roman" w:cs="Times New Roman"/>
+          <w:noProof/>
+        </w:rPr>
+        <w:drawing>
+          <wp:inline distT="0" distB="0" distL="0" distR="0" wp14:anchorId="3EF37B4B" wp14:editId="4F910A4E">
+            <wp:extent cx="5733415" cy="2844165"/>
+            <wp:effectExtent l="0" t="0" r="635" b="0"/>
+            <wp:docPr id="664954056" name="Picture 1"/>
+            <wp:cNvGraphicFramePr>
+              <a:graphicFrameLocks xmlns:a="http://schemas.openxmlformats.org/drawingml/2006/main" noChangeAspect="1"/>
+            </wp:cNvGraphicFramePr>
+            <a:graphic xmlns:a="http://schemas.openxmlformats.org/drawingml/2006/main">
+              <a:graphicData uri="http://schemas.openxmlformats.org/drawingml/2006/picture">
+                <pic:pic xmlns:pic="http://schemas.openxmlformats.org/drawingml/2006/picture">
+                  <pic:nvPicPr>
+                    <pic:cNvPr id="664954056" name=""/>
+                    <pic:cNvPicPr/>
+                  </pic:nvPicPr>
+                  <pic:blipFill>
+                    <a:blip r:embed="rId25"/>
+                    <a:stretch>
+                      <a:fillRect/>
+                    </a:stretch>
+                  </pic:blipFill>
+                  <pic:spPr>
+                    <a:xfrm>
+                      <a:off x="0" y="0"/>
+                      <a:ext cx="5733415" cy="2844165"/>
+                    </a:xfrm>
+                    <a:prstGeom prst="rect">
+                      <a:avLst/>
+                    </a:prstGeom>
+                  </pic:spPr>
+                </pic:pic>
+              </a:graphicData>
+            </a:graphic>
+          </wp:inline>
+        </w:drawing>
+      </w:r>
+    </w:p>
+    <w:p>
+      <w:pPr>
+        <w:pStyle w:val="ListParagraph"/>
+        <w:numPr>
+          <w:ilvl w:val="0"/>
+          <w:numId w:val="2"/>
+        </w:numPr>
+        <w:rPr>
+          <w:rFonts w:ascii="Times New Roman" w:hAnsi="Times New Roman" w:cs="Times New Roman"/>
+        </w:rPr>
+      </w:pPr>
+      <w:proofErr w:type="spellStart"/>
+      <w:r>
+        <w:rPr>
+          <w:rFonts w:ascii="Times New Roman" w:hAnsi="Times New Roman" w:cs="Times New Roman"/>
+        </w:rPr>
+        <w:t>Phân</w:t>
+      </w:r>
+      <w:proofErr w:type="spellEnd"/>
+      <w:r>
+        <w:rPr>
+          <w:rFonts w:ascii="Times New Roman" w:hAnsi="Times New Roman" w:cs="Times New Roman"/>
+        </w:rPr>
+        <w:t xml:space="preserve"> </w:t>
+      </w:r>
+      <w:proofErr w:type="spellStart"/>
+      <w:r>
+        <w:rPr>
+          <w:rFonts w:ascii="Times New Roman" w:hAnsi="Times New Roman" w:cs="Times New Roman"/>
+        </w:rPr>
+        <w:t>quyền</w:t>
+      </w:r>
+      <w:proofErr w:type="spellEnd"/>
+    </w:p>
+    <w:p>
+      <w:pPr>
+        <w:pStyle w:val="ListParagraph"/>
+        <w:numPr>
+          <w:ilvl w:val="0"/>
+          <w:numId w:val="5"/>
+        </w:numPr>
+        <w:rPr>
+          <w:rFonts w:ascii="Times New Roman" w:hAnsi="Times New Roman" w:cs="Times New Roman"/>
+        </w:rPr>
+      </w:pPr>
+      <w:proofErr w:type="spellStart"/>
+      <w:r>
+        <w:rPr>
+          <w:rFonts w:ascii="Times New Roman" w:hAnsi="Times New Roman" w:cs="Times New Roman"/>
+        </w:rPr>
+        <w:t>Sơ</w:t>
+      </w:r>
+      <w:proofErr w:type="spellEnd"/>
+      <w:r>
+        <w:rPr>
+          <w:rFonts w:ascii="Times New Roman" w:hAnsi="Times New Roman" w:cs="Times New Roman"/>
+        </w:rPr>
+        <w:t xml:space="preserve"> </w:t>
+      </w:r>
+      <w:proofErr w:type="spellStart"/>
+      <w:r>
+        <w:rPr>
+          <w:rFonts w:ascii="Times New Roman" w:hAnsi="Times New Roman" w:cs="Times New Roman"/>
+        </w:rPr>
+        <w:t>đồ</w:t>
+      </w:r>
+      <w:proofErr w:type="spellEnd"/>
+      <w:r>
+        <w:rPr>
+          <w:rFonts w:ascii="Times New Roman" w:hAnsi="Times New Roman" w:cs="Times New Roman"/>
+        </w:rPr>
+        <w:t xml:space="preserve"> </w:t>
+      </w:r>
+      <w:proofErr w:type="spellStart"/>
+      <w:r>
+        <w:rPr>
+          <w:rFonts w:ascii="Times New Roman" w:hAnsi="Times New Roman" w:cs="Times New Roman"/>
+        </w:rPr>
+        <w:t>vai</w:t>
+      </w:r>
+      <w:proofErr w:type="spellEnd"/>
+      <w:r>
+        <w:rPr>
+          <w:rFonts w:ascii="Times New Roman" w:hAnsi="Times New Roman" w:cs="Times New Roman"/>
+        </w:rPr>
+        <w:t xml:space="preserve"> </w:t>
+      </w:r>
+      <w:proofErr w:type="spellStart"/>
+      <w:r>
+        <w:rPr>
+          <w:rFonts w:ascii="Times New Roman" w:hAnsi="Times New Roman" w:cs="Times New Roman"/>
+        </w:rPr>
+        <w:t>trò</w:t>
+      </w:r>
+      <w:proofErr w:type="spellEnd"/>
+      <w:r>
+        <w:rPr>
+          <w:rFonts w:ascii="Times New Roman" w:hAnsi="Times New Roman" w:cs="Times New Roman"/>
+        </w:rPr>
+        <w:t>.</w:t>
+      </w:r>
+    </w:p>
+    <w:p>
+      <w:pPr>
+        <w:jc w:val="center"/>
+        <w:rPr>
+          <w:rFonts w:ascii="Times New Roman" w:hAnsi="Times New Roman" w:cs="Times New Roman"/>
+        </w:rPr>
+      </w:pPr>
+      <w:r>
+        <w:rPr>
+          <w:rFonts w:ascii="Times New Roman" w:hAnsi="Times New Roman" w:cs="Times New Roman"/>
+          <w:noProof/>
+        </w:rPr>
+        <w:drawing>
+          <wp:inline distT="0" distB="0" distL="0" distR="0" wp14:anchorId="24ADBC77" wp14:editId="220A1D9B">
+            <wp:extent cx="3518843" cy="1990725"/>
+            <wp:effectExtent l="0" t="0" r="5715" b="0"/>
+            <wp:docPr id="660221982" name="Picture 1"/>
+            <wp:cNvGraphicFramePr>
+              <a:graphicFrameLocks xmlns:a="http://schemas.openxmlformats.org/drawingml/2006/main" noChangeAspect="1"/>
+            </wp:cNvGraphicFramePr>
+            <a:graphic xmlns:a="http://schemas.openxmlformats.org/drawingml/2006/main">
+              <a:graphicData uri="http://schemas.openxmlformats.org/drawingml/2006/picture">
+                <pic:pic xmlns:pic="http://schemas.openxmlformats.org/drawingml/2006/picture">
+                  <pic:nvPicPr>
+                    <pic:cNvPr id="660221982" name=""/>
+                    <pic:cNvPicPr/>
+                  </pic:nvPicPr>
+                  <pic:blipFill>
+                    <a:blip r:embed="rId26"/>
+                    <a:stretch>
+                      <a:fillRect/>
+                    </a:stretch>
+                  </pic:blipFill>
+                  <pic:spPr>
+                    <a:xfrm>
+                      <a:off x="0" y="0"/>
+                      <a:ext cx="3540359" cy="2002897"/>
+                    </a:xfrm>
+                    <a:prstGeom prst="rect">
+                      <a:avLst/>
+                    </a:prstGeom>
+                  </pic:spPr>
+                </pic:pic>
+              </a:graphicData>
+            </a:graphic>
+          </wp:inline>
+        </w:drawing>
+      </w:r>
+    </w:p>
+    <w:p>
+      <w:pPr>
+        <w:rPr>
+          <w:rFonts w:ascii="Times New Roman" w:hAnsi="Times New Roman" w:cs="Times New Roman"/>
+        </w:rPr>
+      </w:pPr>
+      <w:r>
+        <w:rPr>
+          <w:rFonts w:ascii="Times New Roman" w:hAnsi="Times New Roman" w:cs="Times New Roman"/>
+          <w:noProof/>
+        </w:rPr>
+        <w:lastRenderedPageBreak/>
+        <w:drawing>
+          <wp:inline distT="0" distB="0" distL="0" distR="0" wp14:anchorId="2A9E49D0" wp14:editId="1AA8C85A">
+            <wp:extent cx="5733415" cy="2844165"/>
+            <wp:effectExtent l="0" t="0" r="635" b="0"/>
+            <wp:docPr id="2032276069" name="Picture 1"/>
+            <wp:cNvGraphicFramePr>
+              <a:graphicFrameLocks xmlns:a="http://schemas.openxmlformats.org/drawingml/2006/main" noChangeAspect="1"/>
+            </wp:cNvGraphicFramePr>
+            <a:graphic xmlns:a="http://schemas.openxmlformats.org/drawingml/2006/main">
+              <a:graphicData uri="http://schemas.openxmlformats.org/drawingml/2006/picture">
+                <pic:pic xmlns:pic="http://schemas.openxmlformats.org/drawingml/2006/picture">
+                  <pic:nvPicPr>
+                    <pic:cNvPr id="2032276069" name=""/>
+                    <pic:cNvPicPr/>
+                  </pic:nvPicPr>
+                  <pic:blipFill>
+                    <a:blip r:embed="rId27"/>
+                    <a:stretch>
+                      <a:fillRect/>
+                    </a:stretch>
+                  </pic:blipFill>
+                  <pic:spPr>
+                    <a:xfrm>
+                      <a:off x="0" y="0"/>
+                      <a:ext cx="5733415" cy="2844165"/>
+                    </a:xfrm>
+                    <a:prstGeom prst="rect">
+                      <a:avLst/>
+                    </a:prstGeom>
+                  </pic:spPr>
+                </pic:pic>
+              </a:graphicData>
+            </a:graphic>
+          </wp:inline>
+        </w:drawing>
+      </w:r>
+    </w:p>
+    <w:p>
+      <w:pPr>
+        <w:rPr>
+          <w:rFonts w:ascii="Times New Roman" w:hAnsi="Times New Roman" w:cs="Times New Roman"/>
+        </w:rPr>
+      </w:pPr>
+      <w:r>
+        <w:rPr>
+          <w:rFonts w:ascii="Times New Roman" w:hAnsi="Times New Roman" w:cs="Times New Roman"/>
+          <w:noProof/>
+        </w:rPr>
+        <w:drawing>
+          <wp:inline distT="0" distB="0" distL="0" distR="0" wp14:anchorId="496B74B8" wp14:editId="7B77B233">
+            <wp:extent cx="5733415" cy="2848610"/>
+            <wp:effectExtent l="0" t="0" r="635" b="8890"/>
+            <wp:docPr id="2138028618" name="Picture 1"/>
+            <wp:cNvGraphicFramePr>
+              <a:graphicFrameLocks xmlns:a="http://schemas.openxmlformats.org/drawingml/2006/main" noChangeAspect="1"/>
+            </wp:cNvGraphicFramePr>
+            <a:graphic xmlns:a="http://schemas.openxmlformats.org/drawingml/2006/main">
+              <a:graphicData uri="http://schemas.openxmlformats.org/drawingml/2006/picture">
+                <pic:pic xmlns:pic="http://schemas.openxmlformats.org/drawingml/2006/picture">
+                  <pic:nvPicPr>
+                    <pic:cNvPr id="2138028618" name=""/>
+                    <pic:cNvPicPr/>
+                  </pic:nvPicPr>
+                  <pic:blipFill>
+                    <a:blip r:embed="rId28"/>
+                    <a:stretch>
+                      <a:fillRect/>
+                    </a:stretch>
+                  </pic:blipFill>
+                  <pic:spPr>
+                    <a:xfrm>
+                      <a:off x="0" y="0"/>
+                      <a:ext cx="5733415" cy="2848610"/>
+                    </a:xfrm>
+                    <a:prstGeom prst="rect">
+                      <a:avLst/>
+                    </a:prstGeom>
+                  </pic:spPr>
+                </pic:pic>
+              </a:graphicData>
+            </a:graphic>
+          </wp:inline>
+        </w:drawing>
+      </w:r>
+    </w:p>
+    <w:p>
+      <w:pPr>
+        <w:rPr>
+          <w:rFonts w:ascii="Times New Roman" w:hAnsi="Times New Roman" w:cs="Times New Roman"/>
+        </w:rPr>
+      </w:pPr>
+      <w:r>
+        <w:rPr>
+          <w:rFonts w:ascii="Times New Roman" w:hAnsi="Times New Roman" w:cs="Times New Roman"/>
+          <w:noProof/>
+        </w:rPr>
+        <w:drawing>
+          <wp:inline distT="0" distB="0" distL="0" distR="0" wp14:anchorId="60C05EB0" wp14:editId="5584EFDF">
+            <wp:extent cx="5733415" cy="2837815"/>
+            <wp:effectExtent l="0" t="0" r="635" b="635"/>
+            <wp:docPr id="494211751" name="Picture 1"/>
+            <wp:cNvGraphicFramePr>
+              <a:graphicFrameLocks xmlns:a="http://schemas.openxmlformats.org/drawingml/2006/main" noChangeAspect="1"/>
+            </wp:cNvGraphicFramePr>
+            <a:graphic xmlns:a="http://schemas.openxmlformats.org/drawingml/2006/main">
+              <a:graphicData uri="http://schemas.openxmlformats.org/drawingml/2006/picture">
+                <pic:pic xmlns:pic="http://schemas.openxmlformats.org/drawingml/2006/picture">
+                  <pic:nvPicPr>
+                    <pic:cNvPr id="494211751" name=""/>
+                    <pic:cNvPicPr/>
+                  </pic:nvPicPr>
+                  <pic:blipFill>
+                    <a:blip r:embed="rId29"/>
+                    <a:stretch>
+                      <a:fillRect/>
+                    </a:stretch>
+                  </pic:blipFill>
+                  <pic:spPr>
+                    <a:xfrm>
+                      <a:off x="0" y="0"/>
+                      <a:ext cx="5733415" cy="2837815"/>
+                    </a:xfrm>
+                    <a:prstGeom prst="rect">
+                      <a:avLst/>
+                    </a:prstGeom>
+                  </pic:spPr>
+                </pic:pic>
+              </a:graphicData>
+            </a:graphic>
+          </wp:inline>
+        </w:drawing>
+      </w:r>
+    </w:p>
+    <w:p>
+      <w:pPr>
+        <w:rPr>
+          <w:rFonts w:ascii="Times New Roman" w:hAnsi="Times New Roman" w:cs="Times New Roman"/>
+        </w:rPr>
+      </w:pPr>
+      <w:r>
+        <w:rPr>
+          <w:rFonts w:ascii="Times New Roman" w:hAnsi="Times New Roman" w:cs="Times New Roman"/>
+          <w:noProof/>
+        </w:rPr>
+        <w:lastRenderedPageBreak/>
+        <w:drawing>
+          <wp:inline distT="0" distB="0" distL="0" distR="0" wp14:anchorId="3917BD3D" wp14:editId="64E92752">
+            <wp:extent cx="5733415" cy="2837815"/>
+            <wp:effectExtent l="0" t="0" r="635" b="635"/>
+            <wp:docPr id="572899532" name="Picture 1"/>
+            <wp:cNvGraphicFramePr>
+              <a:graphicFrameLocks xmlns:a="http://schemas.openxmlformats.org/drawingml/2006/main" noChangeAspect="1"/>
+            </wp:cNvGraphicFramePr>
+            <a:graphic xmlns:a="http://schemas.openxmlformats.org/drawingml/2006/main">
+              <a:graphicData uri="http://schemas.openxmlformats.org/drawingml/2006/picture">
+                <pic:pic xmlns:pic="http://schemas.openxmlformats.org/drawingml/2006/picture">
+                  <pic:nvPicPr>
+                    <pic:cNvPr id="572899532" name=""/>
+                    <pic:cNvPicPr/>
+                  </pic:nvPicPr>
+                  <pic:blipFill>
+                    <a:blip r:embed="rId30"/>
+                    <a:stretch>
+                      <a:fillRect/>
+                    </a:stretch>
+                  </pic:blipFill>
+                  <pic:spPr>
+                    <a:xfrm>
+                      <a:off x="0" y="0"/>
+                      <a:ext cx="5733415" cy="2837815"/>
+                    </a:xfrm>
+                    <a:prstGeom prst="rect">
+                      <a:avLst/>
+                    </a:prstGeom>
+                  </pic:spPr>
+                </pic:pic>
+              </a:graphicData>
+            </a:graphic>
+          </wp:inline>
+        </w:drawing>
+      </w:r>
+    </w:p>
+    <w:p>
+      <w:pPr>
+        <w:pStyle w:val="ListParagraph"/>
+        <w:numPr>
+          <w:ilvl w:val="0"/>
+          <w:numId w:val="5"/>
+        </w:numPr>
+        <w:rPr>
+          <w:rFonts w:ascii="Times New Roman" w:hAnsi="Times New Roman" w:cs="Times New Roman"/>
+        </w:rPr>
+      </w:pPr>
+      <w:proofErr w:type="spellStart"/>
+      <w:r>
+        <w:rPr>
+          <w:rFonts w:ascii="Times New Roman" w:hAnsi="Times New Roman" w:cs="Times New Roman"/>
+        </w:rPr>
+        <w:t>Tạo</w:t>
+      </w:r>
+      <w:proofErr w:type="spellEnd"/>
+      <w:r>
+        <w:rPr>
+          <w:rFonts w:ascii="Times New Roman" w:hAnsi="Times New Roman" w:cs="Times New Roman"/>
+        </w:rPr>
+        <w:t xml:space="preserve"> </w:t>
+      </w:r>
+      <w:proofErr w:type="spellStart"/>
+      <w:r>
+        <w:rPr>
+          <w:rFonts w:ascii="Times New Roman" w:hAnsi="Times New Roman" w:cs="Times New Roman"/>
+        </w:rPr>
+        <w:t>thêm</w:t>
+      </w:r>
+      <w:proofErr w:type="spellEnd"/>
+      <w:r>
+        <w:rPr>
+          <w:rFonts w:ascii="Times New Roman" w:hAnsi="Times New Roman" w:cs="Times New Roman"/>
+        </w:rPr>
+        <w:t xml:space="preserve"> </w:t>
+      </w:r>
+      <w:proofErr w:type="spellStart"/>
+      <w:r>
+        <w:rPr>
+          <w:rFonts w:ascii="Times New Roman" w:hAnsi="Times New Roman" w:cs="Times New Roman"/>
+        </w:rPr>
+        <w:t>vai</w:t>
+      </w:r>
+      <w:proofErr w:type="spellEnd"/>
+      <w:r>
+        <w:rPr>
+          <w:rFonts w:ascii="Times New Roman" w:hAnsi="Times New Roman" w:cs="Times New Roman"/>
+        </w:rPr>
+        <w:t xml:space="preserve"> </w:t>
+      </w:r>
+      <w:proofErr w:type="spellStart"/>
+      <w:r>
+        <w:rPr>
+          <w:rFonts w:ascii="Times New Roman" w:hAnsi="Times New Roman" w:cs="Times New Roman"/>
+        </w:rPr>
+        <w:t>trò</w:t>
+      </w:r>
+      <w:proofErr w:type="spellEnd"/>
+      <w:r>
+        <w:rPr>
+          <w:rFonts w:ascii="Times New Roman" w:hAnsi="Times New Roman" w:cs="Times New Roman"/>
+        </w:rPr>
+        <w:t xml:space="preserve"> </w:t>
+      </w:r>
+      <w:proofErr w:type="spellStart"/>
+      <w:r>
+        <w:rPr>
+          <w:rFonts w:ascii="Times New Roman" w:hAnsi="Times New Roman" w:cs="Times New Roman"/>
+        </w:rPr>
+        <w:t>mới</w:t>
+      </w:r>
+      <w:proofErr w:type="spellEnd"/>
+      <w:r>
+        <w:rPr>
+          <w:rFonts w:ascii="Times New Roman" w:hAnsi="Times New Roman" w:cs="Times New Roman"/>
+        </w:rPr>
+        <w:t>.</w:t>
+      </w:r>
+    </w:p>
+    <w:p>
+      <w:pPr>
+        <w:rPr>
+          <w:rFonts w:ascii="Times New Roman" w:hAnsi="Times New Roman" w:cs="Times New Roman"/>
+        </w:rPr>
+      </w:pPr>
+      <w:r>
+        <w:rPr>
+          <w:rFonts w:ascii="Times New Roman" w:hAnsi="Times New Roman" w:cs="Times New Roman"/>
+          <w:noProof/>
+        </w:rPr>
+        <w:drawing>
+          <wp:inline distT="0" distB="0" distL="0" distR="0" wp14:anchorId="7065BF95" wp14:editId="126EE1F4">
+            <wp:extent cx="5733415" cy="2844165"/>
+            <wp:effectExtent l="0" t="0" r="635" b="0"/>
+            <wp:docPr id="914435685" name="Picture 1"/>
+            <wp:cNvGraphicFramePr>
+              <a:graphicFrameLocks xmlns:a="http://schemas.openxmlformats.org/drawingml/2006/main" noChangeAspect="1"/>
+            </wp:cNvGraphicFramePr>
+            <a:graphic xmlns:a="http://schemas.openxmlformats.org/drawingml/2006/main">
+              <a:graphicData uri="http://schemas.openxmlformats.org/drawingml/2006/picture">
+                <pic:pic xmlns:pic="http://schemas.openxmlformats.org/drawingml/2006/picture">
+                  <pic:nvPicPr>
+                    <pic:cNvPr id="914435685" name=""/>
+                    <pic:cNvPicPr/>
+                  </pic:nvPicPr>
+                  <pic:blipFill>
+                    <a:blip r:embed="rId31"/>
+                    <a:stretch>
+                      <a:fillRect/>
+                    </a:stretch>
+                  </pic:blipFill>
+                  <pic:spPr>
+                    <a:xfrm>
+                      <a:off x="0" y="0"/>
+                      <a:ext cx="5733415" cy="2844165"/>
+                    </a:xfrm>
+                    <a:prstGeom prst="rect">
+                      <a:avLst/>
+                    </a:prstGeom>
+                  </pic:spPr>
+                </pic:pic>
+              </a:graphicData>
+            </a:graphic>
+          </wp:inline>
+        </w:drawing>
+      </w:r>
+    </w:p>
+    <w:p>
+      <w:pPr>
+        <w:pStyle w:val="ListParagraph"/>
+        <w:numPr>
+          <w:ilvl w:val="0"/>
+          <w:numId w:val="2"/>
+        </w:numPr>
+        <w:rPr>
+          <w:rFonts w:ascii="Times New Roman" w:hAnsi="Times New Roman" w:cs="Times New Roman"/>
+        </w:rPr>
+      </w:pPr>
+      <w:r>
+        <w:rPr>
+          <w:rFonts w:ascii="Times New Roman" w:hAnsi="Times New Roman" w:cs="Times New Roman"/>
+        </w:rPr>
+        <w:t xml:space="preserve">Quản </w:t>
+      </w:r>
+      <w:proofErr w:type="spellStart"/>
+      <w:r>
+        <w:rPr>
+          <w:rFonts w:ascii="Times New Roman" w:hAnsi="Times New Roman" w:cs="Times New Roman"/>
+        </w:rPr>
+        <w:t>lí</w:t>
+      </w:r>
+      <w:proofErr w:type="spellEnd"/>
+      <w:r>
+        <w:rPr>
+          <w:rFonts w:ascii="Times New Roman" w:hAnsi="Times New Roman" w:cs="Times New Roman"/>
+        </w:rPr>
+        <w:t xml:space="preserve"> </w:t>
+      </w:r>
+      <w:proofErr w:type="spellStart"/>
+      <w:r>
+        <w:rPr>
+          <w:rFonts w:ascii="Times New Roman" w:hAnsi="Times New Roman" w:cs="Times New Roman"/>
+        </w:rPr>
+        <w:t>kho</w:t>
+      </w:r>
+      <w:proofErr w:type="spellEnd"/>
+      <w:r>
+        <w:rPr>
+          <w:rFonts w:ascii="Times New Roman" w:hAnsi="Times New Roman" w:cs="Times New Roman"/>
+        </w:rPr>
+        <w:t xml:space="preserve"> module</w:t>
+      </w:r>
+    </w:p>
+    <w:p>
+      <w:pPr>
+        <w:pStyle w:val="ListParagraph"/>
+        <w:numPr>
+          <w:ilvl w:val="0"/>
+          <w:numId w:val="5"/>
+        </w:numPr>
+        <w:jc w:val="both"/>
+        <w:rPr>
+          <w:rFonts w:ascii="Times New Roman" w:hAnsi="Times New Roman" w:cs="Times New Roman"/>
+        </w:rPr>
+      </w:pPr>
+      <w:r>
+        <w:rPr>
+          <w:rFonts w:ascii="Times New Roman" w:hAnsi="Times New Roman" w:cs="Times New Roman"/>
+        </w:rPr>
+        <w:t xml:space="preserve">Logic </w:t>
+      </w:r>
+      <w:proofErr w:type="spellStart"/>
+      <w:r>
+        <w:rPr>
+          <w:rFonts w:ascii="Times New Roman" w:hAnsi="Times New Roman" w:cs="Times New Roman"/>
+        </w:rPr>
+        <w:t>quản</w:t>
+      </w:r>
+      <w:proofErr w:type="spellEnd"/>
+      <w:r>
+        <w:rPr>
+          <w:rFonts w:ascii="Times New Roman" w:hAnsi="Times New Roman" w:cs="Times New Roman"/>
+        </w:rPr>
+        <w:t xml:space="preserve"> </w:t>
+      </w:r>
+      <w:proofErr w:type="spellStart"/>
+      <w:r>
+        <w:rPr>
+          <w:rFonts w:ascii="Times New Roman" w:hAnsi="Times New Roman" w:cs="Times New Roman"/>
+        </w:rPr>
+        <w:t>lý</w:t>
+      </w:r>
+      <w:proofErr w:type="spellEnd"/>
+      <w:r>
+        <w:rPr>
+          <w:rFonts w:ascii="Times New Roman" w:hAnsi="Times New Roman" w:cs="Times New Roman"/>
+        </w:rPr>
+        <w:t xml:space="preserve"> </w:t>
+      </w:r>
+      <w:proofErr w:type="spellStart"/>
+      <w:r>
+        <w:rPr>
+          <w:rFonts w:ascii="Times New Roman" w:hAnsi="Times New Roman" w:cs="Times New Roman"/>
+        </w:rPr>
+        <w:t>kho</w:t>
+      </w:r>
+      <w:proofErr w:type="spellEnd"/>
+      <w:r>
+        <w:rPr>
+          <w:rFonts w:ascii="Times New Roman" w:hAnsi="Times New Roman" w:cs="Times New Roman"/>
+        </w:rPr>
+        <w:t xml:space="preserve"> </w:t>
+      </w:r>
+      <w:proofErr w:type="spellStart"/>
+      <w:r>
+        <w:rPr>
+          <w:rFonts w:ascii="Times New Roman" w:hAnsi="Times New Roman" w:cs="Times New Roman"/>
+        </w:rPr>
+        <w:t>được</w:t>
+      </w:r>
+      <w:proofErr w:type="spellEnd"/>
+      <w:r>
+        <w:rPr>
+          <w:rFonts w:ascii="Times New Roman" w:hAnsi="Times New Roman" w:cs="Times New Roman"/>
+        </w:rPr>
+        <w:t xml:space="preserve"> </w:t>
+      </w:r>
+      <w:proofErr w:type="spellStart"/>
+      <w:r>
+        <w:rPr>
+          <w:rFonts w:ascii="Times New Roman" w:hAnsi="Times New Roman" w:cs="Times New Roman"/>
+        </w:rPr>
+        <w:t>phân</w:t>
+      </w:r>
+      <w:proofErr w:type="spellEnd"/>
+      <w:r>
+        <w:rPr>
+          <w:rFonts w:ascii="Times New Roman" w:hAnsi="Times New Roman" w:cs="Times New Roman"/>
+        </w:rPr>
+        <w:t xml:space="preserve"> </w:t>
+      </w:r>
+      <w:proofErr w:type="spellStart"/>
+      <w:r>
+        <w:rPr>
+          <w:rFonts w:ascii="Times New Roman" w:hAnsi="Times New Roman" w:cs="Times New Roman"/>
+        </w:rPr>
+        <w:t>làm</w:t>
+      </w:r>
+      <w:proofErr w:type="spellEnd"/>
+      <w:r>
+        <w:rPr>
+          <w:rFonts w:ascii="Times New Roman" w:hAnsi="Times New Roman" w:cs="Times New Roman"/>
+        </w:rPr>
+        <w:t xml:space="preserve"> 3 </w:t>
+      </w:r>
+      <w:proofErr w:type="spellStart"/>
+      <w:r>
+        <w:rPr>
+          <w:rFonts w:ascii="Times New Roman" w:hAnsi="Times New Roman" w:cs="Times New Roman"/>
+        </w:rPr>
+        <w:t>phần</w:t>
+      </w:r>
+      <w:proofErr w:type="spellEnd"/>
+      <w:r>
+        <w:rPr>
+          <w:rFonts w:ascii="Times New Roman" w:hAnsi="Times New Roman" w:cs="Times New Roman"/>
+        </w:rPr>
+        <w:t>:</w:t>
+      </w:r>
+    </w:p>
+    <w:p>
+      <w:pPr>
+        <w:pStyle w:val="ListParagraph"/>
+        <w:numPr>
+          <w:ilvl w:val="1"/>
+          <w:numId w:val="5"/>
+        </w:numPr>
+        <w:jc w:val="both"/>
+        <w:rPr>
+          <w:rFonts w:ascii="Times New Roman" w:hAnsi="Times New Roman" w:cs="Times New Roman"/>
+        </w:rPr>
+      </w:pPr>
+      <w:proofErr w:type="spellStart"/>
+      <w:r>
+        <w:rPr>
+          <w:rFonts w:ascii="Times New Roman" w:hAnsi="Times New Roman" w:cs="Times New Roman"/>
+        </w:rPr>
+        <w:t>Tạo</w:t>
+      </w:r>
+      <w:proofErr w:type="spellEnd"/>
+      <w:r>
+        <w:rPr>
+          <w:rFonts w:ascii="Times New Roman" w:hAnsi="Times New Roman" w:cs="Times New Roman"/>
+        </w:rPr>
+        <w:t xml:space="preserve"> </w:t>
+      </w:r>
+      <w:proofErr w:type="spellStart"/>
+      <w:r>
+        <w:rPr>
+          <w:rFonts w:ascii="Times New Roman" w:hAnsi="Times New Roman" w:cs="Times New Roman"/>
+        </w:rPr>
+        <w:t>phiếu</w:t>
+      </w:r>
+      <w:proofErr w:type="spellEnd"/>
+      <w:r>
+        <w:rPr>
+          <w:rFonts w:ascii="Times New Roman" w:hAnsi="Times New Roman" w:cs="Times New Roman"/>
+        </w:rPr>
+        <w:t xml:space="preserve"> </w:t>
+      </w:r>
+      <w:proofErr w:type="spellStart"/>
+      <w:r>
+        <w:rPr>
+          <w:rFonts w:ascii="Times New Roman" w:hAnsi="Times New Roman" w:cs="Times New Roman"/>
+        </w:rPr>
+        <w:t>nhập</w:t>
+      </w:r>
+      <w:proofErr w:type="spellEnd"/>
+      <w:r>
+        <w:rPr>
+          <w:rFonts w:ascii="Times New Roman" w:hAnsi="Times New Roman" w:cs="Times New Roman"/>
+        </w:rPr>
+        <w:t xml:space="preserve"> </w:t>
+      </w:r>
+      <w:proofErr w:type="spellStart"/>
+      <w:r>
+        <w:rPr>
+          <w:rFonts w:ascii="Times New Roman" w:hAnsi="Times New Roman" w:cs="Times New Roman"/>
+        </w:rPr>
+        <w:t>kho</w:t>
+      </w:r>
+      <w:proofErr w:type="spellEnd"/>
+      <w:r>
+        <w:rPr>
+          <w:rFonts w:ascii="Times New Roman" w:hAnsi="Times New Roman" w:cs="Times New Roman"/>
+        </w:rPr>
+        <w:t>.</w:t>
+      </w:r>
+    </w:p>
+    <w:p>
+      <w:pPr>
+        <w:pStyle w:val="ListParagraph"/>
+        <w:numPr>
+          <w:ilvl w:val="1"/>
+          <w:numId w:val="5"/>
+        </w:numPr>
+        <w:jc w:val="both"/>
+        <w:rPr>
+          <w:rFonts w:ascii="Times New Roman" w:hAnsi="Times New Roman" w:cs="Times New Roman"/>
+        </w:rPr>
+      </w:pPr>
+      <w:proofErr w:type="spellStart"/>
+      <w:r>
+        <w:rPr>
+          <w:rFonts w:ascii="Times New Roman" w:hAnsi="Times New Roman" w:cs="Times New Roman"/>
+        </w:rPr>
+        <w:t>Biến</w:t>
+      </w:r>
+      <w:proofErr w:type="spellEnd"/>
+      <w:r>
+        <w:rPr>
+          <w:rFonts w:ascii="Times New Roman" w:hAnsi="Times New Roman" w:cs="Times New Roman"/>
+        </w:rPr>
+        <w:t xml:space="preserve"> </w:t>
+      </w:r>
+      <w:proofErr w:type="spellStart"/>
+      <w:r>
+        <w:rPr>
+          <w:rFonts w:ascii="Times New Roman" w:hAnsi="Times New Roman" w:cs="Times New Roman"/>
+        </w:rPr>
+        <w:t>động</w:t>
+      </w:r>
+      <w:proofErr w:type="spellEnd"/>
+      <w:r>
+        <w:rPr>
+          <w:rFonts w:ascii="Times New Roman" w:hAnsi="Times New Roman" w:cs="Times New Roman"/>
+        </w:rPr>
+        <w:t xml:space="preserve"> </w:t>
+      </w:r>
+      <w:proofErr w:type="spellStart"/>
+      <w:r>
+        <w:rPr>
+          <w:rFonts w:ascii="Times New Roman" w:hAnsi="Times New Roman" w:cs="Times New Roman"/>
+        </w:rPr>
+        <w:t>kho</w:t>
+      </w:r>
+      <w:proofErr w:type="spellEnd"/>
+      <w:r>
+        <w:rPr>
+          <w:rFonts w:ascii="Times New Roman" w:hAnsi="Times New Roman" w:cs="Times New Roman"/>
+        </w:rPr>
+        <w:t xml:space="preserve"> do </w:t>
+      </w:r>
+      <w:proofErr w:type="spellStart"/>
+      <w:r>
+        <w:rPr>
+          <w:rFonts w:ascii="Times New Roman" w:hAnsi="Times New Roman" w:cs="Times New Roman"/>
+        </w:rPr>
+        <w:t>bán</w:t>
+      </w:r>
+      <w:proofErr w:type="spellEnd"/>
+      <w:r>
+        <w:rPr>
+          <w:rFonts w:ascii="Times New Roman" w:hAnsi="Times New Roman" w:cs="Times New Roman"/>
+        </w:rPr>
+        <w:t xml:space="preserve"> hang</w:t>
+      </w:r>
+    </w:p>
+    <w:p>
+      <w:pPr>
+        <w:pStyle w:val="ListParagraph"/>
+        <w:numPr>
+          <w:ilvl w:val="1"/>
+          <w:numId w:val="5"/>
+        </w:numPr>
+        <w:jc w:val="both"/>
+        <w:rPr>
+          <w:rFonts w:ascii="Times New Roman" w:hAnsi="Times New Roman" w:cs="Times New Roman"/>
+        </w:rPr>
+      </w:pPr>
+      <w:proofErr w:type="spellStart"/>
+      <w:r>
+        <w:rPr>
+          <w:rFonts w:ascii="Times New Roman" w:hAnsi="Times New Roman" w:cs="Times New Roman"/>
+        </w:rPr>
+        <w:t>Biến</w:t>
+      </w:r>
+      <w:proofErr w:type="spellEnd"/>
+      <w:r>
+        <w:rPr>
+          <w:rFonts w:ascii="Times New Roman" w:hAnsi="Times New Roman" w:cs="Times New Roman"/>
+        </w:rPr>
+        <w:t xml:space="preserve"> </w:t>
+      </w:r>
+      <w:proofErr w:type="spellStart"/>
+      <w:r>
+        <w:rPr>
+          <w:rFonts w:ascii="Times New Roman" w:hAnsi="Times New Roman" w:cs="Times New Roman"/>
+        </w:rPr>
+        <w:t>động</w:t>
+      </w:r>
+      <w:proofErr w:type="spellEnd"/>
+      <w:r>
+        <w:rPr>
+          <w:rFonts w:ascii="Times New Roman" w:hAnsi="Times New Roman" w:cs="Times New Roman"/>
+        </w:rPr>
+        <w:t xml:space="preserve"> </w:t>
+      </w:r>
+      <w:proofErr w:type="spellStart"/>
+      <w:r>
+        <w:rPr>
+          <w:rFonts w:ascii="Times New Roman" w:hAnsi="Times New Roman" w:cs="Times New Roman"/>
+        </w:rPr>
+        <w:t>kho</w:t>
+      </w:r>
+      <w:proofErr w:type="spellEnd"/>
+      <w:r>
+        <w:rPr>
+          <w:rFonts w:ascii="Times New Roman" w:hAnsi="Times New Roman" w:cs="Times New Roman"/>
+        </w:rPr>
+        <w:t xml:space="preserve"> </w:t>
+      </w:r>
+      <w:proofErr w:type="spellStart"/>
+      <w:r>
+        <w:rPr>
+          <w:rFonts w:ascii="Times New Roman" w:hAnsi="Times New Roman" w:cs="Times New Roman"/>
+        </w:rPr>
+        <w:t>cho</w:t>
+      </w:r>
+      <w:proofErr w:type="spellEnd"/>
+      <w:r>
+        <w:rPr>
+          <w:rFonts w:ascii="Times New Roman" w:hAnsi="Times New Roman" w:cs="Times New Roman"/>
+        </w:rPr>
+        <w:t xml:space="preserve"> </w:t>
+      </w:r>
+      <w:proofErr w:type="spellStart"/>
+      <w:r>
+        <w:rPr>
+          <w:rFonts w:ascii="Times New Roman" w:hAnsi="Times New Roman" w:cs="Times New Roman"/>
+        </w:rPr>
+        <w:t>hàng</w:t>
+      </w:r>
+      <w:proofErr w:type="spellEnd"/>
+      <w:r>
+        <w:rPr>
+          <w:rFonts w:ascii="Times New Roman" w:hAnsi="Times New Roman" w:cs="Times New Roman"/>
+        </w:rPr>
+        <w:t xml:space="preserve"> </w:t>
+      </w:r>
+      <w:proofErr w:type="spellStart"/>
+      <w:r>
+        <w:rPr>
+          <w:rFonts w:ascii="Times New Roman" w:hAnsi="Times New Roman" w:cs="Times New Roman"/>
+        </w:rPr>
+        <w:t>hóa</w:t>
+      </w:r>
+      <w:proofErr w:type="spellEnd"/>
+      <w:r>
+        <w:rPr>
+          <w:rFonts w:ascii="Times New Roman" w:hAnsi="Times New Roman" w:cs="Times New Roman"/>
+        </w:rPr>
+        <w:t xml:space="preserve"> </w:t>
+      </w:r>
+      <w:proofErr w:type="spellStart"/>
+      <w:r>
+        <w:rPr>
+          <w:rFonts w:ascii="Times New Roman" w:hAnsi="Times New Roman" w:cs="Times New Roman"/>
+        </w:rPr>
+        <w:t>được</w:t>
+      </w:r>
+      <w:proofErr w:type="spellEnd"/>
+      <w:r>
+        <w:rPr>
+          <w:rFonts w:ascii="Times New Roman" w:hAnsi="Times New Roman" w:cs="Times New Roman"/>
+        </w:rPr>
+        <w:t xml:space="preserve"> </w:t>
+      </w:r>
+      <w:proofErr w:type="spellStart"/>
+      <w:r>
+        <w:rPr>
+          <w:rFonts w:ascii="Times New Roman" w:hAnsi="Times New Roman" w:cs="Times New Roman"/>
+        </w:rPr>
+        <w:t>phép</w:t>
+      </w:r>
+      <w:proofErr w:type="spellEnd"/>
+      <w:r>
+        <w:rPr>
+          <w:rFonts w:ascii="Times New Roman" w:hAnsi="Times New Roman" w:cs="Times New Roman"/>
+        </w:rPr>
+        <w:t xml:space="preserve"> </w:t>
+      </w:r>
+      <w:proofErr w:type="spellStart"/>
+      <w:r>
+        <w:rPr>
+          <w:rFonts w:ascii="Times New Roman" w:hAnsi="Times New Roman" w:cs="Times New Roman"/>
+        </w:rPr>
+        <w:t>bán</w:t>
+      </w:r>
+      <w:proofErr w:type="spellEnd"/>
+      <w:r>
+        <w:rPr>
+          <w:rFonts w:ascii="Times New Roman" w:hAnsi="Times New Roman" w:cs="Times New Roman"/>
+        </w:rPr>
+        <w:t xml:space="preserve"> </w:t>
+      </w:r>
+      <w:proofErr w:type="spellStart"/>
+      <w:r>
+        <w:rPr>
+          <w:rFonts w:ascii="Times New Roman" w:hAnsi="Times New Roman" w:cs="Times New Roman"/>
+        </w:rPr>
+        <w:t>âm</w:t>
+      </w:r>
+      <w:proofErr w:type="spellEnd"/>
+      <w:r>
+        <w:rPr>
+          <w:rFonts w:ascii="Times New Roman" w:hAnsi="Times New Roman" w:cs="Times New Roman"/>
+        </w:rPr>
+        <w:t>.</w:t>
+      </w:r>
+    </w:p>
+    <w:p>
+      <w:pPr>
+        <w:pStyle w:val="ListParagraph"/>
+        <w:numPr>
+          <w:ilvl w:val="0"/>
+          <w:numId w:val="5"/>
+        </w:numPr>
+        <w:jc w:val="both"/>
+        <w:rPr>
+          <w:rFonts w:ascii="Times New Roman" w:hAnsi="Times New Roman" w:cs="Times New Roman"/>
+        </w:rPr>
+      </w:pPr>
+      <w:proofErr w:type="spellStart"/>
+      <w:r>
+        <w:rPr>
+          <w:rFonts w:ascii="Times New Roman" w:hAnsi="Times New Roman" w:cs="Times New Roman"/>
+        </w:rPr>
+        <w:t>Mỗi</w:t>
+      </w:r>
+      <w:proofErr w:type="spellEnd"/>
+      <w:r>
+        <w:rPr>
+          <w:rFonts w:ascii="Times New Roman" w:hAnsi="Times New Roman" w:cs="Times New Roman"/>
+        </w:rPr>
+        <w:t xml:space="preserve"> </w:t>
+      </w:r>
+      <w:proofErr w:type="spellStart"/>
+      <w:r>
+        <w:rPr>
+          <w:rFonts w:ascii="Times New Roman" w:hAnsi="Times New Roman" w:cs="Times New Roman"/>
+        </w:rPr>
+        <w:t>cửa</w:t>
+      </w:r>
+      <w:proofErr w:type="spellEnd"/>
+      <w:r>
+        <w:rPr>
+          <w:rFonts w:ascii="Times New Roman" w:hAnsi="Times New Roman" w:cs="Times New Roman"/>
+        </w:rPr>
+        <w:t xml:space="preserve"> </w:t>
+      </w:r>
+      <w:proofErr w:type="spellStart"/>
+      <w:r>
+        <w:rPr>
+          <w:rFonts w:ascii="Times New Roman" w:hAnsi="Times New Roman" w:cs="Times New Roman"/>
+        </w:rPr>
+        <w:t>hàng</w:t>
+      </w:r>
+      <w:proofErr w:type="spellEnd"/>
+      <w:r>
+        <w:rPr>
+          <w:rFonts w:ascii="Times New Roman" w:hAnsi="Times New Roman" w:cs="Times New Roman"/>
+        </w:rPr>
+        <w:t xml:space="preserve"> sẽ có </w:t>
+      </w:r>
+      <w:proofErr w:type="spellStart"/>
+      <w:r>
+        <w:rPr>
+          <w:rFonts w:ascii="Times New Roman" w:hAnsi="Times New Roman" w:cs="Times New Roman"/>
+        </w:rPr>
+        <w:t>một</w:t>
+      </w:r>
+      <w:proofErr w:type="spellEnd"/>
+      <w:r>
+        <w:rPr>
+          <w:rFonts w:ascii="Times New Roman" w:hAnsi="Times New Roman" w:cs="Times New Roman"/>
+        </w:rPr>
+        <w:t xml:space="preserve"> </w:t>
+      </w:r>
+      <w:proofErr w:type="spellStart"/>
+      <w:r>
+        <w:rPr>
+          <w:rFonts w:ascii="Times New Roman" w:hAnsi="Times New Roman" w:cs="Times New Roman"/>
+        </w:rPr>
+        <w:t>tồn</w:t>
+      </w:r>
+      <w:proofErr w:type="spellEnd"/>
+      <w:r>
+        <w:rPr>
+          <w:rFonts w:ascii="Times New Roman" w:hAnsi="Times New Roman" w:cs="Times New Roman"/>
+        </w:rPr>
+        <w:t xml:space="preserve"> </w:t>
+      </w:r>
+      <w:proofErr w:type="spellStart"/>
+      <w:r>
+        <w:rPr>
+          <w:rFonts w:ascii="Times New Roman" w:hAnsi="Times New Roman" w:cs="Times New Roman"/>
+        </w:rPr>
+        <w:t>kho</w:t>
+      </w:r>
+      <w:proofErr w:type="spellEnd"/>
+      <w:r>
+        <w:rPr>
+          <w:rFonts w:ascii="Times New Roman" w:hAnsi="Times New Roman" w:cs="Times New Roman"/>
+        </w:rPr>
+        <w:t xml:space="preserve"> </w:t>
+      </w:r>
+      <w:proofErr w:type="spellStart"/>
+      <w:r>
+        <w:rPr>
+          <w:rFonts w:ascii="Times New Roman" w:hAnsi="Times New Roman" w:cs="Times New Roman"/>
+        </w:rPr>
+        <w:t>riêng</w:t>
+      </w:r>
+      <w:proofErr w:type="spellEnd"/>
+      <w:r>
+        <w:rPr>
+          <w:rFonts w:ascii="Times New Roman" w:hAnsi="Times New Roman" w:cs="Times New Roman"/>
+        </w:rPr>
+        <w:t xml:space="preserve">, </w:t>
+      </w:r>
+      <w:proofErr w:type="spellStart"/>
+      <w:r>
+        <w:rPr>
+          <w:rFonts w:ascii="Times New Roman" w:hAnsi="Times New Roman" w:cs="Times New Roman"/>
+        </w:rPr>
+        <w:t>ngay</w:t>
+      </w:r>
+      <w:proofErr w:type="spellEnd"/>
+      <w:r>
+        <w:rPr>
+          <w:rFonts w:ascii="Times New Roman" w:hAnsi="Times New Roman" w:cs="Times New Roman"/>
+        </w:rPr>
+        <w:t xml:space="preserve"> cả </w:t>
+      </w:r>
+      <w:proofErr w:type="spellStart"/>
+      <w:r>
+        <w:rPr>
+          <w:rFonts w:ascii="Times New Roman" w:hAnsi="Times New Roman" w:cs="Times New Roman"/>
+        </w:rPr>
+        <w:t>khi</w:t>
+      </w:r>
+      <w:proofErr w:type="spellEnd"/>
+      <w:r>
+        <w:rPr>
+          <w:rFonts w:ascii="Times New Roman" w:hAnsi="Times New Roman" w:cs="Times New Roman"/>
+        </w:rPr>
+        <w:t xml:space="preserve"> </w:t>
+      </w:r>
+      <w:proofErr w:type="spellStart"/>
+      <w:r>
+        <w:rPr>
+          <w:rFonts w:ascii="Times New Roman" w:hAnsi="Times New Roman" w:cs="Times New Roman"/>
+        </w:rPr>
+        <w:t>bán</w:t>
+      </w:r>
+      <w:proofErr w:type="spellEnd"/>
+      <w:r>
+        <w:rPr>
+          <w:rFonts w:ascii="Times New Roman" w:hAnsi="Times New Roman" w:cs="Times New Roman"/>
+        </w:rPr>
+        <w:t xml:space="preserve"> </w:t>
+      </w:r>
+      <w:proofErr w:type="spellStart"/>
+      <w:r>
+        <w:rPr>
+          <w:rFonts w:ascii="Times New Roman" w:hAnsi="Times New Roman" w:cs="Times New Roman"/>
+        </w:rPr>
+        <w:t>cùng</w:t>
+      </w:r>
+      <w:proofErr w:type="spellEnd"/>
+      <w:r>
+        <w:rPr>
+          <w:rFonts w:ascii="Times New Roman" w:hAnsi="Times New Roman" w:cs="Times New Roman"/>
+        </w:rPr>
+        <w:t xml:space="preserve"> 1 </w:t>
+      </w:r>
+      <w:proofErr w:type="spellStart"/>
+      <w:r>
+        <w:rPr>
+          <w:rFonts w:ascii="Times New Roman" w:hAnsi="Times New Roman" w:cs="Times New Roman"/>
+        </w:rPr>
+        <w:t>sản</w:t>
+      </w:r>
+      <w:proofErr w:type="spellEnd"/>
+      <w:r>
+        <w:rPr>
+          <w:rFonts w:ascii="Times New Roman" w:hAnsi="Times New Roman" w:cs="Times New Roman"/>
+        </w:rPr>
+        <w:t xml:space="preserve"> </w:t>
+      </w:r>
+      <w:proofErr w:type="spellStart"/>
+      <w:r>
+        <w:rPr>
+          <w:rFonts w:ascii="Times New Roman" w:hAnsi="Times New Roman" w:cs="Times New Roman"/>
+        </w:rPr>
+        <w:t>phẩm</w:t>
+      </w:r>
+      <w:proofErr w:type="spellEnd"/>
+      <w:r>
+        <w:rPr>
+          <w:rFonts w:ascii="Times New Roman" w:hAnsi="Times New Roman" w:cs="Times New Roman"/>
+        </w:rPr>
+        <w:t xml:space="preserve"> </w:t>
+      </w:r>
+      <w:proofErr w:type="spellStart"/>
+      <w:r>
+        <w:rPr>
+          <w:rFonts w:ascii="Times New Roman" w:hAnsi="Times New Roman" w:cs="Times New Roman"/>
+        </w:rPr>
+        <w:t>toàn</w:t>
+      </w:r>
+      <w:proofErr w:type="spellEnd"/>
+      <w:r>
+        <w:rPr>
+          <w:rFonts w:ascii="Times New Roman" w:hAnsi="Times New Roman" w:cs="Times New Roman"/>
+        </w:rPr>
+        <w:t xml:space="preserve"> </w:t>
+      </w:r>
+      <w:proofErr w:type="spellStart"/>
+      <w:r>
+        <w:rPr>
+          <w:rFonts w:ascii="Times New Roman" w:hAnsi="Times New Roman" w:cs="Times New Roman"/>
+        </w:rPr>
+        <w:t>hê</w:t>
+      </w:r>
+      <w:proofErr w:type="spellEnd"/>
+      <w:r>
+        <w:rPr>
+          <w:rFonts w:ascii="Times New Roman" w:hAnsi="Times New Roman" w:cs="Times New Roman"/>
+        </w:rPr>
+        <w:t xml:space="preserve">̣ </w:t>
+      </w:r>
+      <w:proofErr w:type="spellStart"/>
+      <w:r>
+        <w:rPr>
+          <w:rFonts w:ascii="Times New Roman" w:hAnsi="Times New Roman" w:cs="Times New Roman"/>
+        </w:rPr>
+        <w:t>thống</w:t>
+      </w:r>
+      <w:proofErr w:type="spellEnd"/>
+      <w:r>
+        <w:rPr>
+          <w:rFonts w:ascii="Times New Roman" w:hAnsi="Times New Roman" w:cs="Times New Roman"/>
+        </w:rPr>
+        <w:t>.</w:t>
+      </w:r>
+    </w:p>
+    <w:p>
+      <w:pPr>
+        <w:pStyle w:val="ListParagraph"/>
+        <w:numPr>
+          <w:ilvl w:val="0"/>
+          <w:numId w:val="5"/>
+        </w:numPr>
+        <w:jc w:val="both"/>
+        <w:rPr>
+          <w:rFonts w:ascii="Times New Roman" w:hAnsi="Times New Roman" w:cs="Times New Roman"/>
+        </w:rPr>
+      </w:pPr>
+      <w:r>
+        <w:rPr>
+          <w:rFonts w:ascii="Times New Roman" w:hAnsi="Times New Roman" w:cs="Times New Roman"/>
+        </w:rPr>
+        <w:t xml:space="preserve">Khi </w:t>
+      </w:r>
+      <w:proofErr w:type="spellStart"/>
+      <w:r>
+        <w:rPr>
+          <w:rFonts w:ascii="Times New Roman" w:hAnsi="Times New Roman" w:cs="Times New Roman"/>
+        </w:rPr>
+        <w:t>bán</w:t>
+      </w:r>
+      <w:proofErr w:type="spellEnd"/>
+      <w:r>
+        <w:rPr>
+          <w:rFonts w:ascii="Times New Roman" w:hAnsi="Times New Roman" w:cs="Times New Roman"/>
+        </w:rPr>
+        <w:t xml:space="preserve"> </w:t>
+      </w:r>
+      <w:proofErr w:type="spellStart"/>
+      <w:r>
+        <w:rPr>
+          <w:rFonts w:ascii="Times New Roman" w:hAnsi="Times New Roman" w:cs="Times New Roman"/>
+        </w:rPr>
+        <w:t>hàng</w:t>
+      </w:r>
+      <w:proofErr w:type="spellEnd"/>
+      <w:r>
+        <w:rPr>
+          <w:rFonts w:ascii="Times New Roman" w:hAnsi="Times New Roman" w:cs="Times New Roman"/>
+        </w:rPr>
+        <w:t xml:space="preserve"> sẽ </w:t>
+      </w:r>
+      <w:proofErr w:type="spellStart"/>
+      <w:r>
+        <w:rPr>
+          <w:rFonts w:ascii="Times New Roman" w:hAnsi="Times New Roman" w:cs="Times New Roman"/>
+        </w:rPr>
+        <w:t>trư</w:t>
+      </w:r>
+      <w:proofErr w:type="spellEnd"/>
+      <w:r>
+        <w:rPr>
+          <w:rFonts w:ascii="Times New Roman" w:hAnsi="Times New Roman" w:cs="Times New Roman"/>
+        </w:rPr>
+        <w:t xml:space="preserve">̀ </w:t>
+      </w:r>
+      <w:proofErr w:type="spellStart"/>
+      <w:r>
+        <w:rPr>
+          <w:rFonts w:ascii="Times New Roman" w:hAnsi="Times New Roman" w:cs="Times New Roman"/>
+        </w:rPr>
+        <w:t>kho</w:t>
+      </w:r>
+      <w:proofErr w:type="spellEnd"/>
+      <w:r>
+        <w:rPr>
+          <w:rFonts w:ascii="Times New Roman" w:hAnsi="Times New Roman" w:cs="Times New Roman"/>
+        </w:rPr>
+        <w:t xml:space="preserve">: </w:t>
+      </w:r>
+      <w:proofErr w:type="spellStart"/>
+      <w:r>
+        <w:rPr>
+          <w:rFonts w:ascii="Times New Roman" w:hAnsi="Times New Roman" w:cs="Times New Roman"/>
+        </w:rPr>
+        <w:t>Tồn</w:t>
+      </w:r>
+      <w:proofErr w:type="spellEnd"/>
+      <w:r>
+        <w:rPr>
+          <w:rFonts w:ascii="Times New Roman" w:hAnsi="Times New Roman" w:cs="Times New Roman"/>
+        </w:rPr>
+        <w:t xml:space="preserve"> </w:t>
+      </w:r>
+      <w:proofErr w:type="spellStart"/>
+      <w:r>
+        <w:rPr>
+          <w:rFonts w:ascii="Times New Roman" w:hAnsi="Times New Roman" w:cs="Times New Roman"/>
+        </w:rPr>
+        <w:t>kho</w:t>
+      </w:r>
+      <w:proofErr w:type="spellEnd"/>
+      <w:r>
+        <w:rPr>
+          <w:rFonts w:ascii="Times New Roman" w:hAnsi="Times New Roman" w:cs="Times New Roman"/>
+        </w:rPr>
+        <w:t xml:space="preserve"> </w:t>
+      </w:r>
+      <w:proofErr w:type="spellStart"/>
+      <w:r>
+        <w:rPr>
+          <w:rFonts w:ascii="Times New Roman" w:hAnsi="Times New Roman" w:cs="Times New Roman"/>
+        </w:rPr>
+        <w:t>mới</w:t>
+      </w:r>
+      <w:proofErr w:type="spellEnd"/>
+      <w:r>
+        <w:rPr>
+          <w:rFonts w:ascii="Times New Roman" w:hAnsi="Times New Roman" w:cs="Times New Roman"/>
+        </w:rPr>
+        <w:t xml:space="preserve"> = SL </w:t>
+      </w:r>
+      <w:proofErr w:type="spellStart"/>
+      <w:r>
+        <w:rPr>
+          <w:rFonts w:ascii="Times New Roman" w:hAnsi="Times New Roman" w:cs="Times New Roman"/>
+        </w:rPr>
+        <w:t>tồn</w:t>
+      </w:r>
+      <w:proofErr w:type="spellEnd"/>
+      <w:r>
+        <w:rPr>
+          <w:rFonts w:ascii="Times New Roman" w:hAnsi="Times New Roman" w:cs="Times New Roman"/>
+        </w:rPr>
+        <w:t xml:space="preserve"> </w:t>
+      </w:r>
+      <w:proofErr w:type="spellStart"/>
+      <w:r>
+        <w:rPr>
+          <w:rFonts w:ascii="Times New Roman" w:hAnsi="Times New Roman" w:cs="Times New Roman"/>
+        </w:rPr>
+        <w:t>kho</w:t>
+      </w:r>
+      <w:proofErr w:type="spellEnd"/>
+      <w:r>
+        <w:rPr>
+          <w:rFonts w:ascii="Times New Roman" w:hAnsi="Times New Roman" w:cs="Times New Roman"/>
+        </w:rPr>
+        <w:t xml:space="preserve"> cũ – SL </w:t>
+      </w:r>
+      <w:proofErr w:type="spellStart"/>
+      <w:r>
+        <w:rPr>
+          <w:rFonts w:ascii="Times New Roman" w:hAnsi="Times New Roman" w:cs="Times New Roman"/>
+        </w:rPr>
+        <w:t>bán</w:t>
+      </w:r>
+      <w:proofErr w:type="spellEnd"/>
+    </w:p>
+    <w:p>
+      <w:pPr>
+        <w:pStyle w:val="ListParagraph"/>
+        <w:numPr>
+          <w:ilvl w:val="0"/>
+          <w:numId w:val="5"/>
+        </w:numPr>
+        <w:jc w:val="both"/>
+        <w:rPr>
+          <w:rFonts w:ascii="Times New Roman" w:hAnsi="Times New Roman" w:cs="Times New Roman"/>
+        </w:rPr>
+      </w:pPr>
+      <w:proofErr w:type="spellStart"/>
+      <w:r>
+        <w:rPr>
+          <w:rFonts w:ascii="Times New Roman" w:hAnsi="Times New Roman" w:cs="Times New Roman"/>
+        </w:rPr>
+        <w:t>Cơ</w:t>
+      </w:r>
+      <w:proofErr w:type="spellEnd"/>
+      <w:r>
+        <w:rPr>
+          <w:rFonts w:ascii="Times New Roman" w:hAnsi="Times New Roman" w:cs="Times New Roman"/>
+        </w:rPr>
+        <w:t xml:space="preserve"> </w:t>
+      </w:r>
+      <w:proofErr w:type="spellStart"/>
+      <w:r>
+        <w:rPr>
+          <w:rFonts w:ascii="Times New Roman" w:hAnsi="Times New Roman" w:cs="Times New Roman"/>
+        </w:rPr>
+        <w:t>chê</w:t>
+      </w:r>
+      <w:proofErr w:type="spellEnd"/>
+      <w:r>
+        <w:rPr>
+          <w:rFonts w:ascii="Times New Roman" w:hAnsi="Times New Roman" w:cs="Times New Roman"/>
+        </w:rPr>
+        <w:t xml:space="preserve">́ </w:t>
+      </w:r>
+      <w:proofErr w:type="spellStart"/>
+      <w:r>
+        <w:rPr>
+          <w:rFonts w:ascii="Times New Roman" w:hAnsi="Times New Roman" w:cs="Times New Roman"/>
+        </w:rPr>
+        <w:t>bán</w:t>
+      </w:r>
+      <w:proofErr w:type="spellEnd"/>
+      <w:r>
+        <w:rPr>
+          <w:rFonts w:ascii="Times New Roman" w:hAnsi="Times New Roman" w:cs="Times New Roman"/>
+        </w:rPr>
+        <w:t xml:space="preserve"> </w:t>
+      </w:r>
+      <w:proofErr w:type="spellStart"/>
+      <w:r>
+        <w:rPr>
+          <w:rFonts w:ascii="Times New Roman" w:hAnsi="Times New Roman" w:cs="Times New Roman"/>
+        </w:rPr>
+        <w:t>âm</w:t>
+      </w:r>
+      <w:proofErr w:type="spellEnd"/>
+      <w:r>
+        <w:rPr>
+          <w:rFonts w:ascii="Times New Roman" w:hAnsi="Times New Roman" w:cs="Times New Roman"/>
+        </w:rPr>
+        <w:t xml:space="preserve">: Cho </w:t>
+      </w:r>
+      <w:proofErr w:type="spellStart"/>
+      <w:r>
+        <w:rPr>
+          <w:rFonts w:ascii="Times New Roman" w:hAnsi="Times New Roman" w:cs="Times New Roman"/>
+        </w:rPr>
+        <w:t>phép</w:t>
+      </w:r>
+      <w:proofErr w:type="spellEnd"/>
+      <w:r>
+        <w:rPr>
+          <w:rFonts w:ascii="Times New Roman" w:hAnsi="Times New Roman" w:cs="Times New Roman"/>
+        </w:rPr>
+        <w:t xml:space="preserve"> </w:t>
+      </w:r>
+      <w:proofErr w:type="spellStart"/>
+      <w:r>
+        <w:rPr>
+          <w:rFonts w:ascii="Times New Roman" w:hAnsi="Times New Roman" w:cs="Times New Roman"/>
+        </w:rPr>
+        <w:t>bán</w:t>
+      </w:r>
+      <w:proofErr w:type="spellEnd"/>
+      <w:r>
+        <w:rPr>
+          <w:rFonts w:ascii="Times New Roman" w:hAnsi="Times New Roman" w:cs="Times New Roman"/>
+        </w:rPr>
+        <w:t xml:space="preserve"> </w:t>
+      </w:r>
+      <w:proofErr w:type="spellStart"/>
+      <w:r>
+        <w:rPr>
+          <w:rFonts w:ascii="Times New Roman" w:hAnsi="Times New Roman" w:cs="Times New Roman"/>
+        </w:rPr>
+        <w:t>thoải</w:t>
+      </w:r>
+      <w:proofErr w:type="spellEnd"/>
+      <w:r>
+        <w:rPr>
+          <w:rFonts w:ascii="Times New Roman" w:hAnsi="Times New Roman" w:cs="Times New Roman"/>
+        </w:rPr>
+        <w:t xml:space="preserve"> </w:t>
+      </w:r>
+      <w:proofErr w:type="spellStart"/>
+      <w:r>
+        <w:rPr>
+          <w:rFonts w:ascii="Times New Roman" w:hAnsi="Times New Roman" w:cs="Times New Roman"/>
+        </w:rPr>
+        <w:t>mái</w:t>
+      </w:r>
+      <w:proofErr w:type="spellEnd"/>
+      <w:r>
+        <w:rPr>
+          <w:rFonts w:ascii="Times New Roman" w:hAnsi="Times New Roman" w:cs="Times New Roman"/>
+        </w:rPr>
+        <w:t xml:space="preserve">. Ví dụ: </w:t>
+      </w:r>
+      <w:proofErr w:type="spellStart"/>
+      <w:r>
+        <w:rPr>
+          <w:rFonts w:ascii="Times New Roman" w:hAnsi="Times New Roman" w:cs="Times New Roman"/>
+        </w:rPr>
+        <w:t>Đang</w:t>
+      </w:r>
+      <w:proofErr w:type="spellEnd"/>
+      <w:r>
+        <w:rPr>
+          <w:rFonts w:ascii="Times New Roman" w:hAnsi="Times New Roman" w:cs="Times New Roman"/>
+        </w:rPr>
+        <w:t xml:space="preserve"> có 0, </w:t>
+      </w:r>
+      <w:proofErr w:type="spellStart"/>
+      <w:r>
+        <w:rPr>
+          <w:rFonts w:ascii="Times New Roman" w:hAnsi="Times New Roman" w:cs="Times New Roman"/>
+        </w:rPr>
+        <w:t>bán</w:t>
+      </w:r>
+      <w:proofErr w:type="spellEnd"/>
+      <w:r>
+        <w:rPr>
+          <w:rFonts w:ascii="Times New Roman" w:hAnsi="Times New Roman" w:cs="Times New Roman"/>
+        </w:rPr>
+        <w:t xml:space="preserve"> 2 -&gt; </w:t>
+      </w:r>
+      <w:proofErr w:type="spellStart"/>
+      <w:r>
+        <w:rPr>
+          <w:rFonts w:ascii="Times New Roman" w:hAnsi="Times New Roman" w:cs="Times New Roman"/>
+        </w:rPr>
+        <w:t>Tồn</w:t>
+      </w:r>
+      <w:proofErr w:type="spellEnd"/>
+      <w:r>
+        <w:rPr>
+          <w:rFonts w:ascii="Times New Roman" w:hAnsi="Times New Roman" w:cs="Times New Roman"/>
+        </w:rPr>
+        <w:t xml:space="preserve"> </w:t>
+      </w:r>
+      <w:proofErr w:type="spellStart"/>
+      <w:r>
+        <w:rPr>
+          <w:rFonts w:ascii="Times New Roman" w:hAnsi="Times New Roman" w:cs="Times New Roman"/>
+        </w:rPr>
+        <w:t>kho</w:t>
+      </w:r>
+      <w:proofErr w:type="spellEnd"/>
+      <w:r>
+        <w:rPr>
+          <w:rFonts w:ascii="Times New Roman" w:hAnsi="Times New Roman" w:cs="Times New Roman"/>
+        </w:rPr>
+        <w:t xml:space="preserve"> = -2</w:t>
+      </w:r>
+      <w:r>
+        <w:rPr>
+          <w:rFonts w:ascii="Times New Roman" w:hAnsi="Times New Roman" w:cs="Times New Roman"/>
+        </w:rPr>
+        <w:t>.</w:t>
+      </w:r>
+    </w:p>
+    <w:p>
+      <w:pPr>
+        <w:ind w:left="360" w:firstLine="360"/>
+        <w:jc w:val="both"/>
+        <w:rPr>
+          <w:rFonts w:ascii="Times New Roman" w:hAnsi="Times New Roman" w:cs="Times New Roman"/>
+        </w:rPr>
+      </w:pPr>
+      <w:proofErr w:type="spellStart"/>
+      <w:r>
+        <w:rPr>
+          <w:rFonts w:ascii="Times New Roman" w:hAnsi="Times New Roman" w:cs="Times New Roman"/>
+        </w:rPr>
+        <w:t>Tóm</w:t>
+      </w:r>
+      <w:proofErr w:type="spellEnd"/>
+      <w:r>
+        <w:rPr>
+          <w:rFonts w:ascii="Times New Roman" w:hAnsi="Times New Roman" w:cs="Times New Roman"/>
+        </w:rPr>
+        <w:t xml:space="preserve"> </w:t>
+      </w:r>
+      <w:proofErr w:type="spellStart"/>
+      <w:r>
+        <w:rPr>
+          <w:rFonts w:ascii="Times New Roman" w:hAnsi="Times New Roman" w:cs="Times New Roman"/>
+        </w:rPr>
+        <w:t>lại</w:t>
+      </w:r>
+      <w:proofErr w:type="spellEnd"/>
+      <w:r>
+        <w:rPr>
+          <w:rFonts w:ascii="Times New Roman" w:hAnsi="Times New Roman" w:cs="Times New Roman"/>
+        </w:rPr>
+        <w:t xml:space="preserve">: </w:t>
+      </w:r>
+      <w:proofErr w:type="spellStart"/>
+      <w:r>
+        <w:rPr>
+          <w:rFonts w:ascii="Times New Roman" w:hAnsi="Times New Roman" w:cs="Times New Roman"/>
+        </w:rPr>
+        <w:t>tồn</w:t>
+      </w:r>
+      <w:proofErr w:type="spellEnd"/>
+      <w:r>
+        <w:rPr>
+          <w:rFonts w:ascii="Times New Roman" w:hAnsi="Times New Roman" w:cs="Times New Roman"/>
+        </w:rPr>
+        <w:t xml:space="preserve"> </w:t>
+      </w:r>
+      <w:proofErr w:type="spellStart"/>
+      <w:r>
+        <w:rPr>
+          <w:rFonts w:ascii="Times New Roman" w:hAnsi="Times New Roman" w:cs="Times New Roman"/>
+        </w:rPr>
+        <w:t>kho</w:t>
+      </w:r>
+      <w:proofErr w:type="spellEnd"/>
+      <w:r>
+        <w:rPr>
+          <w:rFonts w:ascii="Times New Roman" w:hAnsi="Times New Roman" w:cs="Times New Roman"/>
+        </w:rPr>
+        <w:t xml:space="preserve"> </w:t>
+      </w:r>
+      <w:proofErr w:type="spellStart"/>
+      <w:r>
+        <w:rPr>
+          <w:rFonts w:ascii="Times New Roman" w:hAnsi="Times New Roman" w:cs="Times New Roman"/>
+        </w:rPr>
+        <w:t>được</w:t>
+      </w:r>
+      <w:proofErr w:type="spellEnd"/>
+      <w:r>
+        <w:rPr>
+          <w:rFonts w:ascii="Times New Roman" w:hAnsi="Times New Roman" w:cs="Times New Roman"/>
+        </w:rPr>
+        <w:t xml:space="preserve"> </w:t>
+      </w:r>
+      <w:proofErr w:type="spellStart"/>
+      <w:r>
+        <w:rPr>
+          <w:rFonts w:ascii="Times New Roman" w:hAnsi="Times New Roman" w:cs="Times New Roman"/>
+        </w:rPr>
+        <w:t>tính</w:t>
+      </w:r>
+      <w:proofErr w:type="spellEnd"/>
+      <w:r>
+        <w:rPr>
+          <w:rFonts w:ascii="Times New Roman" w:hAnsi="Times New Roman" w:cs="Times New Roman"/>
+        </w:rPr>
+        <w:t xml:space="preserve"> </w:t>
+      </w:r>
+      <w:proofErr w:type="spellStart"/>
+      <w:r>
+        <w:rPr>
+          <w:rFonts w:ascii="Times New Roman" w:hAnsi="Times New Roman" w:cs="Times New Roman"/>
+        </w:rPr>
+        <w:t>độc</w:t>
+      </w:r>
+      <w:proofErr w:type="spellEnd"/>
+      <w:r>
+        <w:rPr>
+          <w:rFonts w:ascii="Times New Roman" w:hAnsi="Times New Roman" w:cs="Times New Roman"/>
+        </w:rPr>
+        <w:t xml:space="preserve"> </w:t>
+      </w:r>
+      <w:proofErr w:type="spellStart"/>
+      <w:r>
+        <w:rPr>
+          <w:rFonts w:ascii="Times New Roman" w:hAnsi="Times New Roman" w:cs="Times New Roman"/>
+        </w:rPr>
+        <w:t>lập</w:t>
+      </w:r>
+      <w:proofErr w:type="spellEnd"/>
+      <w:r>
+        <w:rPr>
+          <w:rFonts w:ascii="Times New Roman" w:hAnsi="Times New Roman" w:cs="Times New Roman"/>
+        </w:rPr>
+        <w:t xml:space="preserve"> </w:t>
+      </w:r>
+      <w:proofErr w:type="spellStart"/>
+      <w:r>
+        <w:rPr>
+          <w:rFonts w:ascii="Times New Roman" w:hAnsi="Times New Roman" w:cs="Times New Roman"/>
+        </w:rPr>
+        <w:t>mỗi</w:t>
+      </w:r>
+      <w:proofErr w:type="spellEnd"/>
+      <w:r>
+        <w:rPr>
+          <w:rFonts w:ascii="Times New Roman" w:hAnsi="Times New Roman" w:cs="Times New Roman"/>
+        </w:rPr>
+        <w:t xml:space="preserve"> </w:t>
+      </w:r>
+      <w:proofErr w:type="spellStart"/>
+      <w:r>
+        <w:rPr>
+          <w:rFonts w:ascii="Times New Roman" w:hAnsi="Times New Roman" w:cs="Times New Roman"/>
+        </w:rPr>
+        <w:t>kho</w:t>
+      </w:r>
+      <w:proofErr w:type="spellEnd"/>
+      <w:r>
+        <w:rPr>
+          <w:rFonts w:ascii="Times New Roman" w:hAnsi="Times New Roman" w:cs="Times New Roman"/>
+        </w:rPr>
+        <w:t xml:space="preserve"> </w:t>
+      </w:r>
+      <w:proofErr w:type="spellStart"/>
+      <w:r>
+        <w:rPr>
+          <w:rFonts w:ascii="Times New Roman" w:hAnsi="Times New Roman" w:cs="Times New Roman"/>
+        </w:rPr>
+        <w:t>va</w:t>
+      </w:r>
+      <w:proofErr w:type="spellEnd"/>
+      <w:r>
+        <w:rPr>
+          <w:rFonts w:ascii="Times New Roman" w:hAnsi="Times New Roman" w:cs="Times New Roman"/>
+        </w:rPr>
+        <w:t xml:space="preserve">̀ con </w:t>
+      </w:r>
+      <w:proofErr w:type="spellStart"/>
+      <w:r>
+        <w:rPr>
+          <w:rFonts w:ascii="Times New Roman" w:hAnsi="Times New Roman" w:cs="Times New Roman"/>
+        </w:rPr>
+        <w:t>sô</w:t>
+      </w:r>
+      <w:proofErr w:type="spellEnd"/>
+      <w:r>
+        <w:rPr>
+          <w:rFonts w:ascii="Times New Roman" w:hAnsi="Times New Roman" w:cs="Times New Roman"/>
+        </w:rPr>
+        <w:t xml:space="preserve">́ </w:t>
+      </w:r>
+      <w:proofErr w:type="spellStart"/>
+      <w:r>
+        <w:rPr>
+          <w:rFonts w:ascii="Times New Roman" w:hAnsi="Times New Roman" w:cs="Times New Roman"/>
+        </w:rPr>
+        <w:t>được</w:t>
+      </w:r>
+      <w:proofErr w:type="spellEnd"/>
+      <w:r>
+        <w:rPr>
+          <w:rFonts w:ascii="Times New Roman" w:hAnsi="Times New Roman" w:cs="Times New Roman"/>
+        </w:rPr>
+        <w:t xml:space="preserve"> </w:t>
+      </w:r>
+      <w:proofErr w:type="spellStart"/>
+      <w:r>
+        <w:rPr>
+          <w:rFonts w:ascii="Times New Roman" w:hAnsi="Times New Roman" w:cs="Times New Roman"/>
+        </w:rPr>
+        <w:t>nhỉn</w:t>
+      </w:r>
+      <w:proofErr w:type="spellEnd"/>
+      <w:r>
+        <w:rPr>
+          <w:rFonts w:ascii="Times New Roman" w:hAnsi="Times New Roman" w:cs="Times New Roman"/>
+        </w:rPr>
+        <w:t xml:space="preserve"> </w:t>
+      </w:r>
+      <w:proofErr w:type="spellStart"/>
+      <w:r>
+        <w:rPr>
+          <w:rFonts w:ascii="Times New Roman" w:hAnsi="Times New Roman" w:cs="Times New Roman"/>
+        </w:rPr>
+        <w:t>thấy</w:t>
+      </w:r>
+      <w:proofErr w:type="spellEnd"/>
+      <w:r>
+        <w:rPr>
+          <w:rFonts w:ascii="Times New Roman" w:hAnsi="Times New Roman" w:cs="Times New Roman"/>
+        </w:rPr>
+        <w:t xml:space="preserve"> là </w:t>
+      </w:r>
+      <w:proofErr w:type="spellStart"/>
+      <w:r>
+        <w:rPr>
+          <w:rFonts w:ascii="Times New Roman" w:hAnsi="Times New Roman" w:cs="Times New Roman"/>
+        </w:rPr>
+        <w:t>sô</w:t>
+      </w:r>
+      <w:proofErr w:type="spellEnd"/>
+      <w:r>
+        <w:rPr>
+          <w:rFonts w:ascii="Times New Roman" w:hAnsi="Times New Roman" w:cs="Times New Roman"/>
+        </w:rPr>
+        <w:t xml:space="preserve">́ </w:t>
+      </w:r>
+      <w:proofErr w:type="spellStart"/>
+      <w:r>
+        <w:rPr>
+          <w:rFonts w:ascii="Times New Roman" w:hAnsi="Times New Roman" w:cs="Times New Roman"/>
+        </w:rPr>
+        <w:t>lượng</w:t>
+      </w:r>
+      <w:proofErr w:type="spellEnd"/>
+      <w:r>
+        <w:rPr>
+          <w:rFonts w:ascii="Times New Roman" w:hAnsi="Times New Roman" w:cs="Times New Roman"/>
+        </w:rPr>
+        <w:t xml:space="preserve"> </w:t>
+      </w:r>
+      <w:proofErr w:type="spellStart"/>
+      <w:r>
+        <w:rPr>
+          <w:rFonts w:ascii="Times New Roman" w:hAnsi="Times New Roman" w:cs="Times New Roman"/>
+        </w:rPr>
+        <w:t>thực</w:t>
+      </w:r>
+      <w:proofErr w:type="spellEnd"/>
+      <w:r>
+        <w:rPr>
+          <w:rFonts w:ascii="Times New Roman" w:hAnsi="Times New Roman" w:cs="Times New Roman"/>
+        </w:rPr>
+        <w:t xml:space="preserve"> có.</w:t>
+      </w:r>
+    </w:p>
+    <w:p>
+      <w:pPr>
+        <w:pStyle w:val="ListParagraph"/>
+        <w:numPr>
+          <w:ilvl w:val="0"/>
+          <w:numId w:val="2"/>
+        </w:numPr>
+        <w:jc w:val="both"/>
+        <w:rPr>
+          <w:rFonts w:ascii="Times New Roman" w:hAnsi="Times New Roman" w:cs="Times New Roman"/>
+        </w:rPr>
+      </w:pPr>
+      <w:r>
+        <w:rPr>
+          <w:rFonts w:ascii="Times New Roman" w:hAnsi="Times New Roman" w:cs="Times New Roman"/>
+        </w:rPr>
+        <w:t xml:space="preserve">Giao </w:t>
+      </w:r>
+      <w:proofErr w:type="spellStart"/>
+      <w:r>
+        <w:rPr>
+          <w:rFonts w:ascii="Times New Roman" w:hAnsi="Times New Roman" w:cs="Times New Roman"/>
+        </w:rPr>
+        <w:t>diện</w:t>
+      </w:r>
+      <w:proofErr w:type="spellEnd"/>
+      <w:r>
+        <w:rPr>
+          <w:rFonts w:ascii="Times New Roman" w:hAnsi="Times New Roman" w:cs="Times New Roman"/>
+        </w:rPr>
+        <w:t xml:space="preserve"> POS</w:t>
+      </w:r>
+    </w:p>
+    <w:p>
+      <w:pPr>
+        <w:ind w:left="360" w:firstLine="360"/>
+        <w:jc w:val="both"/>
+        <w:rPr>
+          <w:rFonts w:ascii="Times New Roman" w:hAnsi="Times New Roman" w:cs="Times New Roman"/>
+        </w:rPr>
+      </w:pPr>
+      <w:r>
+        <w:rPr>
+          <w:rFonts w:ascii="Times New Roman" w:hAnsi="Times New Roman" w:cs="Times New Roman"/>
+        </w:rPr>
+        <w:lastRenderedPageBreak/>
+        <w:t xml:space="preserve">Sau </w:t>
+      </w:r>
+      <w:proofErr w:type="spellStart"/>
+      <w:r>
+        <w:rPr>
+          <w:rFonts w:ascii="Times New Roman" w:hAnsi="Times New Roman" w:cs="Times New Roman"/>
+        </w:rPr>
+        <w:t>khi</w:t>
+      </w:r>
+      <w:proofErr w:type="spellEnd"/>
+      <w:r>
+        <w:rPr>
+          <w:rFonts w:ascii="Times New Roman" w:hAnsi="Times New Roman" w:cs="Times New Roman"/>
+        </w:rPr>
+        <w:t xml:space="preserve"> </w:t>
+      </w:r>
+      <w:proofErr w:type="spellStart"/>
+      <w:r>
+        <w:rPr>
+          <w:rFonts w:ascii="Times New Roman" w:hAnsi="Times New Roman" w:cs="Times New Roman"/>
+        </w:rPr>
+        <w:t>xem</w:t>
+      </w:r>
+      <w:proofErr w:type="spellEnd"/>
+      <w:r>
+        <w:rPr>
+          <w:rFonts w:ascii="Times New Roman" w:hAnsi="Times New Roman" w:cs="Times New Roman"/>
+        </w:rPr>
+        <w:t xml:space="preserve"> demo </w:t>
+      </w:r>
+      <w:proofErr w:type="spellStart"/>
+      <w:r>
+        <w:rPr>
+          <w:rFonts w:ascii="Times New Roman" w:hAnsi="Times New Roman" w:cs="Times New Roman"/>
+        </w:rPr>
+        <w:t>của</w:t>
+      </w:r>
+      <w:proofErr w:type="spellEnd"/>
+      <w:r>
+        <w:rPr>
+          <w:rFonts w:ascii="Times New Roman" w:hAnsi="Times New Roman" w:cs="Times New Roman"/>
+        </w:rPr>
+        <w:t xml:space="preserve"> </w:t>
+      </w:r>
+      <w:proofErr w:type="spellStart"/>
+      <w:r>
+        <w:rPr>
+          <w:rFonts w:ascii="Times New Roman" w:hAnsi="Times New Roman" w:cs="Times New Roman"/>
+        </w:rPr>
+        <w:t>những</w:t>
+      </w:r>
+      <w:proofErr w:type="spellEnd"/>
+      <w:r>
+        <w:rPr>
+          <w:rFonts w:ascii="Times New Roman" w:hAnsi="Times New Roman" w:cs="Times New Roman"/>
+        </w:rPr>
+        <w:t xml:space="preserve"> </w:t>
+      </w:r>
+      <w:proofErr w:type="spellStart"/>
+      <w:r>
+        <w:rPr>
+          <w:rFonts w:ascii="Times New Roman" w:hAnsi="Times New Roman" w:cs="Times New Roman"/>
+        </w:rPr>
+        <w:t>sản</w:t>
+      </w:r>
+      <w:proofErr w:type="spellEnd"/>
+      <w:r>
+        <w:rPr>
+          <w:rFonts w:ascii="Times New Roman" w:hAnsi="Times New Roman" w:cs="Times New Roman"/>
+        </w:rPr>
+        <w:t xml:space="preserve"> </w:t>
+      </w:r>
+      <w:proofErr w:type="spellStart"/>
+      <w:r>
+        <w:rPr>
+          <w:rFonts w:ascii="Times New Roman" w:hAnsi="Times New Roman" w:cs="Times New Roman"/>
+        </w:rPr>
+        <w:t>phẩm</w:t>
+      </w:r>
+      <w:proofErr w:type="spellEnd"/>
+      <w:r>
+        <w:rPr>
+          <w:rFonts w:ascii="Times New Roman" w:hAnsi="Times New Roman" w:cs="Times New Roman"/>
+        </w:rPr>
+        <w:t xml:space="preserve"> </w:t>
+      </w:r>
+      <w:proofErr w:type="spellStart"/>
+      <w:r>
+        <w:rPr>
+          <w:rFonts w:ascii="Times New Roman" w:hAnsi="Times New Roman" w:cs="Times New Roman"/>
+        </w:rPr>
+        <w:t>hiện</w:t>
+      </w:r>
+      <w:proofErr w:type="spellEnd"/>
+      <w:r>
+        <w:rPr>
+          <w:rFonts w:ascii="Times New Roman" w:hAnsi="Times New Roman" w:cs="Times New Roman"/>
+        </w:rPr>
+        <w:t xml:space="preserve"> có </w:t>
+      </w:r>
+      <w:proofErr w:type="spellStart"/>
+      <w:r>
+        <w:rPr>
+          <w:rFonts w:ascii="Times New Roman" w:hAnsi="Times New Roman" w:cs="Times New Roman"/>
+        </w:rPr>
+        <w:t>va</w:t>
+      </w:r>
+      <w:proofErr w:type="spellEnd"/>
+      <w:r>
+        <w:rPr>
+          <w:rFonts w:ascii="Times New Roman" w:hAnsi="Times New Roman" w:cs="Times New Roman"/>
+        </w:rPr>
+        <w:t xml:space="preserve">̀ </w:t>
+      </w:r>
+      <w:proofErr w:type="spellStart"/>
+      <w:r>
+        <w:rPr>
+          <w:rFonts w:ascii="Times New Roman" w:hAnsi="Times New Roman" w:cs="Times New Roman"/>
+        </w:rPr>
+        <w:t>đọc</w:t>
+      </w:r>
+      <w:proofErr w:type="spellEnd"/>
+      <w:r>
+        <w:rPr>
+          <w:rFonts w:ascii="Times New Roman" w:hAnsi="Times New Roman" w:cs="Times New Roman"/>
+        </w:rPr>
+        <w:t xml:space="preserve"> </w:t>
+      </w:r>
+      <w:proofErr w:type="spellStart"/>
+      <w:r>
+        <w:rPr>
+          <w:rFonts w:ascii="Times New Roman" w:hAnsi="Times New Roman" w:cs="Times New Roman"/>
+        </w:rPr>
+        <w:t>tài</w:t>
+      </w:r>
+      <w:proofErr w:type="spellEnd"/>
+      <w:r>
+        <w:rPr>
+          <w:rFonts w:ascii="Times New Roman" w:hAnsi="Times New Roman" w:cs="Times New Roman"/>
+        </w:rPr>
+        <w:t xml:space="preserve"> </w:t>
+      </w:r>
+      <w:proofErr w:type="spellStart"/>
+      <w:r>
+        <w:rPr>
+          <w:rFonts w:ascii="Times New Roman" w:hAnsi="Times New Roman" w:cs="Times New Roman"/>
+        </w:rPr>
+        <w:t>liệu</w:t>
+      </w:r>
+      <w:proofErr w:type="spellEnd"/>
+      <w:r>
+        <w:rPr>
+          <w:rFonts w:ascii="Times New Roman" w:hAnsi="Times New Roman" w:cs="Times New Roman"/>
+        </w:rPr>
+        <w:t xml:space="preserve"> </w:t>
+      </w:r>
+      <w:proofErr w:type="spellStart"/>
+      <w:r>
+        <w:rPr>
+          <w:rFonts w:ascii="Times New Roman" w:hAnsi="Times New Roman" w:cs="Times New Roman"/>
+        </w:rPr>
+        <w:t>vê</w:t>
+      </w:r>
+      <w:proofErr w:type="spellEnd"/>
+      <w:r>
+        <w:rPr>
+          <w:rFonts w:ascii="Times New Roman" w:hAnsi="Times New Roman" w:cs="Times New Roman"/>
+        </w:rPr>
+        <w:t xml:space="preserve">̀ razor </w:t>
+      </w:r>
+      <w:proofErr w:type="spellStart"/>
+      <w:r>
+        <w:rPr>
+          <w:rFonts w:ascii="Times New Roman" w:hAnsi="Times New Roman" w:cs="Times New Roman"/>
+        </w:rPr>
+        <w:t>thi</w:t>
+      </w:r>
+      <w:proofErr w:type="spellEnd"/>
+      <w:r>
+        <w:rPr>
+          <w:rFonts w:ascii="Times New Roman" w:hAnsi="Times New Roman" w:cs="Times New Roman"/>
+        </w:rPr>
+        <w:t xml:space="preserve">̀ </w:t>
+      </w:r>
+      <w:proofErr w:type="spellStart"/>
+      <w:r>
+        <w:rPr>
+          <w:rFonts w:ascii="Times New Roman" w:hAnsi="Times New Roman" w:cs="Times New Roman"/>
+        </w:rPr>
+        <w:t>nhận</w:t>
+      </w:r>
+      <w:proofErr w:type="spellEnd"/>
+      <w:r>
+        <w:rPr>
+          <w:rFonts w:ascii="Times New Roman" w:hAnsi="Times New Roman" w:cs="Times New Roman"/>
+        </w:rPr>
+        <w:t xml:space="preserve"> </w:t>
+      </w:r>
+      <w:proofErr w:type="spellStart"/>
+      <w:r>
+        <w:rPr>
+          <w:rFonts w:ascii="Times New Roman" w:hAnsi="Times New Roman" w:cs="Times New Roman"/>
+        </w:rPr>
+        <w:t>thấy</w:t>
+      </w:r>
+      <w:proofErr w:type="spellEnd"/>
+      <w:r>
+        <w:rPr>
+          <w:rFonts w:ascii="Times New Roman" w:hAnsi="Times New Roman" w:cs="Times New Roman"/>
+        </w:rPr>
+        <w:t xml:space="preserve"> </w:t>
+      </w:r>
+      <w:proofErr w:type="spellStart"/>
+      <w:r>
+        <w:rPr>
+          <w:rFonts w:ascii="Times New Roman" w:hAnsi="Times New Roman" w:cs="Times New Roman"/>
+        </w:rPr>
+        <w:t>việc</w:t>
+      </w:r>
+      <w:proofErr w:type="spellEnd"/>
+      <w:r>
+        <w:rPr>
+          <w:rFonts w:ascii="Times New Roman" w:hAnsi="Times New Roman" w:cs="Times New Roman"/>
+        </w:rPr>
+        <w:t xml:space="preserve"> code </w:t>
+      </w:r>
+      <w:proofErr w:type="spellStart"/>
+      <w:r>
+        <w:rPr>
+          <w:rFonts w:ascii="Times New Roman" w:hAnsi="Times New Roman" w:cs="Times New Roman"/>
+        </w:rPr>
+        <w:t>đơn</w:t>
+      </w:r>
+      <w:proofErr w:type="spellEnd"/>
+      <w:r>
+        <w:rPr>
+          <w:rFonts w:ascii="Times New Roman" w:hAnsi="Times New Roman" w:cs="Times New Roman"/>
+        </w:rPr>
+        <w:t xml:space="preserve"> </w:t>
+      </w:r>
+      <w:proofErr w:type="spellStart"/>
+      <w:r>
+        <w:rPr>
+          <w:rFonts w:ascii="Times New Roman" w:hAnsi="Times New Roman" w:cs="Times New Roman"/>
+        </w:rPr>
+        <w:t>thuần</w:t>
+      </w:r>
+      <w:proofErr w:type="spellEnd"/>
+      <w:r>
+        <w:rPr>
+          <w:rFonts w:ascii="Times New Roman" w:hAnsi="Times New Roman" w:cs="Times New Roman"/>
+        </w:rPr>
+        <w:t xml:space="preserve"> sẽ </w:t>
+      </w:r>
+      <w:proofErr w:type="spellStart"/>
+      <w:r>
+        <w:rPr>
+          <w:rFonts w:ascii="Times New Roman" w:hAnsi="Times New Roman" w:cs="Times New Roman"/>
+        </w:rPr>
+        <w:t>không</w:t>
+      </w:r>
+      <w:proofErr w:type="spellEnd"/>
+      <w:r>
+        <w:rPr>
+          <w:rFonts w:ascii="Times New Roman" w:hAnsi="Times New Roman" w:cs="Times New Roman"/>
+        </w:rPr>
+        <w:t xml:space="preserve"> </w:t>
+      </w:r>
+      <w:proofErr w:type="spellStart"/>
+      <w:r>
+        <w:rPr>
+          <w:rFonts w:ascii="Times New Roman" w:hAnsi="Times New Roman" w:cs="Times New Roman"/>
+        </w:rPr>
+        <w:t>cho</w:t>
+      </w:r>
+      <w:proofErr w:type="spellEnd"/>
+      <w:r>
+        <w:rPr>
+          <w:rFonts w:ascii="Times New Roman" w:hAnsi="Times New Roman" w:cs="Times New Roman"/>
+        </w:rPr>
+        <w:t xml:space="preserve"> </w:t>
+      </w:r>
+      <w:proofErr w:type="spellStart"/>
+      <w:r>
+        <w:rPr>
+          <w:rFonts w:ascii="Times New Roman" w:hAnsi="Times New Roman" w:cs="Times New Roman"/>
+        </w:rPr>
+        <w:t>ra</w:t>
+      </w:r>
+      <w:proofErr w:type="spellEnd"/>
+      <w:r>
+        <w:rPr>
+          <w:rFonts w:ascii="Times New Roman" w:hAnsi="Times New Roman" w:cs="Times New Roman"/>
+        </w:rPr>
+        <w:t xml:space="preserve"> </w:t>
+      </w:r>
+      <w:proofErr w:type="spellStart"/>
+      <w:r>
+        <w:rPr>
+          <w:rFonts w:ascii="Times New Roman" w:hAnsi="Times New Roman" w:cs="Times New Roman"/>
+        </w:rPr>
+        <w:t>hiệu</w:t>
+      </w:r>
+      <w:proofErr w:type="spellEnd"/>
+      <w:r>
+        <w:rPr>
+          <w:rFonts w:ascii="Times New Roman" w:hAnsi="Times New Roman" w:cs="Times New Roman"/>
+        </w:rPr>
+        <w:t xml:space="preserve"> </w:t>
+      </w:r>
+      <w:proofErr w:type="spellStart"/>
+      <w:r>
+        <w:rPr>
+          <w:rFonts w:ascii="Times New Roman" w:hAnsi="Times New Roman" w:cs="Times New Roman"/>
+        </w:rPr>
+        <w:t>năng</w:t>
+      </w:r>
+      <w:proofErr w:type="spellEnd"/>
+      <w:r>
+        <w:rPr>
+          <w:rFonts w:ascii="Times New Roman" w:hAnsi="Times New Roman" w:cs="Times New Roman"/>
+        </w:rPr>
+        <w:t xml:space="preserve"> </w:t>
+      </w:r>
+      <w:proofErr w:type="spellStart"/>
+      <w:r>
+        <w:rPr>
+          <w:rFonts w:ascii="Times New Roman" w:hAnsi="Times New Roman" w:cs="Times New Roman"/>
+        </w:rPr>
+        <w:t>không</w:t>
+      </w:r>
+      <w:proofErr w:type="spellEnd"/>
+      <w:r>
+        <w:rPr>
+          <w:rFonts w:ascii="Times New Roman" w:hAnsi="Times New Roman" w:cs="Times New Roman"/>
+        </w:rPr>
+        <w:t xml:space="preserve"> </w:t>
+      </w:r>
+      <w:proofErr w:type="spellStart"/>
+      <w:r>
+        <w:rPr>
+          <w:rFonts w:ascii="Times New Roman" w:hAnsi="Times New Roman" w:cs="Times New Roman"/>
+        </w:rPr>
+        <w:t>được</w:t>
+      </w:r>
+      <w:proofErr w:type="spellEnd"/>
+      <w:r>
+        <w:rPr>
+          <w:rFonts w:ascii="Times New Roman" w:hAnsi="Times New Roman" w:cs="Times New Roman"/>
+        </w:rPr>
+        <w:t xml:space="preserve"> </w:t>
+      </w:r>
+      <w:proofErr w:type="spellStart"/>
+      <w:r>
+        <w:rPr>
+          <w:rFonts w:ascii="Times New Roman" w:hAnsi="Times New Roman" w:cs="Times New Roman"/>
+        </w:rPr>
+        <w:t>tốt</w:t>
+      </w:r>
+      <w:proofErr w:type="spellEnd"/>
+      <w:r>
+        <w:rPr>
+          <w:rFonts w:ascii="Times New Roman" w:hAnsi="Times New Roman" w:cs="Times New Roman"/>
+        </w:rPr>
+        <w:t xml:space="preserve">, </w:t>
+      </w:r>
+      <w:proofErr w:type="spellStart"/>
+      <w:r>
+        <w:rPr>
+          <w:rFonts w:ascii="Times New Roman" w:hAnsi="Times New Roman" w:cs="Times New Roman"/>
+        </w:rPr>
+        <w:t>đô</w:t>
+      </w:r>
+      <w:proofErr w:type="spellEnd"/>
+      <w:r>
+        <w:rPr>
+          <w:rFonts w:ascii="Times New Roman" w:hAnsi="Times New Roman" w:cs="Times New Roman"/>
+        </w:rPr>
+        <w:t xml:space="preserve">̣ </w:t>
+      </w:r>
+      <w:proofErr w:type="spellStart"/>
+      <w:r>
+        <w:rPr>
+          <w:rFonts w:ascii="Times New Roman" w:hAnsi="Times New Roman" w:cs="Times New Roman"/>
+        </w:rPr>
+        <w:t>kho</w:t>
+      </w:r>
+      <w:proofErr w:type="spellEnd"/>
+      <w:r>
+        <w:rPr>
+          <w:rFonts w:ascii="Times New Roman" w:hAnsi="Times New Roman" w:cs="Times New Roman"/>
+        </w:rPr>
+        <w:t xml:space="preserve">́ </w:t>
+      </w:r>
+      <w:proofErr w:type="spellStart"/>
+      <w:r>
+        <w:rPr>
+          <w:rFonts w:ascii="Times New Roman" w:hAnsi="Times New Roman" w:cs="Times New Roman"/>
+        </w:rPr>
+        <w:t>cũng</w:t>
+      </w:r>
+      <w:proofErr w:type="spellEnd"/>
+      <w:r>
+        <w:rPr>
+          <w:rFonts w:ascii="Times New Roman" w:hAnsi="Times New Roman" w:cs="Times New Roman"/>
+        </w:rPr>
+        <w:t xml:space="preserve"> </w:t>
+      </w:r>
+      <w:proofErr w:type="spellStart"/>
+      <w:r>
+        <w:rPr>
+          <w:rFonts w:ascii="Times New Roman" w:hAnsi="Times New Roman" w:cs="Times New Roman"/>
+        </w:rPr>
+        <w:t>tăng</w:t>
+      </w:r>
+      <w:proofErr w:type="spellEnd"/>
+      <w:r>
+        <w:rPr>
+          <w:rFonts w:ascii="Times New Roman" w:hAnsi="Times New Roman" w:cs="Times New Roman"/>
+        </w:rPr>
+        <w:t xml:space="preserve"> </w:t>
+      </w:r>
+      <w:proofErr w:type="spellStart"/>
+      <w:r>
+        <w:rPr>
+          <w:rFonts w:ascii="Times New Roman" w:hAnsi="Times New Roman" w:cs="Times New Roman"/>
+        </w:rPr>
+        <w:t>lên</w:t>
+      </w:r>
+      <w:proofErr w:type="spellEnd"/>
+      <w:r>
+        <w:rPr>
+          <w:rFonts w:ascii="Times New Roman" w:hAnsi="Times New Roman" w:cs="Times New Roman"/>
+        </w:rPr>
+        <w:t xml:space="preserve"> </w:t>
+      </w:r>
+      <w:proofErr w:type="spellStart"/>
+      <w:r>
+        <w:rPr>
+          <w:rFonts w:ascii="Times New Roman" w:hAnsi="Times New Roman" w:cs="Times New Roman"/>
+        </w:rPr>
+        <w:t>nhiều</w:t>
+      </w:r>
+      <w:proofErr w:type="spellEnd"/>
+      <w:r>
+        <w:rPr>
+          <w:rFonts w:ascii="Times New Roman" w:hAnsi="Times New Roman" w:cs="Times New Roman"/>
+        </w:rPr>
+        <w:t xml:space="preserve"> </w:t>
+      </w:r>
+      <w:proofErr w:type="spellStart"/>
+      <w:r>
+        <w:rPr>
+          <w:rFonts w:ascii="Times New Roman" w:hAnsi="Times New Roman" w:cs="Times New Roman"/>
+        </w:rPr>
+        <w:t>cho</w:t>
+      </w:r>
+      <w:proofErr w:type="spellEnd"/>
+      <w:r>
+        <w:rPr>
+          <w:rFonts w:ascii="Times New Roman" w:hAnsi="Times New Roman" w:cs="Times New Roman"/>
+        </w:rPr>
+        <w:t xml:space="preserve"> </w:t>
+      </w:r>
+      <w:proofErr w:type="spellStart"/>
+      <w:r>
+        <w:rPr>
+          <w:rFonts w:ascii="Times New Roman" w:hAnsi="Times New Roman" w:cs="Times New Roman"/>
+        </w:rPr>
+        <w:t>nên</w:t>
+      </w:r>
+      <w:proofErr w:type="spellEnd"/>
+      <w:r>
+        <w:rPr>
+          <w:rFonts w:ascii="Times New Roman" w:hAnsi="Times New Roman" w:cs="Times New Roman"/>
+        </w:rPr>
+        <w:t xml:space="preserve"> </w:t>
+      </w:r>
+      <w:proofErr w:type="spellStart"/>
+      <w:r>
+        <w:rPr>
+          <w:rFonts w:ascii="Times New Roman" w:hAnsi="Times New Roman" w:cs="Times New Roman"/>
+        </w:rPr>
+        <w:t>giải</w:t>
+      </w:r>
+      <w:proofErr w:type="spellEnd"/>
+      <w:r>
+        <w:rPr>
+          <w:rFonts w:ascii="Times New Roman" w:hAnsi="Times New Roman" w:cs="Times New Roman"/>
+        </w:rPr>
+        <w:t xml:space="preserve"> </w:t>
+      </w:r>
+      <w:proofErr w:type="spellStart"/>
+      <w:r>
+        <w:rPr>
+          <w:rFonts w:ascii="Times New Roman" w:hAnsi="Times New Roman" w:cs="Times New Roman"/>
+        </w:rPr>
+        <w:t>phải</w:t>
+      </w:r>
+      <w:proofErr w:type="spellEnd"/>
+      <w:r>
+        <w:rPr>
+          <w:rFonts w:ascii="Times New Roman" w:hAnsi="Times New Roman" w:cs="Times New Roman"/>
+        </w:rPr>
+        <w:t xml:space="preserve"> </w:t>
+      </w:r>
+      <w:proofErr w:type="spellStart"/>
+      <w:r>
+        <w:rPr>
+          <w:rFonts w:ascii="Times New Roman" w:hAnsi="Times New Roman" w:cs="Times New Roman"/>
+        </w:rPr>
+        <w:t>kết</w:t>
+      </w:r>
+      <w:proofErr w:type="spellEnd"/>
+      <w:r>
+        <w:rPr>
+          <w:rFonts w:ascii="Times New Roman" w:hAnsi="Times New Roman" w:cs="Times New Roman"/>
+        </w:rPr>
+        <w:t xml:space="preserve"> </w:t>
+      </w:r>
+      <w:proofErr w:type="spellStart"/>
+      <w:r>
+        <w:rPr>
+          <w:rFonts w:ascii="Times New Roman" w:hAnsi="Times New Roman" w:cs="Times New Roman"/>
+        </w:rPr>
+        <w:t>hợp</w:t>
+      </w:r>
+      <w:proofErr w:type="spellEnd"/>
+      <w:r>
+        <w:rPr>
+          <w:rFonts w:ascii="Times New Roman" w:hAnsi="Times New Roman" w:cs="Times New Roman"/>
+        </w:rPr>
+        <w:t xml:space="preserve"> </w:t>
+      </w:r>
+      <w:proofErr w:type="spellStart"/>
+      <w:r>
+        <w:rPr>
+          <w:rFonts w:ascii="Times New Roman" w:hAnsi="Times New Roman" w:cs="Times New Roman"/>
+        </w:rPr>
+        <w:t>giữa</w:t>
+      </w:r>
+      <w:proofErr w:type="spellEnd"/>
+      <w:r>
+        <w:rPr>
+          <w:rFonts w:ascii="Times New Roman" w:hAnsi="Times New Roman" w:cs="Times New Roman"/>
+        </w:rPr>
+        <w:t xml:space="preserve"> ASP.NET </w:t>
+      </w:r>
+      <w:proofErr w:type="spellStart"/>
+      <w:r>
+        <w:rPr>
+          <w:rFonts w:ascii="Times New Roman" w:hAnsi="Times New Roman" w:cs="Times New Roman"/>
+        </w:rPr>
+        <w:t>va</w:t>
+      </w:r>
+      <w:proofErr w:type="spellEnd"/>
+      <w:r>
+        <w:rPr>
+          <w:rFonts w:ascii="Times New Roman" w:hAnsi="Times New Roman" w:cs="Times New Roman"/>
+        </w:rPr>
+        <w:t xml:space="preserve">̀ Vue.js là con </w:t>
+      </w:r>
+      <w:proofErr w:type="spellStart"/>
+      <w:r>
+        <w:rPr>
+          <w:rFonts w:ascii="Times New Roman" w:hAnsi="Times New Roman" w:cs="Times New Roman"/>
+        </w:rPr>
+        <w:t>đường</w:t>
+      </w:r>
+      <w:proofErr w:type="spellEnd"/>
+      <w:r>
+        <w:rPr>
+          <w:rFonts w:ascii="Times New Roman" w:hAnsi="Times New Roman" w:cs="Times New Roman"/>
+        </w:rPr>
+        <w:t xml:space="preserve"> </w:t>
+      </w:r>
+      <w:proofErr w:type="spellStart"/>
+      <w:r>
+        <w:rPr>
+          <w:rFonts w:ascii="Times New Roman" w:hAnsi="Times New Roman" w:cs="Times New Roman"/>
+        </w:rPr>
+        <w:t>tốt</w:t>
+      </w:r>
+      <w:proofErr w:type="spellEnd"/>
+      <w:r>
+        <w:rPr>
+          <w:rFonts w:ascii="Times New Roman" w:hAnsi="Times New Roman" w:cs="Times New Roman"/>
+        </w:rPr>
+        <w:t xml:space="preserve"> </w:t>
+      </w:r>
+      <w:proofErr w:type="spellStart"/>
+      <w:r>
+        <w:rPr>
+          <w:rFonts w:ascii="Times New Roman" w:hAnsi="Times New Roman" w:cs="Times New Roman"/>
+        </w:rPr>
+        <w:t>nhất</w:t>
+      </w:r>
+      <w:proofErr w:type="spellEnd"/>
+      <w:r>
+        <w:rPr>
+          <w:rFonts w:ascii="Times New Roman" w:hAnsi="Times New Roman" w:cs="Times New Roman"/>
+        </w:rPr>
+        <w:t xml:space="preserve"> </w:t>
+      </w:r>
+      <w:proofErr w:type="spellStart"/>
+      <w:r>
+        <w:rPr>
+          <w:rFonts w:ascii="Times New Roman" w:hAnsi="Times New Roman" w:cs="Times New Roman"/>
+        </w:rPr>
+        <w:t>để</w:t>
+      </w:r>
+      <w:proofErr w:type="spellEnd"/>
+      <w:r>
+        <w:rPr>
+          <w:rFonts w:ascii="Times New Roman" w:hAnsi="Times New Roman" w:cs="Times New Roman"/>
+        </w:rPr>
+        <w:t xml:space="preserve"> </w:t>
+      </w:r>
+      <w:proofErr w:type="spellStart"/>
+      <w:r>
+        <w:rPr>
+          <w:rFonts w:ascii="Times New Roman" w:hAnsi="Times New Roman" w:cs="Times New Roman"/>
+        </w:rPr>
+        <w:t>cải</w:t>
+      </w:r>
+      <w:proofErr w:type="spellEnd"/>
+      <w:r>
+        <w:rPr>
+          <w:rFonts w:ascii="Times New Roman" w:hAnsi="Times New Roman" w:cs="Times New Roman"/>
+        </w:rPr>
+        <w:t xml:space="preserve"> </w:t>
+      </w:r>
+      <w:proofErr w:type="spellStart"/>
+      <w:r>
+        <w:rPr>
+          <w:rFonts w:ascii="Times New Roman" w:hAnsi="Times New Roman" w:cs="Times New Roman"/>
+        </w:rPr>
+        <w:t>thiện</w:t>
+      </w:r>
+      <w:proofErr w:type="spellEnd"/>
+      <w:r>
+        <w:rPr>
+          <w:rFonts w:ascii="Times New Roman" w:hAnsi="Times New Roman" w:cs="Times New Roman"/>
+        </w:rPr>
+        <w:t xml:space="preserve"> </w:t>
+      </w:r>
+      <w:proofErr w:type="spellStart"/>
+      <w:r>
+        <w:rPr>
+          <w:rFonts w:ascii="Times New Roman" w:hAnsi="Times New Roman" w:cs="Times New Roman"/>
+        </w:rPr>
+        <w:t>hiệu</w:t>
+      </w:r>
+      <w:proofErr w:type="spellEnd"/>
+      <w:r>
+        <w:rPr>
+          <w:rFonts w:ascii="Times New Roman" w:hAnsi="Times New Roman" w:cs="Times New Roman"/>
+        </w:rPr>
+        <w:t xml:space="preserve"> </w:t>
+      </w:r>
+      <w:proofErr w:type="spellStart"/>
+      <w:r>
+        <w:rPr>
+          <w:rFonts w:ascii="Times New Roman" w:hAnsi="Times New Roman" w:cs="Times New Roman"/>
+        </w:rPr>
+        <w:t>xuất</w:t>
+      </w:r>
+      <w:proofErr w:type="spellEnd"/>
+      <w:r>
+        <w:rPr>
+          <w:rFonts w:ascii="Times New Roman" w:hAnsi="Times New Roman" w:cs="Times New Roman"/>
+        </w:rPr>
+        <w:t>.</w:t>
+      </w:r>
+    </w:p>
+    <w:p>
+      <w:pPr>
+        <w:ind w:left="360" w:firstLine="360"/>
+        <w:jc w:val="both"/>
+        <w:rPr>
+          <w:rFonts w:ascii="Times New Roman" w:hAnsi="Times New Roman" w:cs="Times New Roman"/>
+        </w:rPr>
+      </w:pPr>
+      <w:proofErr w:type="spellStart"/>
+      <w:r>
+        <w:rPr>
+          <w:rFonts w:ascii="Times New Roman" w:hAnsi="Times New Roman" w:cs="Times New Roman"/>
+        </w:rPr>
+        <w:t>Đọc</w:t>
+      </w:r>
+      <w:proofErr w:type="spellEnd"/>
+      <w:r>
+        <w:rPr>
+          <w:rFonts w:ascii="Times New Roman" w:hAnsi="Times New Roman" w:cs="Times New Roman"/>
+        </w:rPr>
+        <w:t xml:space="preserve"> </w:t>
+      </w:r>
+      <w:proofErr w:type="spellStart"/>
+      <w:r>
+        <w:rPr>
+          <w:rFonts w:ascii="Times New Roman" w:hAnsi="Times New Roman" w:cs="Times New Roman"/>
+        </w:rPr>
+        <w:t>tài</w:t>
+      </w:r>
+      <w:proofErr w:type="spellEnd"/>
+      <w:r>
+        <w:rPr>
+          <w:rFonts w:ascii="Times New Roman" w:hAnsi="Times New Roman" w:cs="Times New Roman"/>
+        </w:rPr>
+        <w:t xml:space="preserve"> </w:t>
+      </w:r>
+      <w:proofErr w:type="spellStart"/>
+      <w:r>
+        <w:rPr>
+          <w:rFonts w:ascii="Times New Roman" w:hAnsi="Times New Roman" w:cs="Times New Roman"/>
+        </w:rPr>
+        <w:t>liệu</w:t>
+      </w:r>
+      <w:proofErr w:type="spellEnd"/>
+      <w:r>
+        <w:rPr>
+          <w:rFonts w:ascii="Times New Roman" w:hAnsi="Times New Roman" w:cs="Times New Roman"/>
+        </w:rPr>
+        <w:t xml:space="preserve"> </w:t>
+      </w:r>
+      <w:proofErr w:type="spellStart"/>
+      <w:r>
+        <w:rPr>
+          <w:rFonts w:ascii="Times New Roman" w:hAnsi="Times New Roman" w:cs="Times New Roman"/>
+        </w:rPr>
+        <w:t>vê</w:t>
+      </w:r>
+      <w:proofErr w:type="spellEnd"/>
+      <w:r>
+        <w:rPr>
+          <w:rFonts w:ascii="Times New Roman" w:hAnsi="Times New Roman" w:cs="Times New Roman"/>
+        </w:rPr>
+        <w:t xml:space="preserve">̀ vue.js </w:t>
+      </w:r>
+      <w:proofErr w:type="spellStart"/>
+      <w:r>
+        <w:rPr>
+          <w:rFonts w:ascii="Times New Roman" w:hAnsi="Times New Roman" w:cs="Times New Roman"/>
+        </w:rPr>
+        <w:t>nhận</w:t>
+      </w:r>
+      <w:proofErr w:type="spellEnd"/>
+      <w:r>
+        <w:rPr>
+          <w:rFonts w:ascii="Times New Roman" w:hAnsi="Times New Roman" w:cs="Times New Roman"/>
+        </w:rPr>
+        <w:t xml:space="preserve"> </w:t>
+      </w:r>
+      <w:proofErr w:type="spellStart"/>
+      <w:r>
+        <w:rPr>
+          <w:rFonts w:ascii="Times New Roman" w:hAnsi="Times New Roman" w:cs="Times New Roman"/>
+        </w:rPr>
+        <w:t>thấy</w:t>
+      </w:r>
+      <w:proofErr w:type="spellEnd"/>
+      <w:r>
+        <w:rPr>
+          <w:rFonts w:ascii="Times New Roman" w:hAnsi="Times New Roman" w:cs="Times New Roman"/>
+        </w:rPr>
+        <w:t xml:space="preserve"> có </w:t>
+      </w:r>
+      <w:proofErr w:type="spellStart"/>
+      <w:r>
+        <w:rPr>
+          <w:rFonts w:ascii="Times New Roman" w:hAnsi="Times New Roman" w:cs="Times New Roman"/>
+        </w:rPr>
+        <w:t>thê</w:t>
+      </w:r>
+      <w:proofErr w:type="spellEnd"/>
+      <w:r>
+        <w:rPr>
+          <w:rFonts w:ascii="Times New Roman" w:hAnsi="Times New Roman" w:cs="Times New Roman"/>
+        </w:rPr>
+        <w:t xml:space="preserve">̉ </w:t>
+      </w:r>
+      <w:proofErr w:type="spellStart"/>
+      <w:r>
+        <w:rPr>
+          <w:rFonts w:ascii="Times New Roman" w:hAnsi="Times New Roman" w:cs="Times New Roman"/>
+        </w:rPr>
+        <w:t>đáp</w:t>
+      </w:r>
+      <w:proofErr w:type="spellEnd"/>
+      <w:r>
+        <w:rPr>
+          <w:rFonts w:ascii="Times New Roman" w:hAnsi="Times New Roman" w:cs="Times New Roman"/>
+        </w:rPr>
+        <w:t xml:space="preserve"> </w:t>
+      </w:r>
+      <w:proofErr w:type="spellStart"/>
+      <w:r>
+        <w:rPr>
+          <w:rFonts w:ascii="Times New Roman" w:hAnsi="Times New Roman" w:cs="Times New Roman"/>
+        </w:rPr>
+        <w:t>ứng</w:t>
+      </w:r>
+      <w:proofErr w:type="spellEnd"/>
+      <w:r>
+        <w:rPr>
+          <w:rFonts w:ascii="Times New Roman" w:hAnsi="Times New Roman" w:cs="Times New Roman"/>
+        </w:rPr>
+        <w:t xml:space="preserve"> </w:t>
+      </w:r>
+      <w:proofErr w:type="spellStart"/>
+      <w:r>
+        <w:rPr>
+          <w:rFonts w:ascii="Times New Roman" w:hAnsi="Times New Roman" w:cs="Times New Roman"/>
+        </w:rPr>
+        <w:t>được</w:t>
+      </w:r>
+      <w:proofErr w:type="spellEnd"/>
+      <w:r>
+        <w:rPr>
+          <w:rFonts w:ascii="Times New Roman" w:hAnsi="Times New Roman" w:cs="Times New Roman"/>
+        </w:rPr>
+        <w:t xml:space="preserve"> </w:t>
+      </w:r>
+      <w:proofErr w:type="spellStart"/>
+      <w:r>
+        <w:rPr>
+          <w:rFonts w:ascii="Times New Roman" w:hAnsi="Times New Roman" w:cs="Times New Roman"/>
+        </w:rPr>
+        <w:t>yêu</w:t>
+      </w:r>
+      <w:proofErr w:type="spellEnd"/>
+      <w:r>
+        <w:rPr>
+          <w:rFonts w:ascii="Times New Roman" w:hAnsi="Times New Roman" w:cs="Times New Roman"/>
+        </w:rPr>
+        <w:t xml:space="preserve"> </w:t>
+      </w:r>
+      <w:proofErr w:type="spellStart"/>
+      <w:r>
+        <w:rPr>
+          <w:rFonts w:ascii="Times New Roman" w:hAnsi="Times New Roman" w:cs="Times New Roman"/>
+        </w:rPr>
+        <w:t>cầu</w:t>
+      </w:r>
+      <w:proofErr w:type="spellEnd"/>
+      <w:r>
+        <w:rPr>
+          <w:rFonts w:ascii="Times New Roman" w:hAnsi="Times New Roman" w:cs="Times New Roman"/>
+        </w:rPr>
+        <w:t xml:space="preserve"> </w:t>
+      </w:r>
+      <w:proofErr w:type="spellStart"/>
+      <w:r>
+        <w:rPr>
+          <w:rFonts w:ascii="Times New Roman" w:hAnsi="Times New Roman" w:cs="Times New Roman"/>
+        </w:rPr>
+        <w:t>màn</w:t>
+      </w:r>
+      <w:proofErr w:type="spellEnd"/>
+      <w:r>
+        <w:rPr>
+          <w:rFonts w:ascii="Times New Roman" w:hAnsi="Times New Roman" w:cs="Times New Roman"/>
+        </w:rPr>
+        <w:t xml:space="preserve"> </w:t>
+      </w:r>
+      <w:proofErr w:type="spellStart"/>
+      <w:r>
+        <w:rPr>
+          <w:rFonts w:ascii="Times New Roman" w:hAnsi="Times New Roman" w:cs="Times New Roman"/>
+        </w:rPr>
+        <w:t>hình</w:t>
+      </w:r>
+      <w:proofErr w:type="spellEnd"/>
+      <w:r>
+        <w:rPr>
+          <w:rFonts w:ascii="Times New Roman" w:hAnsi="Times New Roman" w:cs="Times New Roman"/>
+        </w:rPr>
+        <w:t xml:space="preserve"> POS có </w:t>
+      </w:r>
+      <w:proofErr w:type="spellStart"/>
+      <w:r>
+        <w:rPr>
+          <w:rFonts w:ascii="Times New Roman" w:hAnsi="Times New Roman" w:cs="Times New Roman"/>
+        </w:rPr>
+        <w:t>hiệu</w:t>
+      </w:r>
+      <w:proofErr w:type="spellEnd"/>
+      <w:r>
+        <w:rPr>
+          <w:rFonts w:ascii="Times New Roman" w:hAnsi="Times New Roman" w:cs="Times New Roman"/>
+        </w:rPr>
+        <w:t xml:space="preserve"> </w:t>
+      </w:r>
+      <w:proofErr w:type="spellStart"/>
+      <w:r>
+        <w:rPr>
+          <w:rFonts w:ascii="Times New Roman" w:hAnsi="Times New Roman" w:cs="Times New Roman"/>
+        </w:rPr>
+        <w:t>năng</w:t>
+      </w:r>
+      <w:proofErr w:type="spellEnd"/>
+      <w:r>
+        <w:rPr>
+          <w:rFonts w:ascii="Times New Roman" w:hAnsi="Times New Roman" w:cs="Times New Roman"/>
+        </w:rPr>
+        <w:t xml:space="preserve"> </w:t>
+      </w:r>
+      <w:proofErr w:type="spellStart"/>
+      <w:r>
+        <w:rPr>
+          <w:rFonts w:ascii="Times New Roman" w:hAnsi="Times New Roman" w:cs="Times New Roman"/>
+        </w:rPr>
+        <w:t>ổn</w:t>
+      </w:r>
+      <w:proofErr w:type="spellEnd"/>
+      <w:r>
+        <w:rPr>
+          <w:rFonts w:ascii="Times New Roman" w:hAnsi="Times New Roman" w:cs="Times New Roman"/>
+        </w:rPr>
+        <w:t xml:space="preserve"> </w:t>
+      </w:r>
+      <w:proofErr w:type="spellStart"/>
+      <w:r>
+        <w:rPr>
+          <w:rFonts w:ascii="Times New Roman" w:hAnsi="Times New Roman" w:cs="Times New Roman"/>
+        </w:rPr>
+        <w:t>định</w:t>
+      </w:r>
+      <w:proofErr w:type="spellEnd"/>
+      <w:r>
+        <w:rPr>
+          <w:rFonts w:ascii="Times New Roman" w:hAnsi="Times New Roman" w:cs="Times New Roman"/>
+        </w:rPr>
+        <w:t xml:space="preserve"> </w:t>
+      </w:r>
+      <w:proofErr w:type="spellStart"/>
+      <w:r>
+        <w:rPr>
+          <w:rFonts w:ascii="Times New Roman" w:hAnsi="Times New Roman" w:cs="Times New Roman"/>
+        </w:rPr>
+        <w:t>va</w:t>
+      </w:r>
+      <w:proofErr w:type="spellEnd"/>
+      <w:r>
+        <w:rPr>
+          <w:rFonts w:ascii="Times New Roman" w:hAnsi="Times New Roman" w:cs="Times New Roman"/>
+        </w:rPr>
+        <w:t xml:space="preserve">̀ </w:t>
+      </w:r>
+      <w:proofErr w:type="spellStart"/>
+      <w:r>
+        <w:rPr>
+          <w:rFonts w:ascii="Times New Roman" w:hAnsi="Times New Roman" w:cs="Times New Roman"/>
+        </w:rPr>
+        <w:t>đô</w:t>
+      </w:r>
+      <w:proofErr w:type="spellEnd"/>
+      <w:r>
+        <w:rPr>
+          <w:rFonts w:ascii="Times New Roman" w:hAnsi="Times New Roman" w:cs="Times New Roman"/>
+        </w:rPr>
+        <w:t xml:space="preserve">̣ </w:t>
+      </w:r>
+      <w:proofErr w:type="spellStart"/>
+      <w:r>
+        <w:rPr>
+          <w:rFonts w:ascii="Times New Roman" w:hAnsi="Times New Roman" w:cs="Times New Roman"/>
+        </w:rPr>
+        <w:t>phức</w:t>
+      </w:r>
+      <w:proofErr w:type="spellEnd"/>
+      <w:r>
+        <w:rPr>
+          <w:rFonts w:ascii="Times New Roman" w:hAnsi="Times New Roman" w:cs="Times New Roman"/>
+        </w:rPr>
+        <w:t xml:space="preserve"> </w:t>
+      </w:r>
+      <w:proofErr w:type="spellStart"/>
+      <w:r>
+        <w:rPr>
+          <w:rFonts w:ascii="Times New Roman" w:hAnsi="Times New Roman" w:cs="Times New Roman"/>
+        </w:rPr>
+        <w:t>tạp</w:t>
+      </w:r>
+      <w:proofErr w:type="spellEnd"/>
+      <w:r>
+        <w:rPr>
+          <w:rFonts w:ascii="Times New Roman" w:hAnsi="Times New Roman" w:cs="Times New Roman"/>
+        </w:rPr>
+        <w:t xml:space="preserve"> code </w:t>
+      </w:r>
+      <w:proofErr w:type="spellStart"/>
+      <w:r>
+        <w:rPr>
+          <w:rFonts w:ascii="Times New Roman" w:hAnsi="Times New Roman" w:cs="Times New Roman"/>
+        </w:rPr>
+        <w:t>cũng</w:t>
+      </w:r>
+      <w:proofErr w:type="spellEnd"/>
+      <w:r>
+        <w:rPr>
+          <w:rFonts w:ascii="Times New Roman" w:hAnsi="Times New Roman" w:cs="Times New Roman"/>
+        </w:rPr>
+        <w:t xml:space="preserve"> </w:t>
+      </w:r>
+      <w:proofErr w:type="spellStart"/>
+      <w:r>
+        <w:rPr>
+          <w:rFonts w:ascii="Times New Roman" w:hAnsi="Times New Roman" w:cs="Times New Roman"/>
+        </w:rPr>
+        <w:t>giảm</w:t>
+      </w:r>
+      <w:proofErr w:type="spellEnd"/>
+      <w:r>
+        <w:rPr>
+          <w:rFonts w:ascii="Times New Roman" w:hAnsi="Times New Roman" w:cs="Times New Roman"/>
+        </w:rPr>
+        <w:t xml:space="preserve"> </w:t>
+      </w:r>
+      <w:proofErr w:type="spellStart"/>
+      <w:r>
+        <w:rPr>
+          <w:rFonts w:ascii="Times New Roman" w:hAnsi="Times New Roman" w:cs="Times New Roman"/>
+        </w:rPr>
+        <w:t>bớt</w:t>
+      </w:r>
+      <w:proofErr w:type="spellEnd"/>
+      <w:r>
+        <w:rPr>
+          <w:rFonts w:ascii="Times New Roman" w:hAnsi="Times New Roman" w:cs="Times New Roman"/>
+        </w:rPr>
+        <w:t xml:space="preserve">. Sau </w:t>
+      </w:r>
+      <w:proofErr w:type="spellStart"/>
+      <w:r>
+        <w:rPr>
+          <w:rFonts w:ascii="Times New Roman" w:hAnsi="Times New Roman" w:cs="Times New Roman"/>
+        </w:rPr>
+        <w:t>đây</w:t>
+      </w:r>
+      <w:proofErr w:type="spellEnd"/>
+      <w:r>
+        <w:rPr>
+          <w:rFonts w:ascii="Times New Roman" w:hAnsi="Times New Roman" w:cs="Times New Roman"/>
+        </w:rPr>
+        <w:t xml:space="preserve"> là </w:t>
+      </w:r>
+      <w:proofErr w:type="spellStart"/>
+      <w:r>
+        <w:rPr>
+          <w:rFonts w:ascii="Times New Roman" w:hAnsi="Times New Roman" w:cs="Times New Roman"/>
+        </w:rPr>
+        <w:t>giao</w:t>
+      </w:r>
+      <w:proofErr w:type="spellEnd"/>
+      <w:r>
+        <w:rPr>
+          <w:rFonts w:ascii="Times New Roman" w:hAnsi="Times New Roman" w:cs="Times New Roman"/>
+        </w:rPr>
+        <w:t xml:space="preserve"> </w:t>
+      </w:r>
+      <w:proofErr w:type="spellStart"/>
+      <w:r>
+        <w:rPr>
+          <w:rFonts w:ascii="Times New Roman" w:hAnsi="Times New Roman" w:cs="Times New Roman"/>
+        </w:rPr>
+        <w:t>diện</w:t>
+      </w:r>
+      <w:proofErr w:type="spellEnd"/>
+      <w:r>
+        <w:rPr>
+          <w:rFonts w:ascii="Times New Roman" w:hAnsi="Times New Roman" w:cs="Times New Roman"/>
+        </w:rPr>
+        <w:t xml:space="preserve"> </w:t>
+      </w:r>
+      <w:proofErr w:type="spellStart"/>
+      <w:r>
+        <w:rPr>
+          <w:rFonts w:ascii="Times New Roman" w:hAnsi="Times New Roman" w:cs="Times New Roman"/>
+        </w:rPr>
+        <w:t>đa</w:t>
+      </w:r>
+      <w:proofErr w:type="spellEnd"/>
+      <w:r>
+        <w:rPr>
+          <w:rFonts w:ascii="Times New Roman" w:hAnsi="Times New Roman" w:cs="Times New Roman"/>
+        </w:rPr>
+        <w:t xml:space="preserve">̃ </w:t>
+      </w:r>
+      <w:proofErr w:type="spellStart"/>
+      <w:r>
+        <w:rPr>
+          <w:rFonts w:ascii="Times New Roman" w:hAnsi="Times New Roman" w:cs="Times New Roman"/>
+        </w:rPr>
+        <w:t>được</w:t>
+      </w:r>
+      <w:proofErr w:type="spellEnd"/>
+      <w:r>
+        <w:rPr>
+          <w:rFonts w:ascii="Times New Roman" w:hAnsi="Times New Roman" w:cs="Times New Roman"/>
+        </w:rPr>
+        <w:t xml:space="preserve"> </w:t>
+      </w:r>
+      <w:proofErr w:type="spellStart"/>
+      <w:r>
+        <w:rPr>
+          <w:rFonts w:ascii="Times New Roman" w:hAnsi="Times New Roman" w:cs="Times New Roman"/>
+        </w:rPr>
+        <w:t>hoàn</w:t>
+      </w:r>
+      <w:proofErr w:type="spellEnd"/>
+      <w:r>
+        <w:rPr>
+          <w:rFonts w:ascii="Times New Roman" w:hAnsi="Times New Roman" w:cs="Times New Roman"/>
+        </w:rPr>
+        <w:t xml:space="preserve"> </w:t>
+      </w:r>
+      <w:proofErr w:type="spellStart"/>
+      <w:r>
+        <w:rPr>
+          <w:rFonts w:ascii="Times New Roman" w:hAnsi="Times New Roman" w:cs="Times New Roman"/>
+        </w:rPr>
+        <w:t>thiện</w:t>
+      </w:r>
+      <w:proofErr w:type="spellEnd"/>
+      <w:r>
+        <w:rPr>
+          <w:rFonts w:ascii="Times New Roman" w:hAnsi="Times New Roman" w:cs="Times New Roman"/>
+        </w:rPr>
+        <w:t>.</w:t>
+      </w:r>
     </w:p>
     <w:sectPr>
       <w:pgSz w:w="11909" w:h="16834" w:code="9"/>
